--- a/12_OO_Basics/Übungen/Rectangle/FirstOO_Rectangle.docx
+++ b/12_OO_Basics/Übungen/Rectangle/FirstOO_Rectangle.docx
@@ -1,37 +1,12 @@
 
 <file path=word/document.xml><?xml version="1.0" encoding="utf-8"?>
-<w:document xmlns:wpc="http://schemas.microsoft.com/office/word/2010/wordprocessingCanvas" xmlns:mc="http://schemas.openxmlformats.org/markup-compatibility/2006" xmlns:o="urn:schemas-microsoft-com:office:office" xmlns:r="http://schemas.openxmlformats.org/officeDocument/2006/relationships" xmlns:m="http://schemas.openxmlformats.org/officeDocument/2006/math" xmlns:v="urn:schemas-microsoft-com:vml" xmlns:wp14="http://schemas.microsoft.com/office/word/2010/wordprocessingDrawing" xmlns:wp="http://schemas.openxmlformats.org/drawingml/2006/wordprocessingDrawing" xmlns:w10="urn:schemas-microsoft-com:office:word" xmlns:w="http://schemas.openxmlformats.org/wordprocessingml/2006/main" xmlns:w14="http://schemas.microsoft.com/office/word/2010/wordml" xmlns:w15="http://schemas.microsoft.com/office/word/2012/wordml" xmlns:wpg="http://schemas.microsoft.com/office/word/2010/wordprocessingGroup" xmlns:wpi="http://schemas.microsoft.com/office/word/2010/wordprocessingInk" xmlns:wne="http://schemas.microsoft.com/office/word/2006/wordml" xmlns:wps="http://schemas.microsoft.com/office/word/2010/wordprocessingShape" mc:Ignorable="w14 w15 wp14">
+<w:document xmlns:wpc="http://schemas.microsoft.com/office/word/2010/wordprocessingCanvas" xmlns:cx="http://schemas.microsoft.com/office/drawing/2014/chartex" xmlns:cx1="http://schemas.microsoft.com/office/drawing/2015/9/8/chartex" xmlns:cx2="http://schemas.microsoft.com/office/drawing/2015/10/21/chartex" xmlns:cx3="http://schemas.microsoft.com/office/drawing/2016/5/9/chartex" xmlns:cx4="http://schemas.microsoft.com/office/drawing/2016/5/10/chartex" xmlns:cx5="http://schemas.microsoft.com/office/drawing/2016/5/11/chartex" xmlns:cx6="http://schemas.microsoft.com/office/drawing/2016/5/12/chartex" xmlns:cx7="http://schemas.microsoft.com/office/drawing/2016/5/13/chartex" xmlns:cx8="http://schemas.microsoft.com/office/drawing/2016/5/14/chartex" xmlns:mc="http://schemas.openxmlformats.org/markup-compatibility/2006" xmlns:aink="http://schemas.microsoft.com/office/drawing/2016/ink" xmlns:am3d="http://schemas.microsoft.com/office/drawing/2017/model3d" xmlns:o="urn:schemas-microsoft-com:office:office" xmlns:r="http://schemas.openxmlformats.org/officeDocument/2006/relationships" xmlns:m="http://schemas.openxmlformats.org/officeDocument/2006/math" xmlns:v="urn:schemas-microsoft-com:vml" xmlns:wp14="http://schemas.microsoft.com/office/word/2010/wordprocessingDrawing" xmlns:wp="http://schemas.openxmlformats.org/drawingml/2006/wordprocessingDrawing" xmlns:w10="urn:schemas-microsoft-com:office:word" xmlns:w="http://schemas.openxmlformats.org/wordprocessingml/2006/main" xmlns:w14="http://schemas.microsoft.com/office/word/2010/wordml" xmlns:w15="http://schemas.microsoft.com/office/word/2012/wordml" xmlns:w16cex="http://schemas.microsoft.com/office/word/2018/wordml/cex" xmlns:w16cid="http://schemas.microsoft.com/office/word/2016/wordml/cid" xmlns:w16="http://schemas.microsoft.com/office/word/2018/wordml" xmlns:w16sdtdh="http://schemas.microsoft.com/office/word/2020/wordml/sdtdatahash" xmlns:w16se="http://schemas.microsoft.com/office/word/2015/wordml/symex" xmlns:wpg="http://schemas.microsoft.com/office/word/2010/wordprocessingGroup" xmlns:wpi="http://schemas.microsoft.com/office/word/2010/wordprocessingInk" xmlns:wne="http://schemas.microsoft.com/office/word/2006/wordml" xmlns:wps="http://schemas.microsoft.com/office/word/2010/wordprocessingShape" mc:Ignorable="w14 w15 w16se w16cid w16 w16cex w16sdtdh wp14">
   <w:body>
     <w:p>
       <w:pPr>
         <w:pStyle w:val="berschrift1"/>
       </w:pPr>
       <w:r>
-        <w:t xml:space="preserve">Einführung Objektorientierung – Klasse </w:t>
-      </w:r>
-      <w:r>
-        <w:rPr>
-          <w:i/>
-        </w:rPr>
-        <w:t>Rectangle</w:t>
-      </w:r>
-    </w:p>
-    <w:p>
-      <w:pPr>
-        <w:rPr>
-          <w:rFonts w:asciiTheme="majorHAnsi" w:eastAsiaTheme="majorEastAsia" w:hAnsiTheme="majorHAnsi" w:cstheme="majorBidi"/>
-          <w:color w:val="2E74B5" w:themeColor="accent1" w:themeShade="BF"/>
-          <w:sz w:val="26"/>
-          <w:szCs w:val="26"/>
-        </w:rPr>
-      </w:pPr>
-      <w:r>
-        <w:rPr>
-          <w:rFonts w:asciiTheme="majorHAnsi" w:eastAsiaTheme="majorEastAsia" w:hAnsiTheme="majorHAnsi" w:cstheme="majorBidi"/>
-          <w:color w:val="2E74B5" w:themeColor="accent1" w:themeShade="BF"/>
-          <w:sz w:val="26"/>
-          <w:szCs w:val="26"/>
-        </w:rPr>
         <w:t>Lernziele</w:t>
       </w:r>
     </w:p>
@@ -40,8 +15,9 @@
         <w:pStyle w:val="Listenabsatz"/>
         <w:numPr>
           <w:ilvl w:val="0"/>
-          <w:numId w:val="7"/>
+          <w:numId w:val="26"/>
         </w:numPr>
+        <w:spacing w:after="160" w:line="259" w:lineRule="auto"/>
       </w:pPr>
       <w:r>
         <w:t>Anlegen und Implementieren einer eigenen Klasse</w:t>
@@ -52,123 +28,47 @@
         <w:pStyle w:val="Listenabsatz"/>
         <w:numPr>
           <w:ilvl w:val="0"/>
-          <w:numId w:val="7"/>
+          <w:numId w:val="26"/>
         </w:numPr>
-      </w:pPr>
-      <w:r>
-        <w:t>Instanziierun</w:t>
-      </w:r>
-      <w:r>
-        <w:t xml:space="preserve">g und </w:t>
-      </w:r>
-      <w:r>
-        <w:t>Steuerung</w:t>
-      </w:r>
-      <w:r>
-        <w:t xml:space="preserve"> von Objekten</w:t>
+        <w:spacing w:after="160" w:line="259" w:lineRule="auto"/>
+      </w:pPr>
+      <w:r>
+        <w:t>Instanziierung und Steuerung von Objekten</w:t>
       </w:r>
     </w:p>
     <w:p>
       <w:pPr>
-        <w:rPr>
-          <w:rFonts w:asciiTheme="majorHAnsi" w:eastAsiaTheme="majorEastAsia" w:hAnsiTheme="majorHAnsi" w:cstheme="majorBidi"/>
-          <w:color w:val="2E74B5" w:themeColor="accent1" w:themeShade="BF"/>
-          <w:sz w:val="26"/>
-          <w:szCs w:val="26"/>
-        </w:rPr>
-      </w:pPr>
-      <w:r>
-        <w:rPr>
-          <w:rFonts w:asciiTheme="majorHAnsi" w:eastAsiaTheme="majorEastAsia" w:hAnsiTheme="majorHAnsi" w:cstheme="majorBidi"/>
-          <w:color w:val="2E74B5" w:themeColor="accent1" w:themeShade="BF"/>
-          <w:sz w:val="26"/>
-          <w:szCs w:val="26"/>
-        </w:rPr>
+        <w:pStyle w:val="berschrift1"/>
+      </w:pPr>
+      <w:r>
         <w:t xml:space="preserve">Klasse </w:t>
       </w:r>
-      <w:r>
-        <w:rPr>
-          <w:rFonts w:asciiTheme="majorHAnsi" w:eastAsiaTheme="majorEastAsia" w:hAnsiTheme="majorHAnsi" w:cstheme="majorBidi"/>
-          <w:i/>
-          <w:color w:val="2E74B5" w:themeColor="accent1" w:themeShade="BF"/>
-          <w:sz w:val="26"/>
-          <w:szCs w:val="26"/>
-        </w:rPr>
+      <w:proofErr w:type="spellStart"/>
+      <w:r>
         <w:t>Rectangle</w:t>
       </w:r>
+      <w:proofErr w:type="spellEnd"/>
     </w:p>
     <w:p>
       <w:pPr>
         <w:jc w:val="both"/>
       </w:pPr>
       <w:r>
-        <w:t xml:space="preserve">Schreiben Sie ein C#-Programm, das eine Klasse </w:t>
-      </w:r>
+        <w:br/>
+      </w:r>
+      <w:r>
+        <w:t xml:space="preserve">Schreiben Sie ein C#-Programm, welche eine Klasse </w:t>
+      </w:r>
+      <w:proofErr w:type="spellStart"/>
       <w:r>
         <w:rPr>
           <w:rFonts w:ascii="Courier New" w:hAnsi="Courier New" w:cs="Courier New"/>
         </w:rPr>
         <w:t>Rectangle</w:t>
       </w:r>
-      <w:r>
-        <w:t xml:space="preserve"> implementiert. Ein Objekt der K</w:t>
-      </w:r>
-      <w:r>
-        <w:t xml:space="preserve">lasse </w:t>
-      </w:r>
-      <w:r>
-        <w:rPr>
-          <w:rFonts w:ascii="Courier New" w:hAnsi="Courier New" w:cs="Courier New"/>
-        </w:rPr>
-        <w:t>Rectangle</w:t>
-      </w:r>
-      <w:r>
-        <w:t xml:space="preserve"> soll die </w:t>
-      </w:r>
-      <w:r>
-        <w:rPr>
-          <w:b/>
-        </w:rPr>
-        <w:t>Member</w:t>
-      </w:r>
-      <w:r>
-        <w:rPr>
-          <w:b/>
-        </w:rPr>
-        <w:t>variablen</w:t>
-      </w:r>
-      <w:r>
-        <w:t xml:space="preserve"> </w:t>
-      </w:r>
-      <w:r>
-        <w:t>_</w:t>
-      </w:r>
-      <w:r>
-        <w:rPr>
-          <w:rFonts w:ascii="Courier New" w:hAnsi="Courier New" w:cs="Courier New"/>
-        </w:rPr>
-        <w:t>length</w:t>
-      </w:r>
-      <w:r>
-        <w:t xml:space="preserve"> und </w:t>
-      </w:r>
-      <w:r>
-        <w:t>_</w:t>
-      </w:r>
-      <w:r>
-        <w:rPr>
-          <w:rFonts w:ascii="Courier New" w:hAnsi="Courier New" w:cs="Courier New"/>
-        </w:rPr>
-        <w:t>width</w:t>
-      </w:r>
-      <w:r>
-        <w:t xml:space="preserve"> beinhalten</w:t>
-      </w:r>
-      <w:r>
-        <w:t xml:space="preserve"> (kapseln)</w:t>
-      </w:r>
-      <w:r>
-        <w:t>.</w:t>
+      <w:proofErr w:type="spellEnd"/>
+      <w:r>
+        <w:t xml:space="preserve"> implementiert. </w:t>
       </w:r>
     </w:p>
     <w:p>
@@ -176,7 +76,13 @@
         <w:jc w:val="both"/>
       </w:pPr>
       <w:r>
-        <w:t>Es sind folgende Methoden zu implementieren:</w:t>
+        <w:t>Es sind folgende Pr</w:t>
+      </w:r>
+      <w:r>
+        <w:t>o</w:t>
+      </w:r>
+      <w:r>
+        <w:t>perties zu implementieren:</w:t>
       </w:r>
     </w:p>
     <w:p>
@@ -184,21 +90,41 @@
         <w:pStyle w:val="Listenabsatz"/>
         <w:numPr>
           <w:ilvl w:val="0"/>
-          <w:numId w:val="22"/>
+          <w:numId w:val="27"/>
         </w:numPr>
+        <w:spacing w:after="160" w:line="259" w:lineRule="auto"/>
         <w:jc w:val="both"/>
         <w:rPr>
           <w:rFonts w:ascii="Courier New" w:hAnsi="Courier New" w:cs="Courier New"/>
         </w:rPr>
       </w:pPr>
-      <w:r>
-        <w:rPr>
-          <w:rFonts w:ascii="Courier New" w:hAnsi="Courier New" w:cs="Courier New"/>
-        </w:rPr>
-        <w:t xml:space="preserve">SetLength: </w:t>
-      </w:r>
-      <w:r>
-        <w:t>Setzt die Länge auf einen neuen Wert</w:t>
+      <w:proofErr w:type="spellStart"/>
+      <w:r>
+        <w:rPr>
+          <w:rFonts w:ascii="Courier New" w:hAnsi="Courier New" w:cs="Courier New"/>
+        </w:rPr>
+        <w:t>Length</w:t>
+      </w:r>
+      <w:proofErr w:type="spellEnd"/>
+      <w:r>
+        <w:rPr>
+          <w:rFonts w:ascii="Courier New" w:hAnsi="Courier New" w:cs="Courier New"/>
+        </w:rPr>
+        <w:t xml:space="preserve">: </w:t>
+      </w:r>
+      <w:r>
+        <w:t xml:space="preserve">Länge </w:t>
+      </w:r>
+      <w:r>
+        <w:t xml:space="preserve">des </w:t>
+      </w:r>
+      <w:proofErr w:type="spellStart"/>
+      <w:r>
+        <w:t>Rectangle</w:t>
+      </w:r>
+      <w:proofErr w:type="spellEnd"/>
+      <w:r>
+        <w:t xml:space="preserve"> r/w</w:t>
       </w:r>
     </w:p>
     <w:p>
@@ -206,18 +132,30 @@
         <w:pStyle w:val="Listenabsatz"/>
         <w:numPr>
           <w:ilvl w:val="0"/>
-          <w:numId w:val="22"/>
+          <w:numId w:val="27"/>
         </w:numPr>
+        <w:spacing w:after="160" w:line="259" w:lineRule="auto"/>
         <w:jc w:val="both"/>
       </w:pPr>
       <w:r>
         <w:rPr>
           <w:rFonts w:ascii="Courier New" w:hAnsi="Courier New" w:cs="Courier New"/>
         </w:rPr>
-        <w:t xml:space="preserve">SetWidth: </w:t>
-      </w:r>
-      <w:r>
-        <w:t>Setzt die Breite auf einen neuen Wert</w:t>
+        <w:t xml:space="preserve">Width: </w:t>
+      </w:r>
+      <w:r>
+        <w:t xml:space="preserve">Breite </w:t>
+      </w:r>
+      <w:r>
+        <w:t xml:space="preserve">des </w:t>
+      </w:r>
+      <w:proofErr w:type="spellStart"/>
+      <w:r>
+        <w:t>Rectangle</w:t>
+      </w:r>
+      <w:proofErr w:type="spellEnd"/>
+      <w:r>
+        <w:t xml:space="preserve"> r/w</w:t>
       </w:r>
     </w:p>
     <w:p>
@@ -225,8 +163,9 @@
         <w:pStyle w:val="Listenabsatz"/>
         <w:numPr>
           <w:ilvl w:val="0"/>
-          <w:numId w:val="22"/>
+          <w:numId w:val="27"/>
         </w:numPr>
+        <w:spacing w:after="160" w:line="259" w:lineRule="auto"/>
         <w:jc w:val="both"/>
         <w:rPr>
           <w:rFonts w:ascii="Courier New" w:hAnsi="Courier New" w:cs="Courier New"/>
@@ -236,7 +175,7 @@
         <w:rPr>
           <w:rFonts w:ascii="Courier New" w:hAnsi="Courier New" w:cs="Courier New"/>
         </w:rPr>
-        <w:t xml:space="preserve">GetPerimeter: </w:t>
+        <w:t xml:space="preserve">Perimeter: </w:t>
       </w:r>
       <w:r>
         <w:t>Berechnet und liefert den Umfang</w:t>
@@ -247,8 +186,9 @@
         <w:pStyle w:val="Listenabsatz"/>
         <w:numPr>
           <w:ilvl w:val="0"/>
-          <w:numId w:val="22"/>
+          <w:numId w:val="27"/>
         </w:numPr>
+        <w:spacing w:after="160" w:line="259" w:lineRule="auto"/>
         <w:jc w:val="both"/>
         <w:rPr>
           <w:rFonts w:ascii="Courier New" w:hAnsi="Courier New" w:cs="Courier New"/>
@@ -258,7 +198,7 @@
         <w:rPr>
           <w:rFonts w:ascii="Courier New" w:hAnsi="Courier New" w:cs="Courier New"/>
         </w:rPr>
-        <w:t xml:space="preserve">GetArea: </w:t>
+        <w:t xml:space="preserve">Area: </w:t>
       </w:r>
       <w:r>
         <w:t>Berechnet und liefert den Flächeninhalt</w:t>
@@ -278,10 +218,7 @@
         <w:t>Konstruktoren</w:t>
       </w:r>
       <w:r>
-        <w:t>, wobei der Konstruktor ohne Parameter die Länge und die Breite jeweils auf 1 setzen soll.</w:t>
-      </w:r>
-      <w:r>
-        <w:t xml:space="preserve"> Der zweite Konstruktor übernimmt schon beim Erzeugen des Objekts die gewünschte Länge und Breite.</w:t>
+        <w:t>, wobei der Konstruktor ohne Parameter die Länge und die Breite jeweils auf 1 setzen soll. Der zweite Konstruktor übernimmt schon beim Erzeugen des Objekts die gewünschte Länge und Breite.</w:t>
       </w:r>
     </w:p>
     <w:p>
@@ -307,12 +244,21 @@
         </w:rPr>
         <w:t xml:space="preserve">ublic </w:t>
       </w:r>
+      <w:proofErr w:type="gramStart"/>
       <w:r>
         <w:rPr>
           <w:rFonts w:ascii="Courier New" w:hAnsi="Courier New" w:cs="Courier New"/>
           <w:lang w:val="en-GB"/>
         </w:rPr>
-        <w:t>Rectangle()</w:t>
+        <w:t>Rectangle(</w:t>
+      </w:r>
+      <w:proofErr w:type="gramEnd"/>
+      <w:r>
+        <w:rPr>
+          <w:rFonts w:ascii="Courier New" w:hAnsi="Courier New" w:cs="Courier New"/>
+          <w:lang w:val="en-GB"/>
+        </w:rPr>
+        <w:t>)</w:t>
       </w:r>
     </w:p>
     <w:p>
@@ -329,14 +275,30 @@
           <w:rFonts w:ascii="Courier New" w:hAnsi="Courier New" w:cs="Courier New"/>
           <w:lang w:val="en-GB"/>
         </w:rPr>
-        <w:t>public Rectangle</w:t>
-      </w:r>
+        <w:t xml:space="preserve">public </w:t>
+      </w:r>
+      <w:proofErr w:type="gramStart"/>
       <w:r>
         <w:rPr>
           <w:rFonts w:ascii="Courier New" w:hAnsi="Courier New" w:cs="Courier New"/>
           <w:lang w:val="en-GB"/>
         </w:rPr>
-        <w:t>(int width</w:t>
+        <w:t>Rectangle</w:t>
+      </w:r>
+      <w:r>
+        <w:rPr>
+          <w:rFonts w:ascii="Courier New" w:hAnsi="Courier New" w:cs="Courier New"/>
+          <w:lang w:val="en-GB"/>
+        </w:rPr>
+        <w:t>(</w:t>
+      </w:r>
+      <w:proofErr w:type="gramEnd"/>
+      <w:r>
+        <w:rPr>
+          <w:rFonts w:ascii="Courier New" w:hAnsi="Courier New" w:cs="Courier New"/>
+          <w:lang w:val="en-GB"/>
+        </w:rPr>
+        <w:t>int width</w:t>
       </w:r>
       <w:r>
         <w:rPr>
@@ -415,7 +377,21 @@
         <w:rPr>
           <w:rFonts w:ascii="Courier New" w:hAnsi="Courier New" w:cs="Courier New"/>
         </w:rPr>
-        <w:t>///  0: Beide Rechtecke sind gleich groß</w:t>
+        <w:t>//</w:t>
+      </w:r>
+      <w:proofErr w:type="gramStart"/>
+      <w:r>
+        <w:rPr>
+          <w:rFonts w:ascii="Courier New" w:hAnsi="Courier New" w:cs="Courier New"/>
+        </w:rPr>
+        <w:t>/  0</w:t>
+      </w:r>
+      <w:proofErr w:type="gramEnd"/>
+      <w:r>
+        <w:rPr>
+          <w:rFonts w:ascii="Courier New" w:hAnsi="Courier New" w:cs="Courier New"/>
+        </w:rPr>
+        <w:t>: Beide Rechtecke sind gleich groß</w:t>
       </w:r>
     </w:p>
     <w:p>
@@ -471,13 +447,40 @@
         </w:rPr>
         <w:t xml:space="preserve"> </w:t>
       </w:r>
+      <w:proofErr w:type="spellStart"/>
+      <w:proofErr w:type="gramStart"/>
       <w:r>
         <w:rPr>
           <w:rFonts w:ascii="Courier New" w:hAnsi="Courier New" w:cs="Courier New"/>
           <w:lang w:val="en-GB"/>
         </w:rPr>
-        <w:t>CompareTo(Rectangle rect</w:t>
-      </w:r>
+        <w:t>CompareTo</w:t>
+      </w:r>
+      <w:proofErr w:type="spellEnd"/>
+      <w:r>
+        <w:rPr>
+          <w:rFonts w:ascii="Courier New" w:hAnsi="Courier New" w:cs="Courier New"/>
+          <w:lang w:val="en-GB"/>
+        </w:rPr>
+        <w:t>(</w:t>
+      </w:r>
+      <w:proofErr w:type="gramEnd"/>
+      <w:r>
+        <w:rPr>
+          <w:rFonts w:ascii="Courier New" w:hAnsi="Courier New" w:cs="Courier New"/>
+          <w:lang w:val="en-GB"/>
+        </w:rPr>
+        <w:t xml:space="preserve">Rectangle </w:t>
+      </w:r>
+      <w:proofErr w:type="spellStart"/>
+      <w:r>
+        <w:rPr>
+          <w:rFonts w:ascii="Courier New" w:hAnsi="Courier New" w:cs="Courier New"/>
+          <w:lang w:val="en-GB"/>
+        </w:rPr>
+        <w:t>rect</w:t>
+      </w:r>
+      <w:proofErr w:type="spellEnd"/>
       <w:r>
         <w:rPr>
           <w:rFonts w:ascii="Courier New" w:hAnsi="Courier New" w:cs="Courier New"/>
@@ -525,12 +528,21 @@
         </w:rPr>
         <w:t xml:space="preserve">ublic void </w:t>
       </w:r>
+      <w:proofErr w:type="gramStart"/>
       <w:r>
         <w:rPr>
           <w:rFonts w:ascii="Courier New" w:hAnsi="Courier New" w:cs="Courier New"/>
           <w:lang w:val="en-GB"/>
         </w:rPr>
-        <w:t>Scale(int factor</w:t>
+        <w:t>Scale(</w:t>
+      </w:r>
+      <w:proofErr w:type="gramEnd"/>
+      <w:r>
+        <w:rPr>
+          <w:rFonts w:ascii="Courier New" w:hAnsi="Courier New" w:cs="Courier New"/>
+          <w:lang w:val="en-GB"/>
+        </w:rPr>
+        <w:t>double factor</w:t>
       </w:r>
       <w:r>
         <w:rPr>
@@ -564,11 +576,55 @@
           <w:rFonts w:ascii="Courier New" w:hAnsi="Courier New" w:cs="Courier New"/>
         </w:rPr>
       </w:pPr>
-      <w:r>
-        <w:rPr>
-          <w:rFonts w:ascii="Courier New" w:hAnsi="Courier New" w:cs="Courier New"/>
-        </w:rPr>
-        <w:t>public void Rotate()</w:t>
+      <w:proofErr w:type="spellStart"/>
+      <w:r>
+        <w:rPr>
+          <w:rFonts w:ascii="Courier New" w:hAnsi="Courier New" w:cs="Courier New"/>
+        </w:rPr>
+        <w:t>public</w:t>
+      </w:r>
+      <w:proofErr w:type="spellEnd"/>
+      <w:r>
+        <w:rPr>
+          <w:rFonts w:ascii="Courier New" w:hAnsi="Courier New" w:cs="Courier New"/>
+        </w:rPr>
+        <w:t xml:space="preserve"> </w:t>
+      </w:r>
+      <w:proofErr w:type="spellStart"/>
+      <w:r>
+        <w:rPr>
+          <w:rFonts w:ascii="Courier New" w:hAnsi="Courier New" w:cs="Courier New"/>
+        </w:rPr>
+        <w:t>void</w:t>
+      </w:r>
+      <w:proofErr w:type="spellEnd"/>
+      <w:r>
+        <w:rPr>
+          <w:rFonts w:ascii="Courier New" w:hAnsi="Courier New" w:cs="Courier New"/>
+        </w:rPr>
+        <w:t xml:space="preserve"> </w:t>
+      </w:r>
+      <w:proofErr w:type="spellStart"/>
+      <w:proofErr w:type="gramStart"/>
+      <w:r>
+        <w:rPr>
+          <w:rFonts w:ascii="Courier New" w:hAnsi="Courier New" w:cs="Courier New"/>
+        </w:rPr>
+        <w:t>Rotate</w:t>
+      </w:r>
+      <w:proofErr w:type="spellEnd"/>
+      <w:r>
+        <w:rPr>
+          <w:rFonts w:ascii="Courier New" w:hAnsi="Courier New" w:cs="Courier New"/>
+        </w:rPr>
+        <w:t>(</w:t>
+      </w:r>
+      <w:proofErr w:type="gramEnd"/>
+      <w:r>
+        <w:rPr>
+          <w:rFonts w:ascii="Courier New" w:hAnsi="Courier New" w:cs="Courier New"/>
+        </w:rPr>
+        <w:t>)</w:t>
       </w:r>
     </w:p>
     <w:p>
@@ -601,49 +657,64 @@
           <w:rFonts w:ascii="Courier New" w:hAnsi="Courier New" w:cs="Courier New"/>
         </w:rPr>
       </w:pPr>
-      <w:r>
-        <w:rPr>
-          <w:rFonts w:ascii="Courier New" w:hAnsi="Courier New" w:cs="Courier New"/>
-        </w:rPr>
-        <w:t>public void Print()</w:t>
+      <w:proofErr w:type="spellStart"/>
+      <w:r>
+        <w:rPr>
+          <w:rFonts w:ascii="Courier New" w:hAnsi="Courier New" w:cs="Courier New"/>
+        </w:rPr>
+        <w:t>public</w:t>
+      </w:r>
+      <w:proofErr w:type="spellEnd"/>
+      <w:r>
+        <w:rPr>
+          <w:rFonts w:ascii="Courier New" w:hAnsi="Courier New" w:cs="Courier New"/>
+        </w:rPr>
+        <w:t xml:space="preserve"> </w:t>
+      </w:r>
+      <w:proofErr w:type="spellStart"/>
+      <w:r>
+        <w:rPr>
+          <w:rFonts w:ascii="Courier New" w:hAnsi="Courier New" w:cs="Courier New"/>
+        </w:rPr>
+        <w:t>void</w:t>
+      </w:r>
+      <w:proofErr w:type="spellEnd"/>
+      <w:r>
+        <w:rPr>
+          <w:rFonts w:ascii="Courier New" w:hAnsi="Courier New" w:cs="Courier New"/>
+        </w:rPr>
+        <w:t xml:space="preserve"> </w:t>
+      </w:r>
+      <w:proofErr w:type="gramStart"/>
+      <w:r>
+        <w:rPr>
+          <w:rFonts w:ascii="Courier New" w:hAnsi="Courier New" w:cs="Courier New"/>
+        </w:rPr>
+        <w:t>Print(</w:t>
+      </w:r>
+      <w:proofErr w:type="gramEnd"/>
+      <w:r>
+        <w:rPr>
+          <w:rFonts w:ascii="Courier New" w:hAnsi="Courier New" w:cs="Courier New"/>
+        </w:rPr>
+        <w:t>)</w:t>
       </w:r>
     </w:p>
     <w:p>
       <w:pPr>
-        <w:rPr>
-          <w:rFonts w:asciiTheme="majorHAnsi" w:eastAsiaTheme="majorEastAsia" w:hAnsiTheme="majorHAnsi" w:cstheme="majorBidi"/>
-          <w:color w:val="2E74B5" w:themeColor="accent1" w:themeShade="BF"/>
-          <w:sz w:val="26"/>
-          <w:szCs w:val="26"/>
-        </w:rPr>
-      </w:pPr>
-      <w:r>
-        <w:rPr>
-          <w:rFonts w:asciiTheme="majorHAnsi" w:eastAsiaTheme="majorEastAsia" w:hAnsiTheme="majorHAnsi" w:cstheme="majorBidi"/>
-          <w:color w:val="2E74B5" w:themeColor="accent1" w:themeShade="BF"/>
-          <w:sz w:val="26"/>
-          <w:szCs w:val="26"/>
-        </w:rPr>
+        <w:pStyle w:val="berschrift2"/>
+        <w:pageBreakBefore/>
+      </w:pPr>
+      <w:r>
+        <w:lastRenderedPageBreak/>
         <w:t xml:space="preserve">Klasse </w:t>
       </w:r>
-      <w:r>
-        <w:rPr>
-          <w:rFonts w:asciiTheme="majorHAnsi" w:eastAsiaTheme="majorEastAsia" w:hAnsiTheme="majorHAnsi" w:cstheme="majorBidi"/>
-          <w:i/>
-          <w:color w:val="2E74B5" w:themeColor="accent1" w:themeShade="BF"/>
-          <w:sz w:val="26"/>
-          <w:szCs w:val="26"/>
-        </w:rPr>
+      <w:proofErr w:type="spellStart"/>
+      <w:r>
         <w:t>Rectangle</w:t>
       </w:r>
-      <w:r>
-        <w:rPr>
-          <w:rFonts w:asciiTheme="majorHAnsi" w:eastAsiaTheme="majorEastAsia" w:hAnsiTheme="majorHAnsi" w:cstheme="majorBidi"/>
-          <w:i/>
-          <w:color w:val="2E74B5" w:themeColor="accent1" w:themeShade="BF"/>
-          <w:sz w:val="26"/>
-          <w:szCs w:val="26"/>
-        </w:rPr>
+      <w:proofErr w:type="spellEnd"/>
+      <w:r>
         <w:t>: Zeichnen</w:t>
       </w:r>
     </w:p>
@@ -652,19 +723,37 @@
         <w:jc w:val="both"/>
       </w:pPr>
       <w:r>
+        <w:br/>
+      </w:r>
+      <w:r>
         <w:t>Erwe</w:t>
       </w:r>
       <w:r>
-        <w:t>itern Sie die Klasse um zwei Membervariablen, die die x/y-Startposition des linken oberen Eckes eines Rectangle angibt, sowie eine Farbe</w:t>
-      </w:r>
-      <w:r>
-        <w:t xml:space="preserve"> (vom Typ ConsoleColor)</w:t>
-      </w:r>
-      <w:r>
-        <w:t>, mit der das Rectangle gezeichnet werden soll. Ändern Sie die Konstruktoren un</w:t>
-      </w:r>
-      <w:r>
-        <w:t>d Zugriffsmethoden entsprechend.</w:t>
+        <w:t xml:space="preserve">itern Sie die Klasse um zwei Membervariablen, die die x/y-Startposition des linken oberen Eckes eines </w:t>
+      </w:r>
+      <w:proofErr w:type="spellStart"/>
+      <w:r>
+        <w:t>Rectangle</w:t>
+      </w:r>
+      <w:proofErr w:type="spellEnd"/>
+      <w:r>
+        <w:t xml:space="preserve"> angibt, sowie eine Farbe (vom Typ </w:t>
+      </w:r>
+      <w:proofErr w:type="spellStart"/>
+      <w:r>
+        <w:t>ConsoleColor</w:t>
+      </w:r>
+      <w:proofErr w:type="spellEnd"/>
+      <w:r>
+        <w:t xml:space="preserve">), mit der das </w:t>
+      </w:r>
+      <w:proofErr w:type="spellStart"/>
+      <w:r>
+        <w:t>Rectangle</w:t>
+      </w:r>
+      <w:proofErr w:type="spellEnd"/>
+      <w:r>
+        <w:t xml:space="preserve"> gezeichnet werden soll. Ändern Sie die Konstruktoren und Zugriffsmethoden entsprechend.</w:t>
       </w:r>
     </w:p>
     <w:p>
@@ -672,22 +761,7 @@
         <w:jc w:val="both"/>
       </w:pPr>
       <w:r>
-        <w:t>Fügen Sie eine Dra</w:t>
-      </w:r>
-      <w:r>
-        <w:t>w-Methode</w:t>
-      </w:r>
-      <w:r>
-        <w:t xml:space="preserve"> hinzu</w:t>
-      </w:r>
-      <w:r>
-        <w:t>, die das Rechteck an der jeweils gegebenen Startposition in der Konsole</w:t>
-      </w:r>
-      <w:r>
-        <w:t xml:space="preserve"> und in der richtigen Farbe</w:t>
-      </w:r>
-      <w:r>
-        <w:t xml:space="preserve"> zeichnet.</w:t>
+        <w:t>Fügen Sie eine Draw-Methode hinzu, die das Rechteck an der jeweils gegebenen Startposition in der Konsole und in der richtigen Farbe zeichnet.</w:t>
       </w:r>
     </w:p>
     <w:p>
@@ -720,33 +794,46 @@
           <w:rFonts w:ascii="Courier New" w:hAnsi="Courier New" w:cs="Courier New"/>
           <w:lang w:val="en-GB"/>
         </w:rPr>
-        <w:t>public void Draw(char fillCharacter)</w:t>
+        <w:t xml:space="preserve">public void </w:t>
+      </w:r>
+      <w:proofErr w:type="gramStart"/>
+      <w:r>
+        <w:rPr>
+          <w:rFonts w:ascii="Courier New" w:hAnsi="Courier New" w:cs="Courier New"/>
+          <w:lang w:val="en-GB"/>
+        </w:rPr>
+        <w:t>Draw(</w:t>
+      </w:r>
+      <w:proofErr w:type="gramEnd"/>
+      <w:r>
+        <w:rPr>
+          <w:rFonts w:ascii="Courier New" w:hAnsi="Courier New" w:cs="Courier New"/>
+          <w:lang w:val="en-GB"/>
+        </w:rPr>
+        <w:t xml:space="preserve">char </w:t>
+      </w:r>
+      <w:proofErr w:type="spellStart"/>
+      <w:r>
+        <w:rPr>
+          <w:rFonts w:ascii="Courier New" w:hAnsi="Courier New" w:cs="Courier New"/>
+          <w:lang w:val="en-GB"/>
+        </w:rPr>
+        <w:t>fillCharacter</w:t>
+      </w:r>
+      <w:proofErr w:type="spellEnd"/>
+      <w:r>
+        <w:rPr>
+          <w:rFonts w:ascii="Courier New" w:hAnsi="Courier New" w:cs="Courier New"/>
+          <w:lang w:val="en-GB"/>
+        </w:rPr>
+        <w:t>)</w:t>
       </w:r>
     </w:p>
     <w:p>
       <w:pPr>
-        <w:jc w:val="both"/>
-        <w:rPr>
-          <w:lang w:val="en-GB"/>
-        </w:rPr>
-      </w:pPr>
-    </w:p>
-    <w:p>
-      <w:pPr>
-        <w:rPr>
-          <w:rFonts w:asciiTheme="majorHAnsi" w:eastAsiaTheme="majorEastAsia" w:hAnsiTheme="majorHAnsi" w:cstheme="majorBidi"/>
-          <w:color w:val="2E74B5" w:themeColor="accent1" w:themeShade="BF"/>
-          <w:sz w:val="26"/>
-          <w:szCs w:val="26"/>
-        </w:rPr>
-      </w:pPr>
-      <w:r>
-        <w:rPr>
-          <w:rFonts w:asciiTheme="majorHAnsi" w:eastAsiaTheme="majorEastAsia" w:hAnsiTheme="majorHAnsi" w:cstheme="majorBidi"/>
-          <w:color w:val="2E74B5" w:themeColor="accent1" w:themeShade="BF"/>
-          <w:sz w:val="26"/>
-          <w:szCs w:val="26"/>
-        </w:rPr>
+        <w:pStyle w:val="berschrift2"/>
+      </w:pPr>
+      <w:r>
         <w:t>Hauptprogramm</w:t>
       </w:r>
     </w:p>
@@ -755,27 +842,24 @@
         <w:pStyle w:val="Listenabsatz"/>
         <w:numPr>
           <w:ilvl w:val="0"/>
-          <w:numId w:val="23"/>
+          <w:numId w:val="28"/>
         </w:numPr>
+        <w:spacing w:after="160" w:line="259" w:lineRule="auto"/>
         <w:jc w:val="both"/>
       </w:pPr>
       <w:r>
         <w:t xml:space="preserve">Erstellen Sie in Ihrem Hauptprogramm ein Array von </w:t>
       </w:r>
+      <w:proofErr w:type="spellStart"/>
       <w:r>
         <w:rPr>
           <w:i/>
         </w:rPr>
         <w:t>Rectangles</w:t>
       </w:r>
-      <w:r>
-        <w:t xml:space="preserve"> und eine </w:t>
-      </w:r>
-      <w:r>
-        <w:t>Methode</w:t>
-      </w:r>
-      <w:r>
-        <w:t xml:space="preserve"> </w:t>
+      <w:proofErr w:type="spellEnd"/>
+      <w:r>
+        <w:t xml:space="preserve"> und eine Methode </w:t>
       </w:r>
       <w:r>
         <w:rPr>
@@ -786,17 +870,16 @@
       <w:r>
         <w:t xml:space="preserve">, die die Konsole löscht und das Array von </w:t>
       </w:r>
+      <w:proofErr w:type="spellStart"/>
       <w:r>
         <w:rPr>
           <w:i/>
         </w:rPr>
         <w:t>Rectangles</w:t>
       </w:r>
-      <w:r>
-        <w:t xml:space="preserve"> in die Konsole zeichnet.</w:t>
-      </w:r>
-      <w:r>
-        <w:t xml:space="preserve"> </w:t>
+      <w:proofErr w:type="spellEnd"/>
+      <w:r>
+        <w:t xml:space="preserve"> in die Konsole zeichnet. </w:t>
       </w:r>
     </w:p>
     <w:p>
@@ -804,33 +887,37 @@
         <w:pStyle w:val="Listenabsatz"/>
         <w:numPr>
           <w:ilvl w:val="0"/>
-          <w:numId w:val="23"/>
+          <w:numId w:val="28"/>
         </w:numPr>
+        <w:spacing w:after="160" w:line="259" w:lineRule="auto"/>
         <w:jc w:val="both"/>
       </w:pPr>
       <w:r>
-        <w:t xml:space="preserve">Skalieren bzw. Rotieren Sie alle </w:t>
-      </w:r>
-      <w:r>
-        <w:t>(</w:t>
-      </w:r>
-      <w:r>
-        <w:t>oder einzelne</w:t>
-      </w:r>
-      <w:r>
-        <w:t>)</w:t>
-      </w:r>
-      <w:r>
-        <w:t xml:space="preserve"> Rectangles in diesem Array mit einer entsprechenden Tastenbelegung (z.B. „s“ für Scale,</w:t>
-      </w:r>
-      <w:r>
-        <w:t xml:space="preserve"> „r“ für Rotate</w:t>
-      </w:r>
-      <w:r>
-        <w:t>).</w:t>
-      </w:r>
-      <w:r>
-        <w:t xml:space="preserve"> Rufen Sie danach auch immer die Methode Draw auf, um die Veränderung zu sehen.</w:t>
+        <w:t xml:space="preserve">Skalieren bzw. Rotieren Sie alle (oder einzelne) </w:t>
+      </w:r>
+      <w:proofErr w:type="spellStart"/>
+      <w:r>
+        <w:t>Rectangles</w:t>
+      </w:r>
+      <w:proofErr w:type="spellEnd"/>
+      <w:r>
+        <w:t xml:space="preserve"> in diesem Array mit einer entsprechenden Tastenbelegung (z.B. „s“ für </w:t>
+      </w:r>
+      <w:proofErr w:type="spellStart"/>
+      <w:r>
+        <w:t>Scale</w:t>
+      </w:r>
+      <w:proofErr w:type="spellEnd"/>
+      <w:r>
+        <w:t xml:space="preserve">, „r“ für </w:t>
+      </w:r>
+      <w:proofErr w:type="spellStart"/>
+      <w:r>
+        <w:t>Rotate</w:t>
+      </w:r>
+      <w:proofErr w:type="spellEnd"/>
+      <w:r>
+        <w:t>). Rufen Sie danach auch immer die Methode Draw auf, um die Veränderung zu sehen.</w:t>
       </w:r>
     </w:p>
     <w:p>
@@ -838,52 +925,29 @@
         <w:pStyle w:val="Listenabsatz"/>
         <w:numPr>
           <w:ilvl w:val="0"/>
-          <w:numId w:val="23"/>
+          <w:numId w:val="28"/>
         </w:numPr>
+        <w:spacing w:after="160" w:line="259" w:lineRule="auto"/>
         <w:jc w:val="both"/>
       </w:pPr>
       <w:r>
-        <w:t xml:space="preserve">Sortieren Sie das Array von Rectangles absteigend nach der Größe (= Flächeninhalt). Wenn Sie mehrere Rechtecke an der gleichen </w:t>
-      </w:r>
-      <w:r>
-        <w:t>x/y-</w:t>
-      </w:r>
-      <w:r>
-        <w:t xml:space="preserve">Position haben, müsste danach das größte dieser Rechtecke </w:t>
-      </w:r>
-      <w:r>
-        <w:t>vor den kleineren</w:t>
-      </w:r>
-      <w:r>
-        <w:t xml:space="preserve"> gezeichnet werden und kann damit </w:t>
-      </w:r>
-      <w:r>
-        <w:t xml:space="preserve">die </w:t>
-      </w:r>
-      <w:r>
-        <w:t>kleinere</w:t>
-      </w:r>
-      <w:r>
-        <w:t>n</w:t>
-      </w:r>
-      <w:bookmarkStart w:id="0" w:name="_GoBack"/>
-      <w:bookmarkEnd w:id="0"/>
-      <w:r>
-        <w:t xml:space="preserve"> Rechtecke nicht mehr verdecken!</w:t>
+        <w:t xml:space="preserve">Sortieren Sie das Array von </w:t>
+      </w:r>
+      <w:proofErr w:type="spellStart"/>
+      <w:r>
+        <w:t>Rectangles</w:t>
+      </w:r>
+      <w:proofErr w:type="spellEnd"/>
+      <w:r>
+        <w:t xml:space="preserve"> absteigend nach der Größe (= Flächeninhalt). Wenn Sie mehrere Rechtecke an der gleichen x/y-Position haben, müsste danach das größte dieser Rechtecke vor den kleineren gezeichnet werden und kann damit die kleineren Rechtecke nicht mehr verdecken!</w:t>
       </w:r>
     </w:p>
-    <w:p>
-      <w:pPr>
-        <w:jc w:val="both"/>
-        <w:rPr>
-          <w:rFonts w:ascii="Courier New" w:hAnsi="Courier New" w:cs="Courier New"/>
-          <w:sz w:val="18"/>
-        </w:rPr>
-      </w:pPr>
-    </w:p>
+    <w:p/>
     <w:sectPr>
+      <w:headerReference w:type="default" r:id="rId7"/>
+      <w:footerReference w:type="default" r:id="rId8"/>
       <w:pgSz w:w="11906" w:h="16838"/>
-      <w:pgMar w:top="1417" w:right="1417" w:bottom="1134" w:left="1417" w:header="708" w:footer="708" w:gutter="0"/>
+      <w:pgMar w:top="1417" w:right="707" w:bottom="1134" w:left="1417" w:header="708" w:footer="708" w:gutter="0"/>
       <w:cols w:space="708"/>
       <w:docGrid w:linePitch="360"/>
     </w:sectPr>
@@ -891,14 +955,293 @@
 </w:document>
 </file>
 
+<file path=word/endnotes.xml><?xml version="1.0" encoding="utf-8"?>
+<w:endnotes xmlns:wpc="http://schemas.microsoft.com/office/word/2010/wordprocessingCanvas" xmlns:cx="http://schemas.microsoft.com/office/drawing/2014/chartex" xmlns:cx1="http://schemas.microsoft.com/office/drawing/2015/9/8/chartex" xmlns:cx2="http://schemas.microsoft.com/office/drawing/2015/10/21/chartex" xmlns:cx3="http://schemas.microsoft.com/office/drawing/2016/5/9/chartex" xmlns:cx4="http://schemas.microsoft.com/office/drawing/2016/5/10/chartex" xmlns:cx5="http://schemas.microsoft.com/office/drawing/2016/5/11/chartex" xmlns:cx6="http://schemas.microsoft.com/office/drawing/2016/5/12/chartex" xmlns:cx7="http://schemas.microsoft.com/office/drawing/2016/5/13/chartex" xmlns:cx8="http://schemas.microsoft.com/office/drawing/2016/5/14/chartex" xmlns:mc="http://schemas.openxmlformats.org/markup-compatibility/2006" xmlns:aink="http://schemas.microsoft.com/office/drawing/2016/ink" xmlns:am3d="http://schemas.microsoft.com/office/drawing/2017/model3d" xmlns:o="urn:schemas-microsoft-com:office:office" xmlns:r="http://schemas.openxmlformats.org/officeDocument/2006/relationships" xmlns:m="http://schemas.openxmlformats.org/officeDocument/2006/math" xmlns:v="urn:schemas-microsoft-com:vml" xmlns:wp14="http://schemas.microsoft.com/office/word/2010/wordprocessingDrawing" xmlns:wp="http://schemas.openxmlformats.org/drawingml/2006/wordprocessingDrawing" xmlns:w10="urn:schemas-microsoft-com:office:word" xmlns:w="http://schemas.openxmlformats.org/wordprocessingml/2006/main" xmlns:w14="http://schemas.microsoft.com/office/word/2010/wordml" xmlns:w15="http://schemas.microsoft.com/office/word/2012/wordml" xmlns:w16cex="http://schemas.microsoft.com/office/word/2018/wordml/cex" xmlns:w16cid="http://schemas.microsoft.com/office/word/2016/wordml/cid" xmlns:w16="http://schemas.microsoft.com/office/word/2018/wordml" xmlns:w16sdtdh="http://schemas.microsoft.com/office/word/2020/wordml/sdtdatahash" xmlns:w16se="http://schemas.microsoft.com/office/word/2015/wordml/symex" xmlns:wpg="http://schemas.microsoft.com/office/word/2010/wordprocessingGroup" xmlns:wpi="http://schemas.microsoft.com/office/word/2010/wordprocessingInk" xmlns:wne="http://schemas.microsoft.com/office/word/2006/wordml" xmlns:wps="http://schemas.microsoft.com/office/word/2010/wordprocessingShape" mc:Ignorable="w14 w15 w16se w16cid w16 w16cex w16sdtdh wp14">
+  <w:endnote w:type="separator" w:id="-1">
+    <w:p>
+      <w:pPr>
+        <w:spacing w:after="0" w:line="240" w:lineRule="auto"/>
+      </w:pPr>
+      <w:r>
+        <w:separator/>
+      </w:r>
+    </w:p>
+  </w:endnote>
+  <w:endnote w:type="continuationSeparator" w:id="0">
+    <w:p>
+      <w:pPr>
+        <w:spacing w:after="0" w:line="240" w:lineRule="auto"/>
+      </w:pPr>
+      <w:r>
+        <w:continuationSeparator/>
+      </w:r>
+    </w:p>
+  </w:endnote>
+</w:endnotes>
+</file>
+
+<file path=word/footer1.xml><?xml version="1.0" encoding="utf-8"?>
+<w:ftr xmlns:wpc="http://schemas.microsoft.com/office/word/2010/wordprocessingCanvas" xmlns:cx="http://schemas.microsoft.com/office/drawing/2014/chartex" xmlns:cx1="http://schemas.microsoft.com/office/drawing/2015/9/8/chartex" xmlns:cx2="http://schemas.microsoft.com/office/drawing/2015/10/21/chartex" xmlns:cx3="http://schemas.microsoft.com/office/drawing/2016/5/9/chartex" xmlns:cx4="http://schemas.microsoft.com/office/drawing/2016/5/10/chartex" xmlns:cx5="http://schemas.microsoft.com/office/drawing/2016/5/11/chartex" xmlns:cx6="http://schemas.microsoft.com/office/drawing/2016/5/12/chartex" xmlns:cx7="http://schemas.microsoft.com/office/drawing/2016/5/13/chartex" xmlns:cx8="http://schemas.microsoft.com/office/drawing/2016/5/14/chartex" xmlns:mc="http://schemas.openxmlformats.org/markup-compatibility/2006" xmlns:aink="http://schemas.microsoft.com/office/drawing/2016/ink" xmlns:am3d="http://schemas.microsoft.com/office/drawing/2017/model3d" xmlns:o="urn:schemas-microsoft-com:office:office" xmlns:r="http://schemas.openxmlformats.org/officeDocument/2006/relationships" xmlns:m="http://schemas.openxmlformats.org/officeDocument/2006/math" xmlns:v="urn:schemas-microsoft-com:vml" xmlns:wp14="http://schemas.microsoft.com/office/word/2010/wordprocessingDrawing" xmlns:wp="http://schemas.openxmlformats.org/drawingml/2006/wordprocessingDrawing" xmlns:w10="urn:schemas-microsoft-com:office:word" xmlns:w="http://schemas.openxmlformats.org/wordprocessingml/2006/main" xmlns:w14="http://schemas.microsoft.com/office/word/2010/wordml" xmlns:w15="http://schemas.microsoft.com/office/word/2012/wordml" xmlns:w16cex="http://schemas.microsoft.com/office/word/2018/wordml/cex" xmlns:w16cid="http://schemas.microsoft.com/office/word/2016/wordml/cid" xmlns:w16="http://schemas.microsoft.com/office/word/2018/wordml" xmlns:w16sdtdh="http://schemas.microsoft.com/office/word/2020/wordml/sdtdatahash" xmlns:w16se="http://schemas.microsoft.com/office/word/2015/wordml/symex" xmlns:wpg="http://schemas.microsoft.com/office/word/2010/wordprocessingGroup" xmlns:wpi="http://schemas.microsoft.com/office/word/2010/wordprocessingInk" xmlns:wne="http://schemas.microsoft.com/office/word/2006/wordml" xmlns:wps="http://schemas.microsoft.com/office/word/2010/wordprocessingShape" mc:Ignorable="w14 w15 w16se w16cid w16 w16cex w16sdtdh wp14">
+  <w:sdt>
+    <w:sdtPr>
+      <w:id w:val="-883172744"/>
+      <w:docPartObj>
+        <w:docPartGallery w:val="Page Numbers (Bottom of Page)"/>
+        <w:docPartUnique/>
+      </w:docPartObj>
+    </w:sdtPr>
+    <w:sdtEndPr/>
+    <w:sdtContent>
+      <w:p>
+        <w:pPr>
+          <w:pStyle w:val="Fuzeile"/>
+          <w:jc w:val="center"/>
+        </w:pPr>
+        <w:r>
+          <w:fldChar w:fldCharType="begin"/>
+        </w:r>
+        <w:r>
+          <w:instrText>PAGE   \* MERGEFORMAT</w:instrText>
+        </w:r>
+        <w:r>
+          <w:fldChar w:fldCharType="separate"/>
+        </w:r>
+        <w:r>
+          <w:rPr>
+            <w:noProof/>
+            <w:lang w:val="de-DE"/>
+          </w:rPr>
+          <w:t>2</w:t>
+        </w:r>
+        <w:r>
+          <w:fldChar w:fldCharType="end"/>
+        </w:r>
+      </w:p>
+    </w:sdtContent>
+  </w:sdt>
+</w:ftr>
+</file>
+
+<file path=word/footnotes.xml><?xml version="1.0" encoding="utf-8"?>
+<w:footnotes xmlns:wpc="http://schemas.microsoft.com/office/word/2010/wordprocessingCanvas" xmlns:cx="http://schemas.microsoft.com/office/drawing/2014/chartex" xmlns:cx1="http://schemas.microsoft.com/office/drawing/2015/9/8/chartex" xmlns:cx2="http://schemas.microsoft.com/office/drawing/2015/10/21/chartex" xmlns:cx3="http://schemas.microsoft.com/office/drawing/2016/5/9/chartex" xmlns:cx4="http://schemas.microsoft.com/office/drawing/2016/5/10/chartex" xmlns:cx5="http://schemas.microsoft.com/office/drawing/2016/5/11/chartex" xmlns:cx6="http://schemas.microsoft.com/office/drawing/2016/5/12/chartex" xmlns:cx7="http://schemas.microsoft.com/office/drawing/2016/5/13/chartex" xmlns:cx8="http://schemas.microsoft.com/office/drawing/2016/5/14/chartex" xmlns:mc="http://schemas.openxmlformats.org/markup-compatibility/2006" xmlns:aink="http://schemas.microsoft.com/office/drawing/2016/ink" xmlns:am3d="http://schemas.microsoft.com/office/drawing/2017/model3d" xmlns:o="urn:schemas-microsoft-com:office:office" xmlns:r="http://schemas.openxmlformats.org/officeDocument/2006/relationships" xmlns:m="http://schemas.openxmlformats.org/officeDocument/2006/math" xmlns:v="urn:schemas-microsoft-com:vml" xmlns:wp14="http://schemas.microsoft.com/office/word/2010/wordprocessingDrawing" xmlns:wp="http://schemas.openxmlformats.org/drawingml/2006/wordprocessingDrawing" xmlns:w10="urn:schemas-microsoft-com:office:word" xmlns:w="http://schemas.openxmlformats.org/wordprocessingml/2006/main" xmlns:w14="http://schemas.microsoft.com/office/word/2010/wordml" xmlns:w15="http://schemas.microsoft.com/office/word/2012/wordml" xmlns:w16cex="http://schemas.microsoft.com/office/word/2018/wordml/cex" xmlns:w16cid="http://schemas.microsoft.com/office/word/2016/wordml/cid" xmlns:w16="http://schemas.microsoft.com/office/word/2018/wordml" xmlns:w16sdtdh="http://schemas.microsoft.com/office/word/2020/wordml/sdtdatahash" xmlns:w16se="http://schemas.microsoft.com/office/word/2015/wordml/symex" xmlns:wpg="http://schemas.microsoft.com/office/word/2010/wordprocessingGroup" xmlns:wpi="http://schemas.microsoft.com/office/word/2010/wordprocessingInk" xmlns:wne="http://schemas.microsoft.com/office/word/2006/wordml" xmlns:wps="http://schemas.microsoft.com/office/word/2010/wordprocessingShape" mc:Ignorable="w14 w15 w16se w16cid w16 w16cex w16sdtdh wp14">
+  <w:footnote w:type="separator" w:id="-1">
+    <w:p>
+      <w:pPr>
+        <w:spacing w:after="0" w:line="240" w:lineRule="auto"/>
+      </w:pPr>
+      <w:r>
+        <w:separator/>
+      </w:r>
+    </w:p>
+  </w:footnote>
+  <w:footnote w:type="continuationSeparator" w:id="0">
+    <w:p>
+      <w:pPr>
+        <w:spacing w:after="0" w:line="240" w:lineRule="auto"/>
+      </w:pPr>
+      <w:r>
+        <w:continuationSeparator/>
+      </w:r>
+    </w:p>
+  </w:footnote>
+</w:footnotes>
+</file>
+
+<file path=word/header1.xml><?xml version="1.0" encoding="utf-8"?>
+<w:hdr xmlns:wpc="http://schemas.microsoft.com/office/word/2010/wordprocessingCanvas" xmlns:cx="http://schemas.microsoft.com/office/drawing/2014/chartex" xmlns:cx1="http://schemas.microsoft.com/office/drawing/2015/9/8/chartex" xmlns:cx2="http://schemas.microsoft.com/office/drawing/2015/10/21/chartex" xmlns:cx3="http://schemas.microsoft.com/office/drawing/2016/5/9/chartex" xmlns:cx4="http://schemas.microsoft.com/office/drawing/2016/5/10/chartex" xmlns:cx5="http://schemas.microsoft.com/office/drawing/2016/5/11/chartex" xmlns:cx6="http://schemas.microsoft.com/office/drawing/2016/5/12/chartex" xmlns:cx7="http://schemas.microsoft.com/office/drawing/2016/5/13/chartex" xmlns:cx8="http://schemas.microsoft.com/office/drawing/2016/5/14/chartex" xmlns:mc="http://schemas.openxmlformats.org/markup-compatibility/2006" xmlns:aink="http://schemas.microsoft.com/office/drawing/2016/ink" xmlns:am3d="http://schemas.microsoft.com/office/drawing/2017/model3d" xmlns:o="urn:schemas-microsoft-com:office:office" xmlns:r="http://schemas.openxmlformats.org/officeDocument/2006/relationships" xmlns:m="http://schemas.openxmlformats.org/officeDocument/2006/math" xmlns:v="urn:schemas-microsoft-com:vml" xmlns:wp14="http://schemas.microsoft.com/office/word/2010/wordprocessingDrawing" xmlns:wp="http://schemas.openxmlformats.org/drawingml/2006/wordprocessingDrawing" xmlns:w10="urn:schemas-microsoft-com:office:word" xmlns:w="http://schemas.openxmlformats.org/wordprocessingml/2006/main" xmlns:w14="http://schemas.microsoft.com/office/word/2010/wordml" xmlns:w15="http://schemas.microsoft.com/office/word/2012/wordml" xmlns:w16cex="http://schemas.microsoft.com/office/word/2018/wordml/cex" xmlns:w16cid="http://schemas.microsoft.com/office/word/2016/wordml/cid" xmlns:w16="http://schemas.microsoft.com/office/word/2018/wordml" xmlns:w16sdtdh="http://schemas.microsoft.com/office/word/2020/wordml/sdtdatahash" xmlns:w16se="http://schemas.microsoft.com/office/word/2015/wordml/symex" xmlns:wpg="http://schemas.microsoft.com/office/word/2010/wordprocessingGroup" xmlns:wpi="http://schemas.microsoft.com/office/word/2010/wordprocessingInk" xmlns:wne="http://schemas.microsoft.com/office/word/2006/wordml" xmlns:wps="http://schemas.microsoft.com/office/word/2010/wordprocessingShape" mc:Ignorable="w14 w15 w16se w16cid w16 w16cex w16sdtdh wp14">
+  <w:tbl>
+    <w:tblPr>
+      <w:tblStyle w:val="Tabellenraster"/>
+      <w:tblW w:w="9498" w:type="dxa"/>
+      <w:tblBorders>
+        <w:top w:val="none" w:sz="0" w:space="0" w:color="auto"/>
+        <w:left w:val="none" w:sz="0" w:space="0" w:color="auto"/>
+        <w:bottom w:val="none" w:sz="0" w:space="0" w:color="auto"/>
+        <w:right w:val="none" w:sz="0" w:space="0" w:color="auto"/>
+        <w:insideH w:val="none" w:sz="0" w:space="0" w:color="auto"/>
+        <w:insideV w:val="none" w:sz="0" w:space="0" w:color="auto"/>
+      </w:tblBorders>
+      <w:tblLook w:val="04A0" w:firstRow="1" w:lastRow="0" w:firstColumn="1" w:lastColumn="0" w:noHBand="0" w:noVBand="1"/>
+    </w:tblPr>
+    <w:tblGrid>
+      <w:gridCol w:w="7230"/>
+      <w:gridCol w:w="2268"/>
+    </w:tblGrid>
+    <w:tr>
+      <w:tc>
+        <w:tcPr>
+          <w:tcW w:w="7230" w:type="dxa"/>
+        </w:tcPr>
+        <w:p>
+          <w:pPr>
+            <w:pStyle w:val="Kopfzeile"/>
+            <w:tabs>
+              <w:tab w:val="clear" w:pos="4536"/>
+              <w:tab w:val="clear" w:pos="9072"/>
+              <w:tab w:val="center" w:pos="4145"/>
+            </w:tabs>
+            <w:ind w:left="-109"/>
+            <w:rPr>
+              <w:rFonts w:ascii="Times New Roman" w:hAnsi="Times New Roman" w:cs="Times New Roman"/>
+              <w:sz w:val="28"/>
+              <w:szCs w:val="28"/>
+              <w:lang w:val="en-US"/>
+            </w:rPr>
+          </w:pPr>
+          <w:r>
+            <w:rPr>
+              <w:rFonts w:ascii="Times New Roman" w:hAnsi="Times New Roman" w:cs="Times New Roman"/>
+              <w:sz w:val="28"/>
+              <w:szCs w:val="28"/>
+              <w:lang w:val="en-US"/>
+            </w:rPr>
+            <w:t xml:space="preserve">C# </w:t>
+          </w:r>
+          <w:proofErr w:type="spellStart"/>
+          <w:r>
+            <w:rPr>
+              <w:rFonts w:ascii="Times New Roman" w:hAnsi="Times New Roman" w:cs="Times New Roman"/>
+              <w:sz w:val="28"/>
+              <w:szCs w:val="28"/>
+              <w:lang w:val="en-US"/>
+            </w:rPr>
+            <w:t>Programmieren</w:t>
+          </w:r>
+          <w:proofErr w:type="spellEnd"/>
+          <w:r>
+            <w:rPr>
+              <w:rFonts w:ascii="Times New Roman" w:hAnsi="Times New Roman" w:cs="Times New Roman"/>
+              <w:sz w:val="28"/>
+              <w:szCs w:val="28"/>
+              <w:lang w:val="en-US"/>
+            </w:rPr>
+            <w:tab/>
+          </w:r>
+          <w:proofErr w:type="spellStart"/>
+          <w:r>
+            <w:rPr>
+              <w:rFonts w:ascii="Times New Roman" w:hAnsi="Times New Roman" w:cs="Times New Roman"/>
+              <w:sz w:val="28"/>
+              <w:szCs w:val="28"/>
+              <w:lang w:val="en-US"/>
+            </w:rPr>
+            <w:t>Übung</w:t>
+          </w:r>
+          <w:proofErr w:type="spellEnd"/>
+          <w:r>
+            <w:rPr>
+              <w:rFonts w:ascii="Times New Roman" w:hAnsi="Times New Roman" w:cs="Times New Roman"/>
+              <w:sz w:val="28"/>
+              <w:szCs w:val="28"/>
+              <w:lang w:val="en-US"/>
+            </w:rPr>
+            <w:t xml:space="preserve">: </w:t>
+          </w:r>
+          <w:r>
+            <w:rPr>
+              <w:rFonts w:ascii="Times New Roman" w:hAnsi="Times New Roman" w:cs="Times New Roman"/>
+              <w:sz w:val="28"/>
+              <w:szCs w:val="28"/>
+              <w:lang w:val="en-US"/>
+            </w:rPr>
+            <w:t>„</w:t>
+          </w:r>
+          <w:proofErr w:type="gramStart"/>
+          <w:r>
+            <w:rPr>
+              <w:rFonts w:ascii="Times New Roman" w:hAnsi="Times New Roman" w:cs="Times New Roman"/>
+              <w:sz w:val="28"/>
+              <w:szCs w:val="28"/>
+              <w:lang w:val="en-US"/>
+            </w:rPr>
+            <w:t>Rectangle</w:t>
+          </w:r>
+          <w:r>
+            <w:rPr>
+              <w:rFonts w:ascii="Times New Roman" w:hAnsi="Times New Roman" w:cs="Times New Roman"/>
+              <w:sz w:val="28"/>
+              <w:szCs w:val="28"/>
+              <w:lang w:val="en-US"/>
+            </w:rPr>
+            <w:t>“</w:t>
+          </w:r>
+          <w:proofErr w:type="gramEnd"/>
+        </w:p>
+      </w:tc>
+      <w:tc>
+        <w:tcPr>
+          <w:tcW w:w="2268" w:type="dxa"/>
+        </w:tcPr>
+        <w:p>
+          <w:pPr>
+            <w:pStyle w:val="Kopfzeile"/>
+          </w:pPr>
+          <w:r>
+            <w:rPr>
+              <w:noProof/>
+              <w:lang w:eastAsia="de-AT"/>
+            </w:rPr>
+            <w:drawing>
+              <wp:inline distT="0" distB="0" distL="0" distR="0" wp14:anchorId="4F44E892" wp14:editId="219B0E7F">
+                <wp:extent cx="1270000" cy="286657"/>
+                <wp:effectExtent l="0" t="0" r="6350" b="0"/>
+                <wp:docPr id="9" name="Grafik 9"/>
+                <wp:cNvGraphicFramePr>
+                  <a:graphicFrameLocks xmlns:a="http://schemas.openxmlformats.org/drawingml/2006/main" noChangeAspect="1"/>
+                </wp:cNvGraphicFramePr>
+                <a:graphic xmlns:a="http://schemas.openxmlformats.org/drawingml/2006/main">
+                  <a:graphicData uri="http://schemas.openxmlformats.org/drawingml/2006/picture">
+                    <pic:pic xmlns:pic="http://schemas.openxmlformats.org/drawingml/2006/picture">
+                      <pic:nvPicPr>
+                        <pic:cNvPr id="1" name=""/>
+                        <pic:cNvPicPr/>
+                      </pic:nvPicPr>
+                      <pic:blipFill>
+                        <a:blip r:embed="rId1"/>
+                        <a:stretch>
+                          <a:fillRect/>
+                        </a:stretch>
+                      </pic:blipFill>
+                      <pic:spPr>
+                        <a:xfrm>
+                          <a:off x="0" y="0"/>
+                          <a:ext cx="1443166" cy="325743"/>
+                        </a:xfrm>
+                        <a:prstGeom prst="rect">
+                          <a:avLst/>
+                        </a:prstGeom>
+                      </pic:spPr>
+                    </pic:pic>
+                  </a:graphicData>
+                </a:graphic>
+              </wp:inline>
+            </w:drawing>
+          </w:r>
+        </w:p>
+      </w:tc>
+    </w:tr>
+  </w:tbl>
+  <w:p>
+    <w:pPr>
+      <w:pStyle w:val="Kopfzeile"/>
+      <w:pBdr>
+        <w:bottom w:val="single" w:sz="12" w:space="1" w:color="5B9BD5" w:themeColor="accent1"/>
+      </w:pBdr>
+      <w:rPr>
+        <w:rFonts w:ascii="Times New Roman" w:hAnsi="Times New Roman" w:cs="Times New Roman"/>
+      </w:rPr>
+    </w:pPr>
+  </w:p>
+</w:hdr>
+</file>
+
 <file path=word/numbering.xml><?xml version="1.0" encoding="utf-8"?>
-<w:numbering xmlns:wpc="http://schemas.microsoft.com/office/word/2010/wordprocessingCanvas" xmlns:mc="http://schemas.openxmlformats.org/markup-compatibility/2006" xmlns:o="urn:schemas-microsoft-com:office:office" xmlns:r="http://schemas.openxmlformats.org/officeDocument/2006/relationships" xmlns:m="http://schemas.openxmlformats.org/officeDocument/2006/math" xmlns:v="urn:schemas-microsoft-com:vml" xmlns:wp14="http://schemas.microsoft.com/office/word/2010/wordprocessingDrawing" xmlns:wp="http://schemas.openxmlformats.org/drawingml/2006/wordprocessingDrawing" xmlns:w10="urn:schemas-microsoft-com:office:word" xmlns:w="http://schemas.openxmlformats.org/wordprocessingml/2006/main" xmlns:w14="http://schemas.microsoft.com/office/word/2010/wordml" xmlns:w15="http://schemas.microsoft.com/office/word/2012/wordml" xmlns:wpg="http://schemas.microsoft.com/office/word/2010/wordprocessingGroup" xmlns:wpi="http://schemas.microsoft.com/office/word/2010/wordprocessingInk" xmlns:wne="http://schemas.microsoft.com/office/word/2006/wordml" xmlns:wps="http://schemas.microsoft.com/office/word/2010/wordprocessingShape" mc:Ignorable="w14 w15 wp14">
+<w:numbering xmlns:wpc="http://schemas.microsoft.com/office/word/2010/wordprocessingCanvas" xmlns:cx="http://schemas.microsoft.com/office/drawing/2014/chartex" xmlns:cx1="http://schemas.microsoft.com/office/drawing/2015/9/8/chartex" xmlns:cx2="http://schemas.microsoft.com/office/drawing/2015/10/21/chartex" xmlns:cx3="http://schemas.microsoft.com/office/drawing/2016/5/9/chartex" xmlns:cx4="http://schemas.microsoft.com/office/drawing/2016/5/10/chartex" xmlns:cx5="http://schemas.microsoft.com/office/drawing/2016/5/11/chartex" xmlns:cx6="http://schemas.microsoft.com/office/drawing/2016/5/12/chartex" xmlns:cx7="http://schemas.microsoft.com/office/drawing/2016/5/13/chartex" xmlns:cx8="http://schemas.microsoft.com/office/drawing/2016/5/14/chartex" xmlns:mc="http://schemas.openxmlformats.org/markup-compatibility/2006" xmlns:aink="http://schemas.microsoft.com/office/drawing/2016/ink" xmlns:am3d="http://schemas.microsoft.com/office/drawing/2017/model3d" xmlns:o="urn:schemas-microsoft-com:office:office" xmlns:r="http://schemas.openxmlformats.org/officeDocument/2006/relationships" xmlns:m="http://schemas.openxmlformats.org/officeDocument/2006/math" xmlns:v="urn:schemas-microsoft-com:vml" xmlns:wp14="http://schemas.microsoft.com/office/word/2010/wordprocessingDrawing" xmlns:wp="http://schemas.openxmlformats.org/drawingml/2006/wordprocessingDrawing" xmlns:w10="urn:schemas-microsoft-com:office:word" xmlns:w="http://schemas.openxmlformats.org/wordprocessingml/2006/main" xmlns:w14="http://schemas.microsoft.com/office/word/2010/wordml" xmlns:w15="http://schemas.microsoft.com/office/word/2012/wordml" xmlns:w16cex="http://schemas.microsoft.com/office/word/2018/wordml/cex" xmlns:w16cid="http://schemas.microsoft.com/office/word/2016/wordml/cid" xmlns:w16="http://schemas.microsoft.com/office/word/2018/wordml" xmlns:w16sdtdh="http://schemas.microsoft.com/office/word/2020/wordml/sdtdatahash" xmlns:w16se="http://schemas.microsoft.com/office/word/2015/wordml/symex" xmlns:wpg="http://schemas.microsoft.com/office/word/2010/wordprocessingGroup" xmlns:wpi="http://schemas.microsoft.com/office/word/2010/wordprocessingInk" xmlns:wne="http://schemas.microsoft.com/office/word/2006/wordml" xmlns:wps="http://schemas.microsoft.com/office/word/2010/wordprocessingShape" mc:Ignorable="w14 w15 w16se w16cid w16 w16cex w16sdtdh wp14">
   <w:abstractNum w:abstractNumId="0" w15:restartNumberingAfterBreak="0">
-    <w:nsid w:val="00FA26A2"/>
+    <w:nsid w:val="05F548AE"/>
     <w:multiLevelType w:val="hybridMultilevel"/>
-    <w:tmpl w:val="7A905D4C"/>
-    <w:lvl w:ilvl="0" w:tplc="0C070001">
-      <w:start w:val="1"/>
+    <w:tmpl w:val="1EE0C0EC"/>
+    <w:lvl w:ilvl="0" w:tplc="33B88020">
       <w:numFmt w:val="bullet"/>
       <w:lvlText w:val=""/>
       <w:lvlJc w:val="left"/>
@@ -906,10 +1249,10 @@
         <w:ind w:left="720" w:hanging="360"/>
       </w:pPr>
       <w:rPr>
-        <w:rFonts w:ascii="Symbol" w:hAnsi="Symbol" w:hint="default"/>
-      </w:rPr>
-    </w:lvl>
-    <w:lvl w:ilvl="1" w:tplc="0C070003">
+        <w:rFonts w:ascii="Symbol" w:eastAsiaTheme="minorHAnsi" w:hAnsi="Symbol" w:cstheme="minorBidi" w:hint="default"/>
+      </w:rPr>
+    </w:lvl>
+    <w:lvl w:ilvl="1" w:tplc="0C070003" w:tentative="1">
       <w:start w:val="1"/>
       <w:numFmt w:val="bullet"/>
       <w:lvlText w:val="o"/>
@@ -921,7 +1264,7 @@
         <w:rFonts w:ascii="Courier New" w:hAnsi="Courier New" w:cs="Courier New" w:hint="default"/>
       </w:rPr>
     </w:lvl>
-    <w:lvl w:ilvl="2" w:tplc="0C070005">
+    <w:lvl w:ilvl="2" w:tplc="0C070005" w:tentative="1">
       <w:start w:val="1"/>
       <w:numFmt w:val="bullet"/>
       <w:lvlText w:val=""/>
@@ -1007,129 +1350,165 @@
     </w:lvl>
   </w:abstractNum>
   <w:abstractNum w:abstractNumId="1" w15:restartNumberingAfterBreak="0">
-    <w:nsid w:val="0E42349E"/>
-    <w:multiLevelType w:val="hybridMultilevel"/>
-    <w:tmpl w:val="B454781C"/>
-    <w:lvl w:ilvl="0" w:tplc="0C070001">
-      <w:start w:val="1"/>
-      <w:numFmt w:val="bullet"/>
-      <w:lvlText w:val=""/>
-      <w:lvlJc w:val="left"/>
-      <w:pPr>
+    <w:nsid w:val="073E7307"/>
+    <w:multiLevelType w:val="multilevel"/>
+    <w:tmpl w:val="3D0A3774"/>
+    <w:lvl w:ilvl="0">
+      <w:start w:val="1"/>
+      <w:numFmt w:val="bullet"/>
+      <w:lvlText w:val=""/>
+      <w:lvlJc w:val="left"/>
+      <w:pPr>
+        <w:tabs>
+          <w:tab w:val="num" w:pos="720"/>
+        </w:tabs>
         <w:ind w:left="720" w:hanging="360"/>
       </w:pPr>
       <w:rPr>
         <w:rFonts w:ascii="Symbol" w:hAnsi="Symbol" w:hint="default"/>
-      </w:rPr>
-    </w:lvl>
-    <w:lvl w:ilvl="1" w:tplc="0C070003">
-      <w:start w:val="1"/>
-      <w:numFmt w:val="bullet"/>
-      <w:lvlText w:val="o"/>
-      <w:lvlJc w:val="left"/>
-      <w:pPr>
+        <w:sz w:val="20"/>
+      </w:rPr>
+    </w:lvl>
+    <w:lvl w:ilvl="1" w:tentative="1">
+      <w:start w:val="1"/>
+      <w:numFmt w:val="bullet"/>
+      <w:lvlText w:val="o"/>
+      <w:lvlJc w:val="left"/>
+      <w:pPr>
+        <w:tabs>
+          <w:tab w:val="num" w:pos="1440"/>
+        </w:tabs>
         <w:ind w:left="1440" w:hanging="360"/>
       </w:pPr>
       <w:rPr>
-        <w:rFonts w:ascii="Courier New" w:hAnsi="Courier New" w:cs="Courier New" w:hint="default"/>
-      </w:rPr>
-    </w:lvl>
-    <w:lvl w:ilvl="2" w:tplc="0C070005" w:tentative="1">
-      <w:start w:val="1"/>
-      <w:numFmt w:val="bullet"/>
-      <w:lvlText w:val=""/>
-      <w:lvlJc w:val="left"/>
-      <w:pPr>
+        <w:rFonts w:ascii="Courier New" w:hAnsi="Courier New" w:hint="default"/>
+        <w:sz w:val="20"/>
+      </w:rPr>
+    </w:lvl>
+    <w:lvl w:ilvl="2" w:tentative="1">
+      <w:start w:val="1"/>
+      <w:numFmt w:val="bullet"/>
+      <w:lvlText w:val=""/>
+      <w:lvlJc w:val="left"/>
+      <w:pPr>
+        <w:tabs>
+          <w:tab w:val="num" w:pos="2160"/>
+        </w:tabs>
         <w:ind w:left="2160" w:hanging="360"/>
       </w:pPr>
       <w:rPr>
         <w:rFonts w:ascii="Wingdings" w:hAnsi="Wingdings" w:hint="default"/>
-      </w:rPr>
-    </w:lvl>
-    <w:lvl w:ilvl="3" w:tplc="0C070001" w:tentative="1">
-      <w:start w:val="1"/>
-      <w:numFmt w:val="bullet"/>
-      <w:lvlText w:val=""/>
-      <w:lvlJc w:val="left"/>
-      <w:pPr>
+        <w:sz w:val="20"/>
+      </w:rPr>
+    </w:lvl>
+    <w:lvl w:ilvl="3" w:tentative="1">
+      <w:start w:val="1"/>
+      <w:numFmt w:val="bullet"/>
+      <w:lvlText w:val=""/>
+      <w:lvlJc w:val="left"/>
+      <w:pPr>
+        <w:tabs>
+          <w:tab w:val="num" w:pos="2880"/>
+        </w:tabs>
         <w:ind w:left="2880" w:hanging="360"/>
       </w:pPr>
       <w:rPr>
-        <w:rFonts w:ascii="Symbol" w:hAnsi="Symbol" w:hint="default"/>
-      </w:rPr>
-    </w:lvl>
-    <w:lvl w:ilvl="4" w:tplc="0C070003" w:tentative="1">
-      <w:start w:val="1"/>
-      <w:numFmt w:val="bullet"/>
-      <w:lvlText w:val="o"/>
-      <w:lvlJc w:val="left"/>
-      <w:pPr>
+        <w:rFonts w:ascii="Wingdings" w:hAnsi="Wingdings" w:hint="default"/>
+        <w:sz w:val="20"/>
+      </w:rPr>
+    </w:lvl>
+    <w:lvl w:ilvl="4" w:tentative="1">
+      <w:start w:val="1"/>
+      <w:numFmt w:val="bullet"/>
+      <w:lvlText w:val=""/>
+      <w:lvlJc w:val="left"/>
+      <w:pPr>
+        <w:tabs>
+          <w:tab w:val="num" w:pos="3600"/>
+        </w:tabs>
         <w:ind w:left="3600" w:hanging="360"/>
       </w:pPr>
       <w:rPr>
-        <w:rFonts w:ascii="Courier New" w:hAnsi="Courier New" w:cs="Courier New" w:hint="default"/>
-      </w:rPr>
-    </w:lvl>
-    <w:lvl w:ilvl="5" w:tplc="0C070005" w:tentative="1">
-      <w:start w:val="1"/>
-      <w:numFmt w:val="bullet"/>
-      <w:lvlText w:val=""/>
-      <w:lvlJc w:val="left"/>
-      <w:pPr>
+        <w:rFonts w:ascii="Wingdings" w:hAnsi="Wingdings" w:hint="default"/>
+        <w:sz w:val="20"/>
+      </w:rPr>
+    </w:lvl>
+    <w:lvl w:ilvl="5" w:tentative="1">
+      <w:start w:val="1"/>
+      <w:numFmt w:val="bullet"/>
+      <w:lvlText w:val=""/>
+      <w:lvlJc w:val="left"/>
+      <w:pPr>
+        <w:tabs>
+          <w:tab w:val="num" w:pos="4320"/>
+        </w:tabs>
         <w:ind w:left="4320" w:hanging="360"/>
       </w:pPr>
       <w:rPr>
         <w:rFonts w:ascii="Wingdings" w:hAnsi="Wingdings" w:hint="default"/>
-      </w:rPr>
-    </w:lvl>
-    <w:lvl w:ilvl="6" w:tplc="0C070001" w:tentative="1">
-      <w:start w:val="1"/>
-      <w:numFmt w:val="bullet"/>
-      <w:lvlText w:val=""/>
-      <w:lvlJc w:val="left"/>
-      <w:pPr>
+        <w:sz w:val="20"/>
+      </w:rPr>
+    </w:lvl>
+    <w:lvl w:ilvl="6" w:tentative="1">
+      <w:start w:val="1"/>
+      <w:numFmt w:val="bullet"/>
+      <w:lvlText w:val=""/>
+      <w:lvlJc w:val="left"/>
+      <w:pPr>
+        <w:tabs>
+          <w:tab w:val="num" w:pos="5040"/>
+        </w:tabs>
         <w:ind w:left="5040" w:hanging="360"/>
       </w:pPr>
       <w:rPr>
-        <w:rFonts w:ascii="Symbol" w:hAnsi="Symbol" w:hint="default"/>
-      </w:rPr>
-    </w:lvl>
-    <w:lvl w:ilvl="7" w:tplc="0C070003" w:tentative="1">
-      <w:start w:val="1"/>
-      <w:numFmt w:val="bullet"/>
-      <w:lvlText w:val="o"/>
-      <w:lvlJc w:val="left"/>
-      <w:pPr>
+        <w:rFonts w:ascii="Wingdings" w:hAnsi="Wingdings" w:hint="default"/>
+        <w:sz w:val="20"/>
+      </w:rPr>
+    </w:lvl>
+    <w:lvl w:ilvl="7" w:tentative="1">
+      <w:start w:val="1"/>
+      <w:numFmt w:val="bullet"/>
+      <w:lvlText w:val=""/>
+      <w:lvlJc w:val="left"/>
+      <w:pPr>
+        <w:tabs>
+          <w:tab w:val="num" w:pos="5760"/>
+        </w:tabs>
         <w:ind w:left="5760" w:hanging="360"/>
       </w:pPr>
       <w:rPr>
-        <w:rFonts w:ascii="Courier New" w:hAnsi="Courier New" w:cs="Courier New" w:hint="default"/>
-      </w:rPr>
-    </w:lvl>
-    <w:lvl w:ilvl="8" w:tplc="0C070005" w:tentative="1">
-      <w:start w:val="1"/>
-      <w:numFmt w:val="bullet"/>
-      <w:lvlText w:val=""/>
-      <w:lvlJc w:val="left"/>
-      <w:pPr>
+        <w:rFonts w:ascii="Wingdings" w:hAnsi="Wingdings" w:hint="default"/>
+        <w:sz w:val="20"/>
+      </w:rPr>
+    </w:lvl>
+    <w:lvl w:ilvl="8" w:tentative="1">
+      <w:start w:val="1"/>
+      <w:numFmt w:val="bullet"/>
+      <w:lvlText w:val=""/>
+      <w:lvlJc w:val="left"/>
+      <w:pPr>
+        <w:tabs>
+          <w:tab w:val="num" w:pos="6480"/>
+        </w:tabs>
         <w:ind w:left="6480" w:hanging="360"/>
       </w:pPr>
       <w:rPr>
         <w:rFonts w:ascii="Wingdings" w:hAnsi="Wingdings" w:hint="default"/>
+        <w:sz w:val="20"/>
       </w:rPr>
     </w:lvl>
   </w:abstractNum>
   <w:abstractNum w:abstractNumId="2" w15:restartNumberingAfterBreak="0">
-    <w:nsid w:val="10855EFA"/>
+    <w:nsid w:val="099C4E28"/>
     <w:multiLevelType w:val="hybridMultilevel"/>
-    <w:tmpl w:val="EA3A3BE2"/>
+    <w:tmpl w:val="43D0EE08"/>
     <w:lvl w:ilvl="0" w:tplc="0C070001">
       <w:start w:val="1"/>
       <w:numFmt w:val="bullet"/>
       <w:lvlText w:val=""/>
       <w:lvlJc w:val="left"/>
       <w:pPr>
-        <w:ind w:left="720" w:hanging="360"/>
+        <w:ind w:left="1146" w:hanging="360"/>
       </w:pPr>
       <w:rPr>
         <w:rFonts w:ascii="Symbol" w:hAnsi="Symbol" w:hint="default"/>
@@ -1141,7 +1520,7 @@
       <w:lvlText w:val="o"/>
       <w:lvlJc w:val="left"/>
       <w:pPr>
-        <w:ind w:left="1440" w:hanging="360"/>
+        <w:ind w:left="1866" w:hanging="360"/>
       </w:pPr>
       <w:rPr>
         <w:rFonts w:ascii="Courier New" w:hAnsi="Courier New" w:cs="Courier New" w:hint="default"/>
@@ -1153,7 +1532,7 @@
       <w:lvlText w:val=""/>
       <w:lvlJc w:val="left"/>
       <w:pPr>
-        <w:ind w:left="2160" w:hanging="360"/>
+        <w:ind w:left="2586" w:hanging="360"/>
       </w:pPr>
       <w:rPr>
         <w:rFonts w:ascii="Wingdings" w:hAnsi="Wingdings" w:hint="default"/>
@@ -1165,7 +1544,7 @@
       <w:lvlText w:val=""/>
       <w:lvlJc w:val="left"/>
       <w:pPr>
-        <w:ind w:left="2880" w:hanging="360"/>
+        <w:ind w:left="3306" w:hanging="360"/>
       </w:pPr>
       <w:rPr>
         <w:rFonts w:ascii="Symbol" w:hAnsi="Symbol" w:hint="default"/>
@@ -1177,7 +1556,7 @@
       <w:lvlText w:val="o"/>
       <w:lvlJc w:val="left"/>
       <w:pPr>
-        <w:ind w:left="3600" w:hanging="360"/>
+        <w:ind w:left="4026" w:hanging="360"/>
       </w:pPr>
       <w:rPr>
         <w:rFonts w:ascii="Courier New" w:hAnsi="Courier New" w:cs="Courier New" w:hint="default"/>
@@ -1189,7 +1568,7 @@
       <w:lvlText w:val=""/>
       <w:lvlJc w:val="left"/>
       <w:pPr>
-        <w:ind w:left="4320" w:hanging="360"/>
+        <w:ind w:left="4746" w:hanging="360"/>
       </w:pPr>
       <w:rPr>
         <w:rFonts w:ascii="Wingdings" w:hAnsi="Wingdings" w:hint="default"/>
@@ -1201,7 +1580,7 @@
       <w:lvlText w:val=""/>
       <w:lvlJc w:val="left"/>
       <w:pPr>
-        <w:ind w:left="5040" w:hanging="360"/>
+        <w:ind w:left="5466" w:hanging="360"/>
       </w:pPr>
       <w:rPr>
         <w:rFonts w:ascii="Symbol" w:hAnsi="Symbol" w:hint="default"/>
@@ -1213,7 +1592,7 @@
       <w:lvlText w:val="o"/>
       <w:lvlJc w:val="left"/>
       <w:pPr>
-        <w:ind w:left="5760" w:hanging="360"/>
+        <w:ind w:left="6186" w:hanging="360"/>
       </w:pPr>
       <w:rPr>
         <w:rFonts w:ascii="Courier New" w:hAnsi="Courier New" w:cs="Courier New" w:hint="default"/>
@@ -1225,7 +1604,7 @@
       <w:lvlText w:val=""/>
       <w:lvlJc w:val="left"/>
       <w:pPr>
-        <w:ind w:left="6480" w:hanging="360"/>
+        <w:ind w:left="6906" w:hanging="360"/>
       </w:pPr>
       <w:rPr>
         <w:rFonts w:ascii="Wingdings" w:hAnsi="Wingdings" w:hint="default"/>
@@ -1233,9 +1612,9 @@
     </w:lvl>
   </w:abstractNum>
   <w:abstractNum w:abstractNumId="3" w15:restartNumberingAfterBreak="0">
-    <w:nsid w:val="1A822AB0"/>
+    <w:nsid w:val="0B740CD9"/>
     <w:multiLevelType w:val="hybridMultilevel"/>
-    <w:tmpl w:val="D0FE3552"/>
+    <w:tmpl w:val="2C32C676"/>
     <w:lvl w:ilvl="0" w:tplc="0C070001">
       <w:start w:val="1"/>
       <w:numFmt w:val="bullet"/>
@@ -1248,7 +1627,7 @@
         <w:rFonts w:ascii="Symbol" w:hAnsi="Symbol" w:hint="default"/>
       </w:rPr>
     </w:lvl>
-    <w:lvl w:ilvl="1" w:tplc="0C070003">
+    <w:lvl w:ilvl="1" w:tplc="0C070003" w:tentative="1">
       <w:start w:val="1"/>
       <w:numFmt w:val="bullet"/>
       <w:lvlText w:val="o"/>
@@ -1346,28 +1725,27 @@
     </w:lvl>
   </w:abstractNum>
   <w:abstractNum w:abstractNumId="4" w15:restartNumberingAfterBreak="0">
-    <w:nsid w:val="1C5527D9"/>
+    <w:nsid w:val="1430383C"/>
     <w:multiLevelType w:val="hybridMultilevel"/>
-    <w:tmpl w:val="E2CA23A6"/>
-    <w:lvl w:ilvl="0" w:tplc="0C070001">
-      <w:start w:val="1"/>
-      <w:numFmt w:val="bullet"/>
-      <w:lvlText w:val=""/>
-      <w:lvlJc w:val="left"/>
-      <w:pPr>
-        <w:ind w:left="720" w:hanging="360"/>
-      </w:pPr>
-      <w:rPr>
-        <w:rFonts w:ascii="Symbol" w:hAnsi="Symbol" w:hint="default"/>
-      </w:rPr>
-    </w:lvl>
-    <w:lvl w:ilvl="1" w:tplc="0C070003">
-      <w:start w:val="1"/>
-      <w:numFmt w:val="bullet"/>
-      <w:lvlText w:val="o"/>
-      <w:lvlJc w:val="left"/>
-      <w:pPr>
-        <w:ind w:left="1440" w:hanging="360"/>
+    <w:tmpl w:val="2578CFA2"/>
+    <w:lvl w:ilvl="0" w:tplc="33B88020">
+      <w:numFmt w:val="bullet"/>
+      <w:lvlText w:val=""/>
+      <w:lvlJc w:val="left"/>
+      <w:pPr>
+        <w:ind w:left="360" w:hanging="360"/>
+      </w:pPr>
+      <w:rPr>
+        <w:rFonts w:ascii="Symbol" w:eastAsiaTheme="minorHAnsi" w:hAnsi="Symbol" w:cstheme="minorBidi" w:hint="default"/>
+      </w:rPr>
+    </w:lvl>
+    <w:lvl w:ilvl="1" w:tplc="0C070003" w:tentative="1">
+      <w:start w:val="1"/>
+      <w:numFmt w:val="bullet"/>
+      <w:lvlText w:val="o"/>
+      <w:lvlJc w:val="left"/>
+      <w:pPr>
+        <w:ind w:left="1080" w:hanging="360"/>
       </w:pPr>
       <w:rPr>
         <w:rFonts w:ascii="Courier New" w:hAnsi="Courier New" w:cs="Courier New" w:hint="default"/>
@@ -1379,7 +1757,7 @@
       <w:lvlText w:val=""/>
       <w:lvlJc w:val="left"/>
       <w:pPr>
-        <w:ind w:left="2160" w:hanging="360"/>
+        <w:ind w:left="1800" w:hanging="360"/>
       </w:pPr>
       <w:rPr>
         <w:rFonts w:ascii="Wingdings" w:hAnsi="Wingdings" w:hint="default"/>
@@ -1391,7 +1769,7 @@
       <w:lvlText w:val=""/>
       <w:lvlJc w:val="left"/>
       <w:pPr>
-        <w:ind w:left="2880" w:hanging="360"/>
+        <w:ind w:left="2520" w:hanging="360"/>
       </w:pPr>
       <w:rPr>
         <w:rFonts w:ascii="Symbol" w:hAnsi="Symbol" w:hint="default"/>
@@ -1403,7 +1781,7 @@
       <w:lvlText w:val="o"/>
       <w:lvlJc w:val="left"/>
       <w:pPr>
-        <w:ind w:left="3600" w:hanging="360"/>
+        <w:ind w:left="3240" w:hanging="360"/>
       </w:pPr>
       <w:rPr>
         <w:rFonts w:ascii="Courier New" w:hAnsi="Courier New" w:cs="Courier New" w:hint="default"/>
@@ -1415,7 +1793,7 @@
       <w:lvlText w:val=""/>
       <w:lvlJc w:val="left"/>
       <w:pPr>
-        <w:ind w:left="4320" w:hanging="360"/>
+        <w:ind w:left="3960" w:hanging="360"/>
       </w:pPr>
       <w:rPr>
         <w:rFonts w:ascii="Wingdings" w:hAnsi="Wingdings" w:hint="default"/>
@@ -1427,7 +1805,7 @@
       <w:lvlText w:val=""/>
       <w:lvlJc w:val="left"/>
       <w:pPr>
-        <w:ind w:left="5040" w:hanging="360"/>
+        <w:ind w:left="4680" w:hanging="360"/>
       </w:pPr>
       <w:rPr>
         <w:rFonts w:ascii="Symbol" w:hAnsi="Symbol" w:hint="default"/>
@@ -1439,7 +1817,7 @@
       <w:lvlText w:val="o"/>
       <w:lvlJc w:val="left"/>
       <w:pPr>
-        <w:ind w:left="5760" w:hanging="360"/>
+        <w:ind w:left="5400" w:hanging="360"/>
       </w:pPr>
       <w:rPr>
         <w:rFonts w:ascii="Courier New" w:hAnsi="Courier New" w:cs="Courier New" w:hint="default"/>
@@ -1451,7 +1829,7 @@
       <w:lvlText w:val=""/>
       <w:lvlJc w:val="left"/>
       <w:pPr>
-        <w:ind w:left="6480" w:hanging="360"/>
+        <w:ind w:left="6120" w:hanging="360"/>
       </w:pPr>
       <w:rPr>
         <w:rFonts w:ascii="Wingdings" w:hAnsi="Wingdings" w:hint="default"/>
@@ -1459,9 +1837,9 @@
     </w:lvl>
   </w:abstractNum>
   <w:abstractNum w:abstractNumId="5" w15:restartNumberingAfterBreak="0">
-    <w:nsid w:val="21CE14D0"/>
+    <w:nsid w:val="1B4E473A"/>
     <w:multiLevelType w:val="hybridMultilevel"/>
-    <w:tmpl w:val="6ACA22AC"/>
+    <w:tmpl w:val="65DE71A8"/>
     <w:lvl w:ilvl="0" w:tplc="0C070001">
       <w:start w:val="1"/>
       <w:numFmt w:val="bullet"/>
@@ -1474,141 +1852,162 @@
         <w:rFonts w:ascii="Symbol" w:hAnsi="Symbol" w:hint="default"/>
       </w:rPr>
     </w:lvl>
-    <w:lvl w:ilvl="1" w:tplc="0C070001">
-      <w:start w:val="1"/>
-      <w:numFmt w:val="bullet"/>
-      <w:lvlText w:val=""/>
+    <w:lvl w:ilvl="1" w:tplc="0C070003" w:tentative="1">
+      <w:start w:val="1"/>
+      <w:numFmt w:val="bullet"/>
+      <w:lvlText w:val="o"/>
       <w:lvlJc w:val="left"/>
       <w:pPr>
         <w:ind w:left="1440" w:hanging="360"/>
       </w:pPr>
       <w:rPr>
-        <w:rFonts w:ascii="Symbol" w:hAnsi="Symbol" w:hint="default"/>
-      </w:rPr>
-    </w:lvl>
-    <w:lvl w:ilvl="2" w:tplc="0C07001B" w:tentative="1">
-      <w:start w:val="1"/>
-      <w:numFmt w:val="lowerRoman"/>
-      <w:lvlText w:val="%3."/>
-      <w:lvlJc w:val="right"/>
-      <w:pPr>
-        <w:ind w:left="2160" w:hanging="180"/>
-      </w:pPr>
-    </w:lvl>
-    <w:lvl w:ilvl="3" w:tplc="0C07000F" w:tentative="1">
-      <w:start w:val="1"/>
-      <w:numFmt w:val="decimal"/>
-      <w:lvlText w:val="%4."/>
+        <w:rFonts w:ascii="Courier New" w:hAnsi="Courier New" w:cs="Courier New" w:hint="default"/>
+      </w:rPr>
+    </w:lvl>
+    <w:lvl w:ilvl="2" w:tplc="0C070005" w:tentative="1">
+      <w:start w:val="1"/>
+      <w:numFmt w:val="bullet"/>
+      <w:lvlText w:val=""/>
+      <w:lvlJc w:val="left"/>
+      <w:pPr>
+        <w:ind w:left="2160" w:hanging="360"/>
+      </w:pPr>
+      <w:rPr>
+        <w:rFonts w:ascii="Wingdings" w:hAnsi="Wingdings" w:hint="default"/>
+      </w:rPr>
+    </w:lvl>
+    <w:lvl w:ilvl="3" w:tplc="0C070001" w:tentative="1">
+      <w:start w:val="1"/>
+      <w:numFmt w:val="bullet"/>
+      <w:lvlText w:val=""/>
       <w:lvlJc w:val="left"/>
       <w:pPr>
         <w:ind w:left="2880" w:hanging="360"/>
       </w:pPr>
-    </w:lvl>
-    <w:lvl w:ilvl="4" w:tplc="0C070019" w:tentative="1">
-      <w:start w:val="1"/>
-      <w:numFmt w:val="lowerLetter"/>
-      <w:lvlText w:val="%5."/>
+      <w:rPr>
+        <w:rFonts w:ascii="Symbol" w:hAnsi="Symbol" w:hint="default"/>
+      </w:rPr>
+    </w:lvl>
+    <w:lvl w:ilvl="4" w:tplc="0C070003" w:tentative="1">
+      <w:start w:val="1"/>
+      <w:numFmt w:val="bullet"/>
+      <w:lvlText w:val="o"/>
       <w:lvlJc w:val="left"/>
       <w:pPr>
         <w:ind w:left="3600" w:hanging="360"/>
       </w:pPr>
-    </w:lvl>
-    <w:lvl w:ilvl="5" w:tplc="0C07001B" w:tentative="1">
-      <w:start w:val="1"/>
-      <w:numFmt w:val="lowerRoman"/>
-      <w:lvlText w:val="%6."/>
-      <w:lvlJc w:val="right"/>
-      <w:pPr>
-        <w:ind w:left="4320" w:hanging="180"/>
-      </w:pPr>
-    </w:lvl>
-    <w:lvl w:ilvl="6" w:tplc="0C07000F" w:tentative="1">
-      <w:start w:val="1"/>
-      <w:numFmt w:val="decimal"/>
-      <w:lvlText w:val="%7."/>
+      <w:rPr>
+        <w:rFonts w:ascii="Courier New" w:hAnsi="Courier New" w:cs="Courier New" w:hint="default"/>
+      </w:rPr>
+    </w:lvl>
+    <w:lvl w:ilvl="5" w:tplc="0C070005" w:tentative="1">
+      <w:start w:val="1"/>
+      <w:numFmt w:val="bullet"/>
+      <w:lvlText w:val=""/>
+      <w:lvlJc w:val="left"/>
+      <w:pPr>
+        <w:ind w:left="4320" w:hanging="360"/>
+      </w:pPr>
+      <w:rPr>
+        <w:rFonts w:ascii="Wingdings" w:hAnsi="Wingdings" w:hint="default"/>
+      </w:rPr>
+    </w:lvl>
+    <w:lvl w:ilvl="6" w:tplc="0C070001" w:tentative="1">
+      <w:start w:val="1"/>
+      <w:numFmt w:val="bullet"/>
+      <w:lvlText w:val=""/>
       <w:lvlJc w:val="left"/>
       <w:pPr>
         <w:ind w:left="5040" w:hanging="360"/>
       </w:pPr>
-    </w:lvl>
-    <w:lvl w:ilvl="7" w:tplc="0C070019" w:tentative="1">
-      <w:start w:val="1"/>
-      <w:numFmt w:val="lowerLetter"/>
-      <w:lvlText w:val="%8."/>
+      <w:rPr>
+        <w:rFonts w:ascii="Symbol" w:hAnsi="Symbol" w:hint="default"/>
+      </w:rPr>
+    </w:lvl>
+    <w:lvl w:ilvl="7" w:tplc="0C070003" w:tentative="1">
+      <w:start w:val="1"/>
+      <w:numFmt w:val="bullet"/>
+      <w:lvlText w:val="o"/>
       <w:lvlJc w:val="left"/>
       <w:pPr>
         <w:ind w:left="5760" w:hanging="360"/>
       </w:pPr>
-    </w:lvl>
-    <w:lvl w:ilvl="8" w:tplc="0C07001B" w:tentative="1">
-      <w:start w:val="1"/>
-      <w:numFmt w:val="lowerRoman"/>
-      <w:lvlText w:val="%9."/>
-      <w:lvlJc w:val="right"/>
-      <w:pPr>
-        <w:ind w:left="6480" w:hanging="180"/>
-      </w:pPr>
+      <w:rPr>
+        <w:rFonts w:ascii="Courier New" w:hAnsi="Courier New" w:cs="Courier New" w:hint="default"/>
+      </w:rPr>
+    </w:lvl>
+    <w:lvl w:ilvl="8" w:tplc="0C070005" w:tentative="1">
+      <w:start w:val="1"/>
+      <w:numFmt w:val="bullet"/>
+      <w:lvlText w:val=""/>
+      <w:lvlJc w:val="left"/>
+      <w:pPr>
+        <w:ind w:left="6480" w:hanging="360"/>
+      </w:pPr>
+      <w:rPr>
+        <w:rFonts w:ascii="Wingdings" w:hAnsi="Wingdings" w:hint="default"/>
+      </w:rPr>
     </w:lvl>
   </w:abstractNum>
   <w:abstractNum w:abstractNumId="6" w15:restartNumberingAfterBreak="0">
-    <w:nsid w:val="22026A06"/>
+    <w:nsid w:val="20632974"/>
     <w:multiLevelType w:val="hybridMultilevel"/>
-    <w:tmpl w:val="6F3476A8"/>
+    <w:tmpl w:val="799E30BA"/>
     <w:lvl w:ilvl="0" w:tplc="0C070001">
       <w:start w:val="1"/>
       <w:numFmt w:val="bullet"/>
       <w:lvlText w:val=""/>
       <w:lvlJc w:val="left"/>
       <w:pPr>
-        <w:ind w:left="720" w:hanging="360"/>
-      </w:pPr>
-      <w:rPr>
-        <w:rFonts w:ascii="Symbol" w:hAnsi="Symbol" w:hint="default"/>
-      </w:rPr>
-    </w:lvl>
-    <w:lvl w:ilvl="1" w:tplc="0C070003" w:tentative="1">
-      <w:start w:val="1"/>
-      <w:numFmt w:val="bullet"/>
-      <w:lvlText w:val="o"/>
-      <w:lvlJc w:val="left"/>
-      <w:pPr>
-        <w:ind w:left="1440" w:hanging="360"/>
-      </w:pPr>
-      <w:rPr>
-        <w:rFonts w:ascii="Courier New" w:hAnsi="Courier New" w:cs="Courier New" w:hint="default"/>
-      </w:rPr>
-    </w:lvl>
-    <w:lvl w:ilvl="2" w:tplc="0C070005" w:tentative="1">
-      <w:start w:val="1"/>
-      <w:numFmt w:val="bullet"/>
-      <w:lvlText w:val=""/>
-      <w:lvlJc w:val="left"/>
-      <w:pPr>
-        <w:ind w:left="2160" w:hanging="360"/>
-      </w:pPr>
-      <w:rPr>
-        <w:rFonts w:ascii="Wingdings" w:hAnsi="Wingdings" w:hint="default"/>
-      </w:rPr>
-    </w:lvl>
-    <w:lvl w:ilvl="3" w:tplc="0C070001" w:tentative="1">
-      <w:start w:val="1"/>
-      <w:numFmt w:val="bullet"/>
-      <w:lvlText w:val=""/>
-      <w:lvlJc w:val="left"/>
-      <w:pPr>
-        <w:ind w:left="2880" w:hanging="360"/>
-      </w:pPr>
-      <w:rPr>
-        <w:rFonts w:ascii="Symbol" w:hAnsi="Symbol" w:hint="default"/>
-      </w:rPr>
-    </w:lvl>
-    <w:lvl w:ilvl="4" w:tplc="0C070003" w:tentative="1">
-      <w:start w:val="1"/>
-      <w:numFmt w:val="bullet"/>
-      <w:lvlText w:val="o"/>
-      <w:lvlJc w:val="left"/>
-      <w:pPr>
-        <w:ind w:left="3600" w:hanging="360"/>
+        <w:ind w:left="360" w:hanging="360"/>
+      </w:pPr>
+      <w:rPr>
+        <w:rFonts w:ascii="Symbol" w:hAnsi="Symbol" w:hint="default"/>
+      </w:rPr>
+    </w:lvl>
+    <w:lvl w:ilvl="1" w:tplc="0C070003">
+      <w:start w:val="1"/>
+      <w:numFmt w:val="bullet"/>
+      <w:lvlText w:val="o"/>
+      <w:lvlJc w:val="left"/>
+      <w:pPr>
+        <w:ind w:left="1080" w:hanging="360"/>
+      </w:pPr>
+      <w:rPr>
+        <w:rFonts w:ascii="Courier New" w:hAnsi="Courier New" w:cs="Courier New" w:hint="default"/>
+      </w:rPr>
+    </w:lvl>
+    <w:lvl w:ilvl="2" w:tplc="0C070005">
+      <w:start w:val="1"/>
+      <w:numFmt w:val="bullet"/>
+      <w:lvlText w:val=""/>
+      <w:lvlJc w:val="left"/>
+      <w:pPr>
+        <w:ind w:left="1800" w:hanging="360"/>
+      </w:pPr>
+      <w:rPr>
+        <w:rFonts w:ascii="Wingdings" w:hAnsi="Wingdings" w:hint="default"/>
+      </w:rPr>
+    </w:lvl>
+    <w:lvl w:ilvl="3" w:tplc="0C070001">
+      <w:start w:val="1"/>
+      <w:numFmt w:val="bullet"/>
+      <w:lvlText w:val=""/>
+      <w:lvlJc w:val="left"/>
+      <w:pPr>
+        <w:ind w:left="2520" w:hanging="360"/>
+      </w:pPr>
+      <w:rPr>
+        <w:rFonts w:ascii="Symbol" w:hAnsi="Symbol" w:hint="default"/>
+      </w:rPr>
+    </w:lvl>
+    <w:lvl w:ilvl="4" w:tplc="0C070003">
+      <w:start w:val="1"/>
+      <w:numFmt w:val="bullet"/>
+      <w:lvlText w:val="o"/>
+      <w:lvlJc w:val="left"/>
+      <w:pPr>
+        <w:ind w:left="3240" w:hanging="360"/>
       </w:pPr>
       <w:rPr>
         <w:rFonts w:ascii="Courier New" w:hAnsi="Courier New" w:cs="Courier New" w:hint="default"/>
@@ -1620,7 +2019,7 @@
       <w:lvlText w:val=""/>
       <w:lvlJc w:val="left"/>
       <w:pPr>
-        <w:ind w:left="4320" w:hanging="360"/>
+        <w:ind w:left="3960" w:hanging="360"/>
       </w:pPr>
       <w:rPr>
         <w:rFonts w:ascii="Wingdings" w:hAnsi="Wingdings" w:hint="default"/>
@@ -1632,7 +2031,7 @@
       <w:lvlText w:val=""/>
       <w:lvlJc w:val="left"/>
       <w:pPr>
-        <w:ind w:left="5040" w:hanging="360"/>
+        <w:ind w:left="4680" w:hanging="360"/>
       </w:pPr>
       <w:rPr>
         <w:rFonts w:ascii="Symbol" w:hAnsi="Symbol" w:hint="default"/>
@@ -1644,7 +2043,7 @@
       <w:lvlText w:val="o"/>
       <w:lvlJc w:val="left"/>
       <w:pPr>
-        <w:ind w:left="5760" w:hanging="360"/>
+        <w:ind w:left="5400" w:hanging="360"/>
       </w:pPr>
       <w:rPr>
         <w:rFonts w:ascii="Courier New" w:hAnsi="Courier New" w:cs="Courier New" w:hint="default"/>
@@ -1656,7 +2055,7 @@
       <w:lvlText w:val=""/>
       <w:lvlJc w:val="left"/>
       <w:pPr>
-        <w:ind w:left="6480" w:hanging="360"/>
+        <w:ind w:left="6120" w:hanging="360"/>
       </w:pPr>
       <w:rPr>
         <w:rFonts w:ascii="Wingdings" w:hAnsi="Wingdings" w:hint="default"/>
@@ -1664,28 +2063,28 @@
     </w:lvl>
   </w:abstractNum>
   <w:abstractNum w:abstractNumId="7" w15:restartNumberingAfterBreak="0">
-    <w:nsid w:val="252C2F87"/>
+    <w:nsid w:val="24CE2BB7"/>
     <w:multiLevelType w:val="hybridMultilevel"/>
-    <w:tmpl w:val="2DAEE960"/>
+    <w:tmpl w:val="9A46D95C"/>
     <w:lvl w:ilvl="0" w:tplc="0C070001">
       <w:start w:val="1"/>
       <w:numFmt w:val="bullet"/>
       <w:lvlText w:val=""/>
       <w:lvlJc w:val="left"/>
       <w:pPr>
-        <w:ind w:left="720" w:hanging="360"/>
-      </w:pPr>
-      <w:rPr>
-        <w:rFonts w:ascii="Symbol" w:hAnsi="Symbol" w:hint="default"/>
-      </w:rPr>
-    </w:lvl>
-    <w:lvl w:ilvl="1" w:tplc="0C070003">
-      <w:start w:val="1"/>
-      <w:numFmt w:val="bullet"/>
-      <w:lvlText w:val="o"/>
-      <w:lvlJc w:val="left"/>
-      <w:pPr>
-        <w:ind w:left="1440" w:hanging="360"/>
+        <w:ind w:left="360" w:hanging="360"/>
+      </w:pPr>
+      <w:rPr>
+        <w:rFonts w:ascii="Symbol" w:hAnsi="Symbol" w:hint="default"/>
+      </w:rPr>
+    </w:lvl>
+    <w:lvl w:ilvl="1" w:tplc="0C070003" w:tentative="1">
+      <w:start w:val="1"/>
+      <w:numFmt w:val="bullet"/>
+      <w:lvlText w:val="o"/>
+      <w:lvlJc w:val="left"/>
+      <w:pPr>
+        <w:ind w:left="1080" w:hanging="360"/>
       </w:pPr>
       <w:rPr>
         <w:rFonts w:ascii="Courier New" w:hAnsi="Courier New" w:cs="Courier New" w:hint="default"/>
@@ -1697,7 +2096,7 @@
       <w:lvlText w:val=""/>
       <w:lvlJc w:val="left"/>
       <w:pPr>
-        <w:ind w:left="2160" w:hanging="360"/>
+        <w:ind w:left="1800" w:hanging="360"/>
       </w:pPr>
       <w:rPr>
         <w:rFonts w:ascii="Wingdings" w:hAnsi="Wingdings" w:hint="default"/>
@@ -1709,7 +2108,7 @@
       <w:lvlText w:val=""/>
       <w:lvlJc w:val="left"/>
       <w:pPr>
-        <w:ind w:left="2880" w:hanging="360"/>
+        <w:ind w:left="2520" w:hanging="360"/>
       </w:pPr>
       <w:rPr>
         <w:rFonts w:ascii="Symbol" w:hAnsi="Symbol" w:hint="default"/>
@@ -1721,7 +2120,7 @@
       <w:lvlText w:val="o"/>
       <w:lvlJc w:val="left"/>
       <w:pPr>
-        <w:ind w:left="3600" w:hanging="360"/>
+        <w:ind w:left="3240" w:hanging="360"/>
       </w:pPr>
       <w:rPr>
         <w:rFonts w:ascii="Courier New" w:hAnsi="Courier New" w:cs="Courier New" w:hint="default"/>
@@ -1733,7 +2132,7 @@
       <w:lvlText w:val=""/>
       <w:lvlJc w:val="left"/>
       <w:pPr>
-        <w:ind w:left="4320" w:hanging="360"/>
+        <w:ind w:left="3960" w:hanging="360"/>
       </w:pPr>
       <w:rPr>
         <w:rFonts w:ascii="Wingdings" w:hAnsi="Wingdings" w:hint="default"/>
@@ -1745,7 +2144,7 @@
       <w:lvlText w:val=""/>
       <w:lvlJc w:val="left"/>
       <w:pPr>
-        <w:ind w:left="5040" w:hanging="360"/>
+        <w:ind w:left="4680" w:hanging="360"/>
       </w:pPr>
       <w:rPr>
         <w:rFonts w:ascii="Symbol" w:hAnsi="Symbol" w:hint="default"/>
@@ -1757,7 +2156,7 @@
       <w:lvlText w:val="o"/>
       <w:lvlJc w:val="left"/>
       <w:pPr>
-        <w:ind w:left="5760" w:hanging="360"/>
+        <w:ind w:left="5400" w:hanging="360"/>
       </w:pPr>
       <w:rPr>
         <w:rFonts w:ascii="Courier New" w:hAnsi="Courier New" w:cs="Courier New" w:hint="default"/>
@@ -1769,7 +2168,7 @@
       <w:lvlText w:val=""/>
       <w:lvlJc w:val="left"/>
       <w:pPr>
-        <w:ind w:left="6480" w:hanging="360"/>
+        <w:ind w:left="6120" w:hanging="360"/>
       </w:pPr>
       <w:rPr>
         <w:rFonts w:ascii="Wingdings" w:hAnsi="Wingdings" w:hint="default"/>
@@ -1777,9 +2176,9 @@
     </w:lvl>
   </w:abstractNum>
   <w:abstractNum w:abstractNumId="8" w15:restartNumberingAfterBreak="0">
-    <w:nsid w:val="2A45646A"/>
+    <w:nsid w:val="25BB4037"/>
     <w:multiLevelType w:val="hybridMultilevel"/>
-    <w:tmpl w:val="4F865FB6"/>
+    <w:tmpl w:val="72CA28C8"/>
     <w:lvl w:ilvl="0" w:tplc="0C070001">
       <w:start w:val="1"/>
       <w:numFmt w:val="bullet"/>
@@ -1890,95 +2289,121 @@
     </w:lvl>
   </w:abstractNum>
   <w:abstractNum w:abstractNumId="9" w15:restartNumberingAfterBreak="0">
-    <w:nsid w:val="2DF24DB4"/>
+    <w:nsid w:val="25EB6CC2"/>
     <w:multiLevelType w:val="hybridMultilevel"/>
-    <w:tmpl w:val="7ABC2128"/>
-    <w:lvl w:ilvl="0" w:tplc="0C07000F">
-      <w:start w:val="1"/>
-      <w:numFmt w:val="decimal"/>
-      <w:lvlText w:val="%1."/>
+    <w:tmpl w:val="AF469340"/>
+    <w:lvl w:ilvl="0" w:tplc="7264EE04">
+      <w:numFmt w:val="bullet"/>
+      <w:lvlText w:val=""/>
       <w:lvlJc w:val="left"/>
       <w:pPr>
         <w:ind w:left="720" w:hanging="360"/>
       </w:pPr>
-    </w:lvl>
-    <w:lvl w:ilvl="1" w:tplc="0C070019" w:tentative="1">
-      <w:start w:val="1"/>
-      <w:numFmt w:val="lowerLetter"/>
-      <w:lvlText w:val="%2."/>
+      <w:rPr>
+        <w:rFonts w:ascii="Symbol" w:eastAsiaTheme="minorHAnsi" w:hAnsi="Symbol" w:cstheme="minorBidi" w:hint="default"/>
+      </w:rPr>
+    </w:lvl>
+    <w:lvl w:ilvl="1" w:tplc="0C070003" w:tentative="1">
+      <w:start w:val="1"/>
+      <w:numFmt w:val="bullet"/>
+      <w:lvlText w:val="o"/>
       <w:lvlJc w:val="left"/>
       <w:pPr>
         <w:ind w:left="1440" w:hanging="360"/>
       </w:pPr>
-    </w:lvl>
-    <w:lvl w:ilvl="2" w:tplc="0C07001B" w:tentative="1">
-      <w:start w:val="1"/>
-      <w:numFmt w:val="lowerRoman"/>
-      <w:lvlText w:val="%3."/>
-      <w:lvlJc w:val="right"/>
-      <w:pPr>
-        <w:ind w:left="2160" w:hanging="180"/>
-      </w:pPr>
-    </w:lvl>
-    <w:lvl w:ilvl="3" w:tplc="0C07000F" w:tentative="1">
-      <w:start w:val="1"/>
-      <w:numFmt w:val="decimal"/>
-      <w:lvlText w:val="%4."/>
+      <w:rPr>
+        <w:rFonts w:ascii="Courier New" w:hAnsi="Courier New" w:cs="Courier New" w:hint="default"/>
+      </w:rPr>
+    </w:lvl>
+    <w:lvl w:ilvl="2" w:tplc="0C070005" w:tentative="1">
+      <w:start w:val="1"/>
+      <w:numFmt w:val="bullet"/>
+      <w:lvlText w:val=""/>
+      <w:lvlJc w:val="left"/>
+      <w:pPr>
+        <w:ind w:left="2160" w:hanging="360"/>
+      </w:pPr>
+      <w:rPr>
+        <w:rFonts w:ascii="Wingdings" w:hAnsi="Wingdings" w:hint="default"/>
+      </w:rPr>
+    </w:lvl>
+    <w:lvl w:ilvl="3" w:tplc="0C070001" w:tentative="1">
+      <w:start w:val="1"/>
+      <w:numFmt w:val="bullet"/>
+      <w:lvlText w:val=""/>
       <w:lvlJc w:val="left"/>
       <w:pPr>
         <w:ind w:left="2880" w:hanging="360"/>
       </w:pPr>
-    </w:lvl>
-    <w:lvl w:ilvl="4" w:tplc="0C070019" w:tentative="1">
-      <w:start w:val="1"/>
-      <w:numFmt w:val="lowerLetter"/>
-      <w:lvlText w:val="%5."/>
+      <w:rPr>
+        <w:rFonts w:ascii="Symbol" w:hAnsi="Symbol" w:hint="default"/>
+      </w:rPr>
+    </w:lvl>
+    <w:lvl w:ilvl="4" w:tplc="0C070003" w:tentative="1">
+      <w:start w:val="1"/>
+      <w:numFmt w:val="bullet"/>
+      <w:lvlText w:val="o"/>
       <w:lvlJc w:val="left"/>
       <w:pPr>
         <w:ind w:left="3600" w:hanging="360"/>
       </w:pPr>
-    </w:lvl>
-    <w:lvl w:ilvl="5" w:tplc="0C07001B" w:tentative="1">
-      <w:start w:val="1"/>
-      <w:numFmt w:val="lowerRoman"/>
-      <w:lvlText w:val="%6."/>
-      <w:lvlJc w:val="right"/>
-      <w:pPr>
-        <w:ind w:left="4320" w:hanging="180"/>
-      </w:pPr>
-    </w:lvl>
-    <w:lvl w:ilvl="6" w:tplc="0C07000F" w:tentative="1">
-      <w:start w:val="1"/>
-      <w:numFmt w:val="decimal"/>
-      <w:lvlText w:val="%7."/>
+      <w:rPr>
+        <w:rFonts w:ascii="Courier New" w:hAnsi="Courier New" w:cs="Courier New" w:hint="default"/>
+      </w:rPr>
+    </w:lvl>
+    <w:lvl w:ilvl="5" w:tplc="0C070005" w:tentative="1">
+      <w:start w:val="1"/>
+      <w:numFmt w:val="bullet"/>
+      <w:lvlText w:val=""/>
+      <w:lvlJc w:val="left"/>
+      <w:pPr>
+        <w:ind w:left="4320" w:hanging="360"/>
+      </w:pPr>
+      <w:rPr>
+        <w:rFonts w:ascii="Wingdings" w:hAnsi="Wingdings" w:hint="default"/>
+      </w:rPr>
+    </w:lvl>
+    <w:lvl w:ilvl="6" w:tplc="0C070001" w:tentative="1">
+      <w:start w:val="1"/>
+      <w:numFmt w:val="bullet"/>
+      <w:lvlText w:val=""/>
       <w:lvlJc w:val="left"/>
       <w:pPr>
         <w:ind w:left="5040" w:hanging="360"/>
       </w:pPr>
-    </w:lvl>
-    <w:lvl w:ilvl="7" w:tplc="0C070019" w:tentative="1">
-      <w:start w:val="1"/>
-      <w:numFmt w:val="lowerLetter"/>
-      <w:lvlText w:val="%8."/>
+      <w:rPr>
+        <w:rFonts w:ascii="Symbol" w:hAnsi="Symbol" w:hint="default"/>
+      </w:rPr>
+    </w:lvl>
+    <w:lvl w:ilvl="7" w:tplc="0C070003" w:tentative="1">
+      <w:start w:val="1"/>
+      <w:numFmt w:val="bullet"/>
+      <w:lvlText w:val="o"/>
       <w:lvlJc w:val="left"/>
       <w:pPr>
         <w:ind w:left="5760" w:hanging="360"/>
       </w:pPr>
-    </w:lvl>
-    <w:lvl w:ilvl="8" w:tplc="0C07001B" w:tentative="1">
-      <w:start w:val="1"/>
-      <w:numFmt w:val="lowerRoman"/>
-      <w:lvlText w:val="%9."/>
-      <w:lvlJc w:val="right"/>
-      <w:pPr>
-        <w:ind w:left="6480" w:hanging="180"/>
-      </w:pPr>
+      <w:rPr>
+        <w:rFonts w:ascii="Courier New" w:hAnsi="Courier New" w:cs="Courier New" w:hint="default"/>
+      </w:rPr>
+    </w:lvl>
+    <w:lvl w:ilvl="8" w:tplc="0C070005" w:tentative="1">
+      <w:start w:val="1"/>
+      <w:numFmt w:val="bullet"/>
+      <w:lvlText w:val=""/>
+      <w:lvlJc w:val="left"/>
+      <w:pPr>
+        <w:ind w:left="6480" w:hanging="360"/>
+      </w:pPr>
+      <w:rPr>
+        <w:rFonts w:ascii="Wingdings" w:hAnsi="Wingdings" w:hint="default"/>
+      </w:rPr>
     </w:lvl>
   </w:abstractNum>
   <w:abstractNum w:abstractNumId="10" w15:restartNumberingAfterBreak="0">
-    <w:nsid w:val="2F1A2329"/>
+    <w:nsid w:val="28B609B9"/>
     <w:multiLevelType w:val="hybridMultilevel"/>
-    <w:tmpl w:val="4CFA645A"/>
+    <w:tmpl w:val="392A7AE2"/>
     <w:lvl w:ilvl="0" w:tplc="0C070001">
       <w:start w:val="1"/>
       <w:numFmt w:val="bullet"/>
@@ -2089,95 +2514,232 @@
     </w:lvl>
   </w:abstractNum>
   <w:abstractNum w:abstractNumId="11" w15:restartNumberingAfterBreak="0">
-    <w:nsid w:val="2F272FB4"/>
+    <w:nsid w:val="29F14581"/>
     <w:multiLevelType w:val="hybridMultilevel"/>
-    <w:tmpl w:val="D3E2FC9E"/>
-    <w:lvl w:ilvl="0" w:tplc="0C07000F">
-      <w:start w:val="1"/>
-      <w:numFmt w:val="decimal"/>
-      <w:lvlText w:val="%1."/>
-      <w:lvlJc w:val="left"/>
-      <w:pPr>
-        <w:ind w:left="720" w:hanging="360"/>
-      </w:pPr>
-      <w:rPr>
-        <w:rFonts w:hint="default"/>
-      </w:rPr>
-    </w:lvl>
-    <w:lvl w:ilvl="1" w:tplc="0C070019" w:tentative="1">
-      <w:start w:val="1"/>
-      <w:numFmt w:val="lowerLetter"/>
-      <w:lvlText w:val="%2."/>
-      <w:lvlJc w:val="left"/>
-      <w:pPr>
-        <w:ind w:left="1440" w:hanging="360"/>
-      </w:pPr>
-    </w:lvl>
-    <w:lvl w:ilvl="2" w:tplc="0C07001B" w:tentative="1">
-      <w:start w:val="1"/>
-      <w:numFmt w:val="lowerRoman"/>
-      <w:lvlText w:val="%3."/>
-      <w:lvlJc w:val="right"/>
-      <w:pPr>
-        <w:ind w:left="2160" w:hanging="180"/>
-      </w:pPr>
-    </w:lvl>
-    <w:lvl w:ilvl="3" w:tplc="0C07000F" w:tentative="1">
-      <w:start w:val="1"/>
-      <w:numFmt w:val="decimal"/>
-      <w:lvlText w:val="%4."/>
-      <w:lvlJc w:val="left"/>
-      <w:pPr>
-        <w:ind w:left="2880" w:hanging="360"/>
-      </w:pPr>
-    </w:lvl>
-    <w:lvl w:ilvl="4" w:tplc="0C070019" w:tentative="1">
-      <w:start w:val="1"/>
-      <w:numFmt w:val="lowerLetter"/>
-      <w:lvlText w:val="%5."/>
-      <w:lvlJc w:val="left"/>
-      <w:pPr>
-        <w:ind w:left="3600" w:hanging="360"/>
-      </w:pPr>
-    </w:lvl>
-    <w:lvl w:ilvl="5" w:tplc="0C07001B" w:tentative="1">
-      <w:start w:val="1"/>
-      <w:numFmt w:val="lowerRoman"/>
-      <w:lvlText w:val="%6."/>
-      <w:lvlJc w:val="right"/>
-      <w:pPr>
-        <w:ind w:left="4320" w:hanging="180"/>
-      </w:pPr>
-    </w:lvl>
-    <w:lvl w:ilvl="6" w:tplc="0C07000F" w:tentative="1">
-      <w:start w:val="1"/>
-      <w:numFmt w:val="decimal"/>
-      <w:lvlText w:val="%7."/>
-      <w:lvlJc w:val="left"/>
-      <w:pPr>
-        <w:ind w:left="5040" w:hanging="360"/>
-      </w:pPr>
-    </w:lvl>
-    <w:lvl w:ilvl="7" w:tplc="0C070019" w:tentative="1">
-      <w:start w:val="1"/>
-      <w:numFmt w:val="lowerLetter"/>
-      <w:lvlText w:val="%8."/>
-      <w:lvlJc w:val="left"/>
-      <w:pPr>
-        <w:ind w:left="5760" w:hanging="360"/>
-      </w:pPr>
-    </w:lvl>
-    <w:lvl w:ilvl="8" w:tplc="0C07001B" w:tentative="1">
-      <w:start w:val="1"/>
-      <w:numFmt w:val="lowerRoman"/>
-      <w:lvlText w:val="%9."/>
-      <w:lvlJc w:val="right"/>
-      <w:pPr>
-        <w:ind w:left="6480" w:hanging="180"/>
-      </w:pPr>
+    <w:tmpl w:val="B978A5E0"/>
+    <w:lvl w:ilvl="0" w:tplc="0C070001">
+      <w:start w:val="1"/>
+      <w:numFmt w:val="bullet"/>
+      <w:lvlText w:val=""/>
+      <w:lvlJc w:val="left"/>
+      <w:pPr>
+        <w:ind w:left="360" w:hanging="360"/>
+      </w:pPr>
+      <w:rPr>
+        <w:rFonts w:ascii="Symbol" w:hAnsi="Symbol" w:hint="default"/>
+      </w:rPr>
+    </w:lvl>
+    <w:lvl w:ilvl="1" w:tplc="0C070003" w:tentative="1">
+      <w:start w:val="1"/>
+      <w:numFmt w:val="bullet"/>
+      <w:lvlText w:val="o"/>
+      <w:lvlJc w:val="left"/>
+      <w:pPr>
+        <w:ind w:left="1080" w:hanging="360"/>
+      </w:pPr>
+      <w:rPr>
+        <w:rFonts w:ascii="Courier New" w:hAnsi="Courier New" w:cs="Courier New" w:hint="default"/>
+      </w:rPr>
+    </w:lvl>
+    <w:lvl w:ilvl="2" w:tplc="0C070005" w:tentative="1">
+      <w:start w:val="1"/>
+      <w:numFmt w:val="bullet"/>
+      <w:lvlText w:val=""/>
+      <w:lvlJc w:val="left"/>
+      <w:pPr>
+        <w:ind w:left="1800" w:hanging="360"/>
+      </w:pPr>
+      <w:rPr>
+        <w:rFonts w:ascii="Wingdings" w:hAnsi="Wingdings" w:hint="default"/>
+      </w:rPr>
+    </w:lvl>
+    <w:lvl w:ilvl="3" w:tplc="0C070001" w:tentative="1">
+      <w:start w:val="1"/>
+      <w:numFmt w:val="bullet"/>
+      <w:lvlText w:val=""/>
+      <w:lvlJc w:val="left"/>
+      <w:pPr>
+        <w:ind w:left="2520" w:hanging="360"/>
+      </w:pPr>
+      <w:rPr>
+        <w:rFonts w:ascii="Symbol" w:hAnsi="Symbol" w:hint="default"/>
+      </w:rPr>
+    </w:lvl>
+    <w:lvl w:ilvl="4" w:tplc="0C070003" w:tentative="1">
+      <w:start w:val="1"/>
+      <w:numFmt w:val="bullet"/>
+      <w:lvlText w:val="o"/>
+      <w:lvlJc w:val="left"/>
+      <w:pPr>
+        <w:ind w:left="3240" w:hanging="360"/>
+      </w:pPr>
+      <w:rPr>
+        <w:rFonts w:ascii="Courier New" w:hAnsi="Courier New" w:cs="Courier New" w:hint="default"/>
+      </w:rPr>
+    </w:lvl>
+    <w:lvl w:ilvl="5" w:tplc="0C070005" w:tentative="1">
+      <w:start w:val="1"/>
+      <w:numFmt w:val="bullet"/>
+      <w:lvlText w:val=""/>
+      <w:lvlJc w:val="left"/>
+      <w:pPr>
+        <w:ind w:left="3960" w:hanging="360"/>
+      </w:pPr>
+      <w:rPr>
+        <w:rFonts w:ascii="Wingdings" w:hAnsi="Wingdings" w:hint="default"/>
+      </w:rPr>
+    </w:lvl>
+    <w:lvl w:ilvl="6" w:tplc="0C070001" w:tentative="1">
+      <w:start w:val="1"/>
+      <w:numFmt w:val="bullet"/>
+      <w:lvlText w:val=""/>
+      <w:lvlJc w:val="left"/>
+      <w:pPr>
+        <w:ind w:left="4680" w:hanging="360"/>
+      </w:pPr>
+      <w:rPr>
+        <w:rFonts w:ascii="Symbol" w:hAnsi="Symbol" w:hint="default"/>
+      </w:rPr>
+    </w:lvl>
+    <w:lvl w:ilvl="7" w:tplc="0C070003" w:tentative="1">
+      <w:start w:val="1"/>
+      <w:numFmt w:val="bullet"/>
+      <w:lvlText w:val="o"/>
+      <w:lvlJc w:val="left"/>
+      <w:pPr>
+        <w:ind w:left="5400" w:hanging="360"/>
+      </w:pPr>
+      <w:rPr>
+        <w:rFonts w:ascii="Courier New" w:hAnsi="Courier New" w:cs="Courier New" w:hint="default"/>
+      </w:rPr>
+    </w:lvl>
+    <w:lvl w:ilvl="8" w:tplc="0C070005" w:tentative="1">
+      <w:start w:val="1"/>
+      <w:numFmt w:val="bullet"/>
+      <w:lvlText w:val=""/>
+      <w:lvlJc w:val="left"/>
+      <w:pPr>
+        <w:ind w:left="6120" w:hanging="360"/>
+      </w:pPr>
+      <w:rPr>
+        <w:rFonts w:ascii="Wingdings" w:hAnsi="Wingdings" w:hint="default"/>
+      </w:rPr>
     </w:lvl>
   </w:abstractNum>
   <w:abstractNum w:abstractNumId="12" w15:restartNumberingAfterBreak="0">
+    <w:nsid w:val="2A7C0827"/>
+    <w:multiLevelType w:val="hybridMultilevel"/>
+    <w:tmpl w:val="F6A24A20"/>
+    <w:lvl w:ilvl="0" w:tplc="0C07000B">
+      <w:start w:val="1"/>
+      <w:numFmt w:val="bullet"/>
+      <w:lvlText w:val=""/>
+      <w:lvlJc w:val="left"/>
+      <w:pPr>
+        <w:ind w:left="720" w:hanging="360"/>
+      </w:pPr>
+      <w:rPr>
+        <w:rFonts w:ascii="Wingdings" w:hAnsi="Wingdings" w:hint="default"/>
+      </w:rPr>
+    </w:lvl>
+    <w:lvl w:ilvl="1" w:tplc="0C070003" w:tentative="1">
+      <w:start w:val="1"/>
+      <w:numFmt w:val="bullet"/>
+      <w:lvlText w:val="o"/>
+      <w:lvlJc w:val="left"/>
+      <w:pPr>
+        <w:ind w:left="1440" w:hanging="360"/>
+      </w:pPr>
+      <w:rPr>
+        <w:rFonts w:ascii="Courier New" w:hAnsi="Courier New" w:cs="Courier New" w:hint="default"/>
+      </w:rPr>
+    </w:lvl>
+    <w:lvl w:ilvl="2" w:tplc="0C070005" w:tentative="1">
+      <w:start w:val="1"/>
+      <w:numFmt w:val="bullet"/>
+      <w:lvlText w:val=""/>
+      <w:lvlJc w:val="left"/>
+      <w:pPr>
+        <w:ind w:left="2160" w:hanging="360"/>
+      </w:pPr>
+      <w:rPr>
+        <w:rFonts w:ascii="Wingdings" w:hAnsi="Wingdings" w:hint="default"/>
+      </w:rPr>
+    </w:lvl>
+    <w:lvl w:ilvl="3" w:tplc="0C070001" w:tentative="1">
+      <w:start w:val="1"/>
+      <w:numFmt w:val="bullet"/>
+      <w:lvlText w:val=""/>
+      <w:lvlJc w:val="left"/>
+      <w:pPr>
+        <w:ind w:left="2880" w:hanging="360"/>
+      </w:pPr>
+      <w:rPr>
+        <w:rFonts w:ascii="Symbol" w:hAnsi="Symbol" w:hint="default"/>
+      </w:rPr>
+    </w:lvl>
+    <w:lvl w:ilvl="4" w:tplc="0C070003" w:tentative="1">
+      <w:start w:val="1"/>
+      <w:numFmt w:val="bullet"/>
+      <w:lvlText w:val="o"/>
+      <w:lvlJc w:val="left"/>
+      <w:pPr>
+        <w:ind w:left="3600" w:hanging="360"/>
+      </w:pPr>
+      <w:rPr>
+        <w:rFonts w:ascii="Courier New" w:hAnsi="Courier New" w:cs="Courier New" w:hint="default"/>
+      </w:rPr>
+    </w:lvl>
+    <w:lvl w:ilvl="5" w:tplc="0C070005" w:tentative="1">
+      <w:start w:val="1"/>
+      <w:numFmt w:val="bullet"/>
+      <w:lvlText w:val=""/>
+      <w:lvlJc w:val="left"/>
+      <w:pPr>
+        <w:ind w:left="4320" w:hanging="360"/>
+      </w:pPr>
+      <w:rPr>
+        <w:rFonts w:ascii="Wingdings" w:hAnsi="Wingdings" w:hint="default"/>
+      </w:rPr>
+    </w:lvl>
+    <w:lvl w:ilvl="6" w:tplc="0C070001" w:tentative="1">
+      <w:start w:val="1"/>
+      <w:numFmt w:val="bullet"/>
+      <w:lvlText w:val=""/>
+      <w:lvlJc w:val="left"/>
+      <w:pPr>
+        <w:ind w:left="5040" w:hanging="360"/>
+      </w:pPr>
+      <w:rPr>
+        <w:rFonts w:ascii="Symbol" w:hAnsi="Symbol" w:hint="default"/>
+      </w:rPr>
+    </w:lvl>
+    <w:lvl w:ilvl="7" w:tplc="0C070003" w:tentative="1">
+      <w:start w:val="1"/>
+      <w:numFmt w:val="bullet"/>
+      <w:lvlText w:val="o"/>
+      <w:lvlJc w:val="left"/>
+      <w:pPr>
+        <w:ind w:left="5760" w:hanging="360"/>
+      </w:pPr>
+      <w:rPr>
+        <w:rFonts w:ascii="Courier New" w:hAnsi="Courier New" w:cs="Courier New" w:hint="default"/>
+      </w:rPr>
+    </w:lvl>
+    <w:lvl w:ilvl="8" w:tplc="0C070005" w:tentative="1">
+      <w:start w:val="1"/>
+      <w:numFmt w:val="bullet"/>
+      <w:lvlText w:val=""/>
+      <w:lvlJc w:val="left"/>
+      <w:pPr>
+        <w:ind w:left="6480" w:hanging="360"/>
+      </w:pPr>
+      <w:rPr>
+        <w:rFonts w:ascii="Wingdings" w:hAnsi="Wingdings" w:hint="default"/>
+      </w:rPr>
+    </w:lvl>
+  </w:abstractNum>
+  <w:abstractNum w:abstractNumId="13" w15:restartNumberingAfterBreak="0">
     <w:nsid w:val="2FC547A3"/>
     <w:multiLevelType w:val="hybridMultilevel"/>
     <w:tmpl w:val="FD5093CE"/>
@@ -2290,199 +2852,113 @@
       </w:rPr>
     </w:lvl>
   </w:abstractNum>
-  <w:abstractNum w:abstractNumId="13" w15:restartNumberingAfterBreak="0">
-    <w:nsid w:val="38A97662"/>
-    <w:multiLevelType w:val="multilevel"/>
-    <w:tmpl w:val="E06AC04E"/>
-    <w:lvl w:ilvl="0">
-      <w:start w:val="1"/>
-      <w:numFmt w:val="decimal"/>
-      <w:lvlText w:val="%1"/>
-      <w:lvlJc w:val="left"/>
-      <w:pPr>
-        <w:ind w:left="432" w:hanging="432"/>
-      </w:pPr>
-    </w:lvl>
-    <w:lvl w:ilvl="1">
-      <w:start w:val="1"/>
-      <w:numFmt w:val="decimal"/>
-      <w:lvlText w:val="%1.%2"/>
-      <w:lvlJc w:val="left"/>
-      <w:pPr>
-        <w:ind w:left="576" w:hanging="576"/>
-      </w:pPr>
-    </w:lvl>
-    <w:lvl w:ilvl="2">
-      <w:start w:val="1"/>
-      <w:numFmt w:val="decimal"/>
-      <w:lvlText w:val="%1.%2.%3"/>
-      <w:lvlJc w:val="left"/>
-      <w:pPr>
-        <w:ind w:left="720" w:hanging="720"/>
-      </w:pPr>
-    </w:lvl>
-    <w:lvl w:ilvl="3">
-      <w:start w:val="1"/>
-      <w:numFmt w:val="decimal"/>
-      <w:lvlText w:val="%1.%2.%3.%4"/>
-      <w:lvlJc w:val="left"/>
-      <w:pPr>
-        <w:ind w:left="864" w:hanging="864"/>
-      </w:pPr>
-    </w:lvl>
-    <w:lvl w:ilvl="4">
-      <w:start w:val="1"/>
-      <w:numFmt w:val="decimal"/>
-      <w:lvlText w:val="%1.%2.%3.%4.%5"/>
-      <w:lvlJc w:val="left"/>
-      <w:pPr>
-        <w:ind w:left="1008" w:hanging="1008"/>
-      </w:pPr>
-    </w:lvl>
-    <w:lvl w:ilvl="5">
-      <w:start w:val="1"/>
-      <w:numFmt w:val="decimal"/>
-      <w:lvlText w:val="%1.%2.%3.%4.%5.%6"/>
-      <w:lvlJc w:val="left"/>
-      <w:pPr>
-        <w:ind w:left="1152" w:hanging="1152"/>
-      </w:pPr>
-    </w:lvl>
-    <w:lvl w:ilvl="6">
-      <w:start w:val="1"/>
-      <w:numFmt w:val="decimal"/>
-      <w:lvlText w:val="%1.%2.%3.%4.%5.%6.%7"/>
-      <w:lvlJc w:val="left"/>
-      <w:pPr>
-        <w:ind w:left="1296" w:hanging="1296"/>
-      </w:pPr>
-    </w:lvl>
-    <w:lvl w:ilvl="7">
-      <w:start w:val="1"/>
-      <w:numFmt w:val="decimal"/>
-      <w:lvlText w:val="%1.%2.%3.%4.%5.%6.%7.%8"/>
-      <w:lvlJc w:val="left"/>
-      <w:pPr>
-        <w:ind w:left="1440" w:hanging="1440"/>
-      </w:pPr>
-    </w:lvl>
-    <w:lvl w:ilvl="8">
-      <w:start w:val="1"/>
-      <w:numFmt w:val="decimal"/>
-      <w:lvlText w:val="%1.%2.%3.%4.%5.%6.%7.%8.%9"/>
-      <w:lvlJc w:val="left"/>
-      <w:pPr>
-        <w:ind w:left="1584" w:hanging="1584"/>
-      </w:pPr>
-    </w:lvl>
-  </w:abstractNum>
   <w:abstractNum w:abstractNumId="14" w15:restartNumberingAfterBreak="0">
-    <w:nsid w:val="3E9A5E51"/>
+    <w:nsid w:val="37FF73BC"/>
     <w:multiLevelType w:val="hybridMultilevel"/>
-    <w:tmpl w:val="05247A04"/>
+    <w:tmpl w:val="6CC2E56E"/>
     <w:lvl w:ilvl="0" w:tplc="0C070001">
       <w:start w:val="1"/>
       <w:numFmt w:val="bullet"/>
       <w:lvlText w:val=""/>
       <w:lvlJc w:val="left"/>
       <w:pPr>
+        <w:ind w:left="720" w:hanging="360"/>
+      </w:pPr>
+      <w:rPr>
+        <w:rFonts w:ascii="Symbol" w:hAnsi="Symbol" w:hint="default"/>
+      </w:rPr>
+    </w:lvl>
+    <w:lvl w:ilvl="1" w:tplc="0C070003" w:tentative="1">
+      <w:start w:val="1"/>
+      <w:numFmt w:val="bullet"/>
+      <w:lvlText w:val="o"/>
+      <w:lvlJc w:val="left"/>
+      <w:pPr>
         <w:ind w:left="1440" w:hanging="360"/>
       </w:pPr>
       <w:rPr>
-        <w:rFonts w:ascii="Symbol" w:hAnsi="Symbol" w:hint="default"/>
-      </w:rPr>
-    </w:lvl>
-    <w:lvl w:ilvl="1" w:tplc="0C070003" w:tentative="1">
-      <w:start w:val="1"/>
-      <w:numFmt w:val="bullet"/>
-      <w:lvlText w:val="o"/>
+        <w:rFonts w:ascii="Courier New" w:hAnsi="Courier New" w:cs="Courier New" w:hint="default"/>
+      </w:rPr>
+    </w:lvl>
+    <w:lvl w:ilvl="2" w:tplc="0C070005" w:tentative="1">
+      <w:start w:val="1"/>
+      <w:numFmt w:val="bullet"/>
+      <w:lvlText w:val=""/>
       <w:lvlJc w:val="left"/>
       <w:pPr>
         <w:ind w:left="2160" w:hanging="360"/>
       </w:pPr>
       <w:rPr>
-        <w:rFonts w:ascii="Courier New" w:hAnsi="Courier New" w:cs="Courier New" w:hint="default"/>
-      </w:rPr>
-    </w:lvl>
-    <w:lvl w:ilvl="2" w:tplc="0C070005" w:tentative="1">
-      <w:start w:val="1"/>
-      <w:numFmt w:val="bullet"/>
-      <w:lvlText w:val=""/>
+        <w:rFonts w:ascii="Wingdings" w:hAnsi="Wingdings" w:hint="default"/>
+      </w:rPr>
+    </w:lvl>
+    <w:lvl w:ilvl="3" w:tplc="0C070001" w:tentative="1">
+      <w:start w:val="1"/>
+      <w:numFmt w:val="bullet"/>
+      <w:lvlText w:val=""/>
       <w:lvlJc w:val="left"/>
       <w:pPr>
         <w:ind w:left="2880" w:hanging="360"/>
       </w:pPr>
       <w:rPr>
-        <w:rFonts w:ascii="Wingdings" w:hAnsi="Wingdings" w:hint="default"/>
-      </w:rPr>
-    </w:lvl>
-    <w:lvl w:ilvl="3" w:tplc="0C070001" w:tentative="1">
-      <w:start w:val="1"/>
-      <w:numFmt w:val="bullet"/>
-      <w:lvlText w:val=""/>
+        <w:rFonts w:ascii="Symbol" w:hAnsi="Symbol" w:hint="default"/>
+      </w:rPr>
+    </w:lvl>
+    <w:lvl w:ilvl="4" w:tplc="0C070003" w:tentative="1">
+      <w:start w:val="1"/>
+      <w:numFmt w:val="bullet"/>
+      <w:lvlText w:val="o"/>
       <w:lvlJc w:val="left"/>
       <w:pPr>
         <w:ind w:left="3600" w:hanging="360"/>
       </w:pPr>
       <w:rPr>
-        <w:rFonts w:ascii="Symbol" w:hAnsi="Symbol" w:hint="default"/>
-      </w:rPr>
-    </w:lvl>
-    <w:lvl w:ilvl="4" w:tplc="0C070003" w:tentative="1">
-      <w:start w:val="1"/>
-      <w:numFmt w:val="bullet"/>
-      <w:lvlText w:val="o"/>
+        <w:rFonts w:ascii="Courier New" w:hAnsi="Courier New" w:cs="Courier New" w:hint="default"/>
+      </w:rPr>
+    </w:lvl>
+    <w:lvl w:ilvl="5" w:tplc="0C070005" w:tentative="1">
+      <w:start w:val="1"/>
+      <w:numFmt w:val="bullet"/>
+      <w:lvlText w:val=""/>
       <w:lvlJc w:val="left"/>
       <w:pPr>
         <w:ind w:left="4320" w:hanging="360"/>
       </w:pPr>
       <w:rPr>
-        <w:rFonts w:ascii="Courier New" w:hAnsi="Courier New" w:cs="Courier New" w:hint="default"/>
-      </w:rPr>
-    </w:lvl>
-    <w:lvl w:ilvl="5" w:tplc="0C070005" w:tentative="1">
-      <w:start w:val="1"/>
-      <w:numFmt w:val="bullet"/>
-      <w:lvlText w:val=""/>
+        <w:rFonts w:ascii="Wingdings" w:hAnsi="Wingdings" w:hint="default"/>
+      </w:rPr>
+    </w:lvl>
+    <w:lvl w:ilvl="6" w:tplc="0C070001" w:tentative="1">
+      <w:start w:val="1"/>
+      <w:numFmt w:val="bullet"/>
+      <w:lvlText w:val=""/>
       <w:lvlJc w:val="left"/>
       <w:pPr>
         <w:ind w:left="5040" w:hanging="360"/>
       </w:pPr>
       <w:rPr>
-        <w:rFonts w:ascii="Wingdings" w:hAnsi="Wingdings" w:hint="default"/>
-      </w:rPr>
-    </w:lvl>
-    <w:lvl w:ilvl="6" w:tplc="0C070001" w:tentative="1">
-      <w:start w:val="1"/>
-      <w:numFmt w:val="bullet"/>
-      <w:lvlText w:val=""/>
+        <w:rFonts w:ascii="Symbol" w:hAnsi="Symbol" w:hint="default"/>
+      </w:rPr>
+    </w:lvl>
+    <w:lvl w:ilvl="7" w:tplc="0C070003" w:tentative="1">
+      <w:start w:val="1"/>
+      <w:numFmt w:val="bullet"/>
+      <w:lvlText w:val="o"/>
       <w:lvlJc w:val="left"/>
       <w:pPr>
         <w:ind w:left="5760" w:hanging="360"/>
       </w:pPr>
       <w:rPr>
-        <w:rFonts w:ascii="Symbol" w:hAnsi="Symbol" w:hint="default"/>
-      </w:rPr>
-    </w:lvl>
-    <w:lvl w:ilvl="7" w:tplc="0C070003" w:tentative="1">
-      <w:start w:val="1"/>
-      <w:numFmt w:val="bullet"/>
-      <w:lvlText w:val="o"/>
+        <w:rFonts w:ascii="Courier New" w:hAnsi="Courier New" w:cs="Courier New" w:hint="default"/>
+      </w:rPr>
+    </w:lvl>
+    <w:lvl w:ilvl="8" w:tplc="0C070005" w:tentative="1">
+      <w:start w:val="1"/>
+      <w:numFmt w:val="bullet"/>
+      <w:lvlText w:val=""/>
       <w:lvlJc w:val="left"/>
       <w:pPr>
         <w:ind w:left="6480" w:hanging="360"/>
-      </w:pPr>
-      <w:rPr>
-        <w:rFonts w:ascii="Courier New" w:hAnsi="Courier New" w:cs="Courier New" w:hint="default"/>
-      </w:rPr>
-    </w:lvl>
-    <w:lvl w:ilvl="8" w:tplc="0C070005" w:tentative="1">
-      <w:start w:val="1"/>
-      <w:numFmt w:val="bullet"/>
-      <w:lvlText w:val=""/>
-      <w:lvlJc w:val="left"/>
-      <w:pPr>
-        <w:ind w:left="7200" w:hanging="360"/>
       </w:pPr>
       <w:rPr>
         <w:rFonts w:ascii="Wingdings" w:hAnsi="Wingdings" w:hint="default"/>
@@ -2490,9 +2966,9 @@
     </w:lvl>
   </w:abstractNum>
   <w:abstractNum w:abstractNumId="15" w15:restartNumberingAfterBreak="0">
-    <w:nsid w:val="40B34508"/>
+    <w:nsid w:val="39041E2D"/>
     <w:multiLevelType w:val="hybridMultilevel"/>
-    <w:tmpl w:val="2370E628"/>
+    <w:tmpl w:val="A21A5EDC"/>
     <w:lvl w:ilvl="0" w:tplc="0C070001">
       <w:start w:val="1"/>
       <w:numFmt w:val="bullet"/>
@@ -2603,18 +3079,19 @@
     </w:lvl>
   </w:abstractNum>
   <w:abstractNum w:abstractNumId="16" w15:restartNumberingAfterBreak="0">
-    <w:nsid w:val="4271370C"/>
+    <w:nsid w:val="43F549DF"/>
     <w:multiLevelType w:val="hybridMultilevel"/>
-    <w:tmpl w:val="B8EE1DCA"/>
-    <w:lvl w:ilvl="0" w:tplc="385C6E30">
-      <w:numFmt w:val="bullet"/>
-      <w:lvlText w:val="-"/>
+    <w:tmpl w:val="7C02DA54"/>
+    <w:lvl w:ilvl="0" w:tplc="0C070001">
+      <w:start w:val="1"/>
+      <w:numFmt w:val="bullet"/>
+      <w:lvlText w:val=""/>
       <w:lvlJc w:val="left"/>
       <w:pPr>
         <w:ind w:left="720" w:hanging="360"/>
       </w:pPr>
       <w:rPr>
-        <w:rFonts w:ascii="Calibri" w:eastAsiaTheme="minorHAnsi" w:hAnsi="Calibri" w:cstheme="minorBidi" w:hint="default"/>
+        <w:rFonts w:ascii="Symbol" w:hAnsi="Symbol" w:hint="default"/>
       </w:rPr>
     </w:lvl>
     <w:lvl w:ilvl="1" w:tplc="0C070003" w:tentative="1">
@@ -2715,225 +3192,252 @@
     </w:lvl>
   </w:abstractNum>
   <w:abstractNum w:abstractNumId="17" w15:restartNumberingAfterBreak="0">
-    <w:nsid w:val="53385A69"/>
-    <w:multiLevelType w:val="multilevel"/>
-    <w:tmpl w:val="81D8DB34"/>
-    <w:lvl w:ilvl="0">
-      <w:start w:val="1"/>
-      <w:numFmt w:val="decimal"/>
-      <w:lvlText w:val="%1."/>
-      <w:lvlJc w:val="left"/>
-      <w:pPr>
-        <w:tabs>
-          <w:tab w:val="num" w:pos="720"/>
-        </w:tabs>
-        <w:ind w:left="720" w:hanging="720"/>
-      </w:pPr>
-    </w:lvl>
-    <w:lvl w:ilvl="1">
-      <w:start w:val="1"/>
-      <w:numFmt w:val="decimal"/>
-      <w:lvlText w:val="%2."/>
-      <w:lvlJc w:val="left"/>
-      <w:pPr>
-        <w:tabs>
-          <w:tab w:val="num" w:pos="1440"/>
-        </w:tabs>
-        <w:ind w:left="1440" w:hanging="720"/>
-      </w:pPr>
-    </w:lvl>
-    <w:lvl w:ilvl="2">
-      <w:start w:val="1"/>
-      <w:numFmt w:val="decimal"/>
-      <w:lvlText w:val="%3."/>
-      <w:lvlJc w:val="left"/>
-      <w:pPr>
-        <w:tabs>
-          <w:tab w:val="num" w:pos="2160"/>
-        </w:tabs>
-        <w:ind w:left="2160" w:hanging="720"/>
-      </w:pPr>
-    </w:lvl>
-    <w:lvl w:ilvl="3">
-      <w:start w:val="1"/>
-      <w:numFmt w:val="decimal"/>
-      <w:lvlText w:val="%4."/>
-      <w:lvlJc w:val="left"/>
-      <w:pPr>
-        <w:tabs>
-          <w:tab w:val="num" w:pos="2880"/>
-        </w:tabs>
-        <w:ind w:left="2880" w:hanging="720"/>
-      </w:pPr>
-    </w:lvl>
-    <w:lvl w:ilvl="4">
-      <w:start w:val="1"/>
-      <w:numFmt w:val="decimal"/>
-      <w:lvlText w:val="%5."/>
-      <w:lvlJc w:val="left"/>
-      <w:pPr>
-        <w:tabs>
-          <w:tab w:val="num" w:pos="3600"/>
-        </w:tabs>
-        <w:ind w:left="3600" w:hanging="720"/>
-      </w:pPr>
-    </w:lvl>
-    <w:lvl w:ilvl="5">
-      <w:start w:val="1"/>
-      <w:numFmt w:val="decimal"/>
-      <w:lvlText w:val="%6."/>
-      <w:lvlJc w:val="left"/>
-      <w:pPr>
-        <w:tabs>
-          <w:tab w:val="num" w:pos="4320"/>
-        </w:tabs>
-        <w:ind w:left="4320" w:hanging="720"/>
-      </w:pPr>
-    </w:lvl>
-    <w:lvl w:ilvl="6">
-      <w:start w:val="1"/>
-      <w:numFmt w:val="decimal"/>
-      <w:lvlText w:val="%7."/>
-      <w:lvlJc w:val="left"/>
-      <w:pPr>
-        <w:tabs>
-          <w:tab w:val="num" w:pos="5040"/>
-        </w:tabs>
-        <w:ind w:left="5040" w:hanging="720"/>
-      </w:pPr>
-    </w:lvl>
-    <w:lvl w:ilvl="7">
-      <w:start w:val="1"/>
-      <w:numFmt w:val="decimal"/>
-      <w:lvlText w:val="%8."/>
-      <w:lvlJc w:val="left"/>
-      <w:pPr>
-        <w:tabs>
-          <w:tab w:val="num" w:pos="5760"/>
-        </w:tabs>
-        <w:ind w:left="5760" w:hanging="720"/>
-      </w:pPr>
-    </w:lvl>
-    <w:lvl w:ilvl="8">
-      <w:start w:val="1"/>
-      <w:numFmt w:val="decimal"/>
-      <w:lvlText w:val="%9."/>
-      <w:lvlJc w:val="left"/>
-      <w:pPr>
-        <w:tabs>
-          <w:tab w:val="num" w:pos="6480"/>
-        </w:tabs>
-        <w:ind w:left="6480" w:hanging="720"/>
-      </w:pPr>
+    <w:nsid w:val="449C57DA"/>
+    <w:multiLevelType w:val="hybridMultilevel"/>
+    <w:tmpl w:val="34D2E24A"/>
+    <w:lvl w:ilvl="0" w:tplc="52EA6190">
+      <w:numFmt w:val="bullet"/>
+      <w:lvlText w:val=""/>
+      <w:lvlJc w:val="left"/>
+      <w:pPr>
+        <w:ind w:left="720" w:hanging="360"/>
+      </w:pPr>
+      <w:rPr>
+        <w:rFonts w:ascii="Symbol" w:eastAsiaTheme="minorHAnsi" w:hAnsi="Symbol" w:cstheme="minorBidi" w:hint="default"/>
+      </w:rPr>
+    </w:lvl>
+    <w:lvl w:ilvl="1" w:tplc="0C070003" w:tentative="1">
+      <w:start w:val="1"/>
+      <w:numFmt w:val="bullet"/>
+      <w:lvlText w:val="o"/>
+      <w:lvlJc w:val="left"/>
+      <w:pPr>
+        <w:ind w:left="1440" w:hanging="360"/>
+      </w:pPr>
+      <w:rPr>
+        <w:rFonts w:ascii="Courier New" w:hAnsi="Courier New" w:cs="Courier New" w:hint="default"/>
+      </w:rPr>
+    </w:lvl>
+    <w:lvl w:ilvl="2" w:tplc="0C070005" w:tentative="1">
+      <w:start w:val="1"/>
+      <w:numFmt w:val="bullet"/>
+      <w:lvlText w:val=""/>
+      <w:lvlJc w:val="left"/>
+      <w:pPr>
+        <w:ind w:left="2160" w:hanging="360"/>
+      </w:pPr>
+      <w:rPr>
+        <w:rFonts w:ascii="Wingdings" w:hAnsi="Wingdings" w:hint="default"/>
+      </w:rPr>
+    </w:lvl>
+    <w:lvl w:ilvl="3" w:tplc="0C070001" w:tentative="1">
+      <w:start w:val="1"/>
+      <w:numFmt w:val="bullet"/>
+      <w:lvlText w:val=""/>
+      <w:lvlJc w:val="left"/>
+      <w:pPr>
+        <w:ind w:left="2880" w:hanging="360"/>
+      </w:pPr>
+      <w:rPr>
+        <w:rFonts w:ascii="Symbol" w:hAnsi="Symbol" w:hint="default"/>
+      </w:rPr>
+    </w:lvl>
+    <w:lvl w:ilvl="4" w:tplc="0C070003" w:tentative="1">
+      <w:start w:val="1"/>
+      <w:numFmt w:val="bullet"/>
+      <w:lvlText w:val="o"/>
+      <w:lvlJc w:val="left"/>
+      <w:pPr>
+        <w:ind w:left="3600" w:hanging="360"/>
+      </w:pPr>
+      <w:rPr>
+        <w:rFonts w:ascii="Courier New" w:hAnsi="Courier New" w:cs="Courier New" w:hint="default"/>
+      </w:rPr>
+    </w:lvl>
+    <w:lvl w:ilvl="5" w:tplc="0C070005" w:tentative="1">
+      <w:start w:val="1"/>
+      <w:numFmt w:val="bullet"/>
+      <w:lvlText w:val=""/>
+      <w:lvlJc w:val="left"/>
+      <w:pPr>
+        <w:ind w:left="4320" w:hanging="360"/>
+      </w:pPr>
+      <w:rPr>
+        <w:rFonts w:ascii="Wingdings" w:hAnsi="Wingdings" w:hint="default"/>
+      </w:rPr>
+    </w:lvl>
+    <w:lvl w:ilvl="6" w:tplc="0C070001" w:tentative="1">
+      <w:start w:val="1"/>
+      <w:numFmt w:val="bullet"/>
+      <w:lvlText w:val=""/>
+      <w:lvlJc w:val="left"/>
+      <w:pPr>
+        <w:ind w:left="5040" w:hanging="360"/>
+      </w:pPr>
+      <w:rPr>
+        <w:rFonts w:ascii="Symbol" w:hAnsi="Symbol" w:hint="default"/>
+      </w:rPr>
+    </w:lvl>
+    <w:lvl w:ilvl="7" w:tplc="0C070003" w:tentative="1">
+      <w:start w:val="1"/>
+      <w:numFmt w:val="bullet"/>
+      <w:lvlText w:val="o"/>
+      <w:lvlJc w:val="left"/>
+      <w:pPr>
+        <w:ind w:left="5760" w:hanging="360"/>
+      </w:pPr>
+      <w:rPr>
+        <w:rFonts w:ascii="Courier New" w:hAnsi="Courier New" w:cs="Courier New" w:hint="default"/>
+      </w:rPr>
+    </w:lvl>
+    <w:lvl w:ilvl="8" w:tplc="0C070005" w:tentative="1">
+      <w:start w:val="1"/>
+      <w:numFmt w:val="bullet"/>
+      <w:lvlText w:val=""/>
+      <w:lvlJc w:val="left"/>
+      <w:pPr>
+        <w:ind w:left="6480" w:hanging="360"/>
+      </w:pPr>
+      <w:rPr>
+        <w:rFonts w:ascii="Wingdings" w:hAnsi="Wingdings" w:hint="default"/>
+      </w:rPr>
     </w:lvl>
   </w:abstractNum>
   <w:abstractNum w:abstractNumId="18" w15:restartNumberingAfterBreak="0">
-    <w:nsid w:val="54337117"/>
-    <w:multiLevelType w:val="hybridMultilevel"/>
-    <w:tmpl w:val="97C0289C"/>
-    <w:lvl w:ilvl="0" w:tplc="0C070001">
-      <w:start w:val="1"/>
-      <w:numFmt w:val="bullet"/>
-      <w:lvlText w:val=""/>
-      <w:lvlJc w:val="left"/>
-      <w:pPr>
-        <w:ind w:left="720" w:hanging="360"/>
-      </w:pPr>
-      <w:rPr>
-        <w:rFonts w:ascii="Symbol" w:hAnsi="Symbol" w:hint="default"/>
-      </w:rPr>
-    </w:lvl>
-    <w:lvl w:ilvl="1" w:tplc="0C070003" w:tentative="1">
-      <w:start w:val="1"/>
-      <w:numFmt w:val="bullet"/>
-      <w:lvlText w:val="o"/>
-      <w:lvlJc w:val="left"/>
-      <w:pPr>
-        <w:ind w:left="1440" w:hanging="360"/>
-      </w:pPr>
-      <w:rPr>
-        <w:rFonts w:ascii="Courier New" w:hAnsi="Courier New" w:cs="Courier New" w:hint="default"/>
-      </w:rPr>
-    </w:lvl>
-    <w:lvl w:ilvl="2" w:tplc="0C070005" w:tentative="1">
-      <w:start w:val="1"/>
-      <w:numFmt w:val="bullet"/>
-      <w:lvlText w:val=""/>
-      <w:lvlJc w:val="left"/>
-      <w:pPr>
-        <w:ind w:left="2160" w:hanging="360"/>
-      </w:pPr>
-      <w:rPr>
-        <w:rFonts w:ascii="Wingdings" w:hAnsi="Wingdings" w:hint="default"/>
-      </w:rPr>
-    </w:lvl>
-    <w:lvl w:ilvl="3" w:tplc="0C070001" w:tentative="1">
-      <w:start w:val="1"/>
-      <w:numFmt w:val="bullet"/>
-      <w:lvlText w:val=""/>
-      <w:lvlJc w:val="left"/>
-      <w:pPr>
-        <w:ind w:left="2880" w:hanging="360"/>
-      </w:pPr>
-      <w:rPr>
-        <w:rFonts w:ascii="Symbol" w:hAnsi="Symbol" w:hint="default"/>
-      </w:rPr>
-    </w:lvl>
-    <w:lvl w:ilvl="4" w:tplc="0C070003" w:tentative="1">
-      <w:start w:val="1"/>
-      <w:numFmt w:val="bullet"/>
-      <w:lvlText w:val="o"/>
-      <w:lvlJc w:val="left"/>
-      <w:pPr>
-        <w:ind w:left="3600" w:hanging="360"/>
-      </w:pPr>
-      <w:rPr>
-        <w:rFonts w:ascii="Courier New" w:hAnsi="Courier New" w:cs="Courier New" w:hint="default"/>
-      </w:rPr>
-    </w:lvl>
-    <w:lvl w:ilvl="5" w:tplc="0C070005" w:tentative="1">
-      <w:start w:val="1"/>
-      <w:numFmt w:val="bullet"/>
-      <w:lvlText w:val=""/>
-      <w:lvlJc w:val="left"/>
-      <w:pPr>
-        <w:ind w:left="4320" w:hanging="360"/>
-      </w:pPr>
-      <w:rPr>
-        <w:rFonts w:ascii="Wingdings" w:hAnsi="Wingdings" w:hint="default"/>
-      </w:rPr>
-    </w:lvl>
-    <w:lvl w:ilvl="6" w:tplc="0C070001" w:tentative="1">
-      <w:start w:val="1"/>
-      <w:numFmt w:val="bullet"/>
-      <w:lvlText w:val=""/>
-      <w:lvlJc w:val="left"/>
-      <w:pPr>
-        <w:ind w:left="5040" w:hanging="360"/>
-      </w:pPr>
-      <w:rPr>
-        <w:rFonts w:ascii="Symbol" w:hAnsi="Symbol" w:hint="default"/>
-      </w:rPr>
-    </w:lvl>
-    <w:lvl w:ilvl="7" w:tplc="0C070003" w:tentative="1">
-      <w:start w:val="1"/>
-      <w:numFmt w:val="bullet"/>
-      <w:lvlText w:val="o"/>
-      <w:lvlJc w:val="left"/>
-      <w:pPr>
-        <w:ind w:left="5760" w:hanging="360"/>
-      </w:pPr>
-      <w:rPr>
-        <w:rFonts w:ascii="Courier New" w:hAnsi="Courier New" w:cs="Courier New" w:hint="default"/>
-      </w:rPr>
-    </w:lvl>
-    <w:lvl w:ilvl="8" w:tplc="0C070005" w:tentative="1">
-      <w:start w:val="1"/>
-      <w:numFmt w:val="bullet"/>
-      <w:lvlText w:val=""/>
-      <w:lvlJc w:val="left"/>
-      <w:pPr>
-        <w:ind w:left="6480" w:hanging="360"/>
+    <w:nsid w:val="46321CCB"/>
+    <w:multiLevelType w:val="multilevel"/>
+    <w:tmpl w:val="A8566D82"/>
+    <w:lvl w:ilvl="0">
+      <w:start w:val="1"/>
+      <w:numFmt w:val="bullet"/>
+      <w:pStyle w:val="Aufzhlung1"/>
+      <w:lvlText w:val=""/>
+      <w:lvlJc w:val="left"/>
+      <w:pPr>
+        <w:tabs>
+          <w:tab w:val="num" w:pos="360"/>
+        </w:tabs>
+        <w:ind w:left="360" w:hanging="360"/>
+      </w:pPr>
+      <w:rPr>
+        <w:rFonts w:ascii="Symbol" w:hAnsi="Symbol" w:hint="default"/>
+      </w:rPr>
+    </w:lvl>
+    <w:lvl w:ilvl="1">
+      <w:start w:val="1"/>
+      <w:numFmt w:val="bullet"/>
+      <w:lvlText w:val="o"/>
+      <w:lvlJc w:val="left"/>
+      <w:pPr>
+        <w:tabs>
+          <w:tab w:val="num" w:pos="1080"/>
+        </w:tabs>
+        <w:ind w:left="1080" w:hanging="360"/>
+      </w:pPr>
+      <w:rPr>
+        <w:rFonts w:ascii="Courier New" w:hAnsi="Courier New" w:cs="MS Outlook" w:hint="default"/>
+      </w:rPr>
+    </w:lvl>
+    <w:lvl w:ilvl="2" w:tentative="1">
+      <w:start w:val="1"/>
+      <w:numFmt w:val="bullet"/>
+      <w:lvlText w:val=""/>
+      <w:lvlJc w:val="left"/>
+      <w:pPr>
+        <w:tabs>
+          <w:tab w:val="num" w:pos="1800"/>
+        </w:tabs>
+        <w:ind w:left="1800" w:hanging="360"/>
+      </w:pPr>
+      <w:rPr>
+        <w:rFonts w:ascii="Wingdings" w:hAnsi="Wingdings" w:hint="default"/>
+      </w:rPr>
+    </w:lvl>
+    <w:lvl w:ilvl="3" w:tentative="1">
+      <w:start w:val="1"/>
+      <w:numFmt w:val="bullet"/>
+      <w:lvlText w:val=""/>
+      <w:lvlJc w:val="left"/>
+      <w:pPr>
+        <w:tabs>
+          <w:tab w:val="num" w:pos="2520"/>
+        </w:tabs>
+        <w:ind w:left="2520" w:hanging="360"/>
+      </w:pPr>
+      <w:rPr>
+        <w:rFonts w:ascii="Symbol" w:hAnsi="Symbol" w:hint="default"/>
+      </w:rPr>
+    </w:lvl>
+    <w:lvl w:ilvl="4" w:tentative="1">
+      <w:start w:val="1"/>
+      <w:numFmt w:val="bullet"/>
+      <w:lvlText w:val="o"/>
+      <w:lvlJc w:val="left"/>
+      <w:pPr>
+        <w:tabs>
+          <w:tab w:val="num" w:pos="3240"/>
+        </w:tabs>
+        <w:ind w:left="3240" w:hanging="360"/>
+      </w:pPr>
+      <w:rPr>
+        <w:rFonts w:ascii="Courier New" w:hAnsi="Courier New" w:cs="MS Outlook" w:hint="default"/>
+      </w:rPr>
+    </w:lvl>
+    <w:lvl w:ilvl="5" w:tentative="1">
+      <w:start w:val="1"/>
+      <w:numFmt w:val="bullet"/>
+      <w:lvlText w:val=""/>
+      <w:lvlJc w:val="left"/>
+      <w:pPr>
+        <w:tabs>
+          <w:tab w:val="num" w:pos="3960"/>
+        </w:tabs>
+        <w:ind w:left="3960" w:hanging="360"/>
+      </w:pPr>
+      <w:rPr>
+        <w:rFonts w:ascii="Wingdings" w:hAnsi="Wingdings" w:hint="default"/>
+      </w:rPr>
+    </w:lvl>
+    <w:lvl w:ilvl="6" w:tentative="1">
+      <w:start w:val="1"/>
+      <w:numFmt w:val="bullet"/>
+      <w:lvlText w:val=""/>
+      <w:lvlJc w:val="left"/>
+      <w:pPr>
+        <w:tabs>
+          <w:tab w:val="num" w:pos="4680"/>
+        </w:tabs>
+        <w:ind w:left="4680" w:hanging="360"/>
+      </w:pPr>
+      <w:rPr>
+        <w:rFonts w:ascii="Symbol" w:hAnsi="Symbol" w:hint="default"/>
+      </w:rPr>
+    </w:lvl>
+    <w:lvl w:ilvl="7" w:tentative="1">
+      <w:start w:val="1"/>
+      <w:numFmt w:val="bullet"/>
+      <w:lvlText w:val="o"/>
+      <w:lvlJc w:val="left"/>
+      <w:pPr>
+        <w:tabs>
+          <w:tab w:val="num" w:pos="5400"/>
+        </w:tabs>
+        <w:ind w:left="5400" w:hanging="360"/>
+      </w:pPr>
+      <w:rPr>
+        <w:rFonts w:ascii="Courier New" w:hAnsi="Courier New" w:cs="MS Outlook" w:hint="default"/>
+      </w:rPr>
+    </w:lvl>
+    <w:lvl w:ilvl="8" w:tentative="1">
+      <w:start w:val="1"/>
+      <w:numFmt w:val="bullet"/>
+      <w:lvlText w:val=""/>
+      <w:lvlJc w:val="left"/>
+      <w:pPr>
+        <w:tabs>
+          <w:tab w:val="num" w:pos="6120"/>
+        </w:tabs>
+        <w:ind w:left="6120" w:hanging="360"/>
       </w:pPr>
       <w:rPr>
         <w:rFonts w:ascii="Wingdings" w:hAnsi="Wingdings" w:hint="default"/>
@@ -2941,92 +3445,570 @@
     </w:lvl>
   </w:abstractNum>
   <w:abstractNum w:abstractNumId="19" w15:restartNumberingAfterBreak="0">
-    <w:nsid w:val="593D550D"/>
+    <w:nsid w:val="47CC2269"/>
     <w:multiLevelType w:val="hybridMultilevel"/>
-    <w:tmpl w:val="1346AC66"/>
-    <w:lvl w:ilvl="0" w:tplc="0C07000F">
-      <w:start w:val="1"/>
-      <w:numFmt w:val="decimal"/>
-      <w:lvlText w:val="%1."/>
+    <w:tmpl w:val="E3549134"/>
+    <w:lvl w:ilvl="0" w:tplc="33B88020">
+      <w:numFmt w:val="bullet"/>
+      <w:lvlText w:val=""/>
       <w:lvlJc w:val="left"/>
       <w:pPr>
         <w:ind w:left="720" w:hanging="360"/>
       </w:pPr>
-    </w:lvl>
-    <w:lvl w:ilvl="1" w:tplc="0C070019" w:tentative="1">
-      <w:start w:val="1"/>
-      <w:numFmt w:val="lowerLetter"/>
-      <w:lvlText w:val="%2."/>
+      <w:rPr>
+        <w:rFonts w:ascii="Symbol" w:eastAsiaTheme="minorHAnsi" w:hAnsi="Symbol" w:cstheme="minorBidi" w:hint="default"/>
+      </w:rPr>
+    </w:lvl>
+    <w:lvl w:ilvl="1" w:tplc="0C070003" w:tentative="1">
+      <w:start w:val="1"/>
+      <w:numFmt w:val="bullet"/>
+      <w:lvlText w:val="o"/>
       <w:lvlJc w:val="left"/>
       <w:pPr>
         <w:ind w:left="1440" w:hanging="360"/>
       </w:pPr>
-    </w:lvl>
-    <w:lvl w:ilvl="2" w:tplc="0C07001B" w:tentative="1">
-      <w:start w:val="1"/>
-      <w:numFmt w:val="lowerRoman"/>
-      <w:lvlText w:val="%3."/>
-      <w:lvlJc w:val="right"/>
-      <w:pPr>
-        <w:ind w:left="2160" w:hanging="180"/>
-      </w:pPr>
-    </w:lvl>
-    <w:lvl w:ilvl="3" w:tplc="0C07000F" w:tentative="1">
-      <w:start w:val="1"/>
-      <w:numFmt w:val="decimal"/>
-      <w:lvlText w:val="%4."/>
+      <w:rPr>
+        <w:rFonts w:ascii="Courier New" w:hAnsi="Courier New" w:cs="Courier New" w:hint="default"/>
+      </w:rPr>
+    </w:lvl>
+    <w:lvl w:ilvl="2" w:tplc="0C070005" w:tentative="1">
+      <w:start w:val="1"/>
+      <w:numFmt w:val="bullet"/>
+      <w:lvlText w:val=""/>
+      <w:lvlJc w:val="left"/>
+      <w:pPr>
+        <w:ind w:left="2160" w:hanging="360"/>
+      </w:pPr>
+      <w:rPr>
+        <w:rFonts w:ascii="Wingdings" w:hAnsi="Wingdings" w:hint="default"/>
+      </w:rPr>
+    </w:lvl>
+    <w:lvl w:ilvl="3" w:tplc="0C070001" w:tentative="1">
+      <w:start w:val="1"/>
+      <w:numFmt w:val="bullet"/>
+      <w:lvlText w:val=""/>
       <w:lvlJc w:val="left"/>
       <w:pPr>
         <w:ind w:left="2880" w:hanging="360"/>
       </w:pPr>
-    </w:lvl>
-    <w:lvl w:ilvl="4" w:tplc="0C070019" w:tentative="1">
-      <w:start w:val="1"/>
-      <w:numFmt w:val="lowerLetter"/>
-      <w:lvlText w:val="%5."/>
+      <w:rPr>
+        <w:rFonts w:ascii="Symbol" w:hAnsi="Symbol" w:hint="default"/>
+      </w:rPr>
+    </w:lvl>
+    <w:lvl w:ilvl="4" w:tplc="0C070003" w:tentative="1">
+      <w:start w:val="1"/>
+      <w:numFmt w:val="bullet"/>
+      <w:lvlText w:val="o"/>
       <w:lvlJc w:val="left"/>
       <w:pPr>
         <w:ind w:left="3600" w:hanging="360"/>
       </w:pPr>
-    </w:lvl>
-    <w:lvl w:ilvl="5" w:tplc="0C07001B" w:tentative="1">
-      <w:start w:val="1"/>
-      <w:numFmt w:val="lowerRoman"/>
-      <w:lvlText w:val="%6."/>
-      <w:lvlJc w:val="right"/>
-      <w:pPr>
-        <w:ind w:left="4320" w:hanging="180"/>
-      </w:pPr>
-    </w:lvl>
-    <w:lvl w:ilvl="6" w:tplc="0C07000F" w:tentative="1">
-      <w:start w:val="1"/>
-      <w:numFmt w:val="decimal"/>
-      <w:lvlText w:val="%7."/>
+      <w:rPr>
+        <w:rFonts w:ascii="Courier New" w:hAnsi="Courier New" w:cs="Courier New" w:hint="default"/>
+      </w:rPr>
+    </w:lvl>
+    <w:lvl w:ilvl="5" w:tplc="0C070005" w:tentative="1">
+      <w:start w:val="1"/>
+      <w:numFmt w:val="bullet"/>
+      <w:lvlText w:val=""/>
+      <w:lvlJc w:val="left"/>
+      <w:pPr>
+        <w:ind w:left="4320" w:hanging="360"/>
+      </w:pPr>
+      <w:rPr>
+        <w:rFonts w:ascii="Wingdings" w:hAnsi="Wingdings" w:hint="default"/>
+      </w:rPr>
+    </w:lvl>
+    <w:lvl w:ilvl="6" w:tplc="0C070001" w:tentative="1">
+      <w:start w:val="1"/>
+      <w:numFmt w:val="bullet"/>
+      <w:lvlText w:val=""/>
       <w:lvlJc w:val="left"/>
       <w:pPr>
         <w:ind w:left="5040" w:hanging="360"/>
       </w:pPr>
-    </w:lvl>
-    <w:lvl w:ilvl="7" w:tplc="0C070019" w:tentative="1">
-      <w:start w:val="1"/>
-      <w:numFmt w:val="lowerLetter"/>
-      <w:lvlText w:val="%8."/>
+      <w:rPr>
+        <w:rFonts w:ascii="Symbol" w:hAnsi="Symbol" w:hint="default"/>
+      </w:rPr>
+    </w:lvl>
+    <w:lvl w:ilvl="7" w:tplc="0C070003" w:tentative="1">
+      <w:start w:val="1"/>
+      <w:numFmt w:val="bullet"/>
+      <w:lvlText w:val="o"/>
       <w:lvlJc w:val="left"/>
       <w:pPr>
         <w:ind w:left="5760" w:hanging="360"/>
       </w:pPr>
-    </w:lvl>
-    <w:lvl w:ilvl="8" w:tplc="0C07001B" w:tentative="1">
-      <w:start w:val="1"/>
-      <w:numFmt w:val="lowerRoman"/>
-      <w:lvlText w:val="%9."/>
-      <w:lvlJc w:val="right"/>
-      <w:pPr>
-        <w:ind w:left="6480" w:hanging="180"/>
-      </w:pPr>
+      <w:rPr>
+        <w:rFonts w:ascii="Courier New" w:hAnsi="Courier New" w:cs="Courier New" w:hint="default"/>
+      </w:rPr>
+    </w:lvl>
+    <w:lvl w:ilvl="8" w:tplc="0C070005" w:tentative="1">
+      <w:start w:val="1"/>
+      <w:numFmt w:val="bullet"/>
+      <w:lvlText w:val=""/>
+      <w:lvlJc w:val="left"/>
+      <w:pPr>
+        <w:ind w:left="6480" w:hanging="360"/>
+      </w:pPr>
+      <w:rPr>
+        <w:rFonts w:ascii="Wingdings" w:hAnsi="Wingdings" w:hint="default"/>
+      </w:rPr>
     </w:lvl>
   </w:abstractNum>
   <w:abstractNum w:abstractNumId="20" w15:restartNumberingAfterBreak="0">
+    <w:nsid w:val="4D4A5004"/>
+    <w:multiLevelType w:val="hybridMultilevel"/>
+    <w:tmpl w:val="F374632C"/>
+    <w:lvl w:ilvl="0" w:tplc="0C070001">
+      <w:start w:val="1"/>
+      <w:numFmt w:val="bullet"/>
+      <w:lvlText w:val=""/>
+      <w:lvlJc w:val="left"/>
+      <w:pPr>
+        <w:ind w:left="720" w:hanging="360"/>
+      </w:pPr>
+      <w:rPr>
+        <w:rFonts w:ascii="Symbol" w:hAnsi="Symbol" w:hint="default"/>
+      </w:rPr>
+    </w:lvl>
+    <w:lvl w:ilvl="1" w:tplc="0C070003" w:tentative="1">
+      <w:start w:val="1"/>
+      <w:numFmt w:val="bullet"/>
+      <w:lvlText w:val="o"/>
+      <w:lvlJc w:val="left"/>
+      <w:pPr>
+        <w:ind w:left="1440" w:hanging="360"/>
+      </w:pPr>
+      <w:rPr>
+        <w:rFonts w:ascii="Courier New" w:hAnsi="Courier New" w:cs="Courier New" w:hint="default"/>
+      </w:rPr>
+    </w:lvl>
+    <w:lvl w:ilvl="2" w:tplc="0C070005" w:tentative="1">
+      <w:start w:val="1"/>
+      <w:numFmt w:val="bullet"/>
+      <w:lvlText w:val=""/>
+      <w:lvlJc w:val="left"/>
+      <w:pPr>
+        <w:ind w:left="2160" w:hanging="360"/>
+      </w:pPr>
+      <w:rPr>
+        <w:rFonts w:ascii="Wingdings" w:hAnsi="Wingdings" w:hint="default"/>
+      </w:rPr>
+    </w:lvl>
+    <w:lvl w:ilvl="3" w:tplc="0C070001" w:tentative="1">
+      <w:start w:val="1"/>
+      <w:numFmt w:val="bullet"/>
+      <w:lvlText w:val=""/>
+      <w:lvlJc w:val="left"/>
+      <w:pPr>
+        <w:ind w:left="2880" w:hanging="360"/>
+      </w:pPr>
+      <w:rPr>
+        <w:rFonts w:ascii="Symbol" w:hAnsi="Symbol" w:hint="default"/>
+      </w:rPr>
+    </w:lvl>
+    <w:lvl w:ilvl="4" w:tplc="0C070003" w:tentative="1">
+      <w:start w:val="1"/>
+      <w:numFmt w:val="bullet"/>
+      <w:lvlText w:val="o"/>
+      <w:lvlJc w:val="left"/>
+      <w:pPr>
+        <w:ind w:left="3600" w:hanging="360"/>
+      </w:pPr>
+      <w:rPr>
+        <w:rFonts w:ascii="Courier New" w:hAnsi="Courier New" w:cs="Courier New" w:hint="default"/>
+      </w:rPr>
+    </w:lvl>
+    <w:lvl w:ilvl="5" w:tplc="0C070005" w:tentative="1">
+      <w:start w:val="1"/>
+      <w:numFmt w:val="bullet"/>
+      <w:lvlText w:val=""/>
+      <w:lvlJc w:val="left"/>
+      <w:pPr>
+        <w:ind w:left="4320" w:hanging="360"/>
+      </w:pPr>
+      <w:rPr>
+        <w:rFonts w:ascii="Wingdings" w:hAnsi="Wingdings" w:hint="default"/>
+      </w:rPr>
+    </w:lvl>
+    <w:lvl w:ilvl="6" w:tplc="0C070001" w:tentative="1">
+      <w:start w:val="1"/>
+      <w:numFmt w:val="bullet"/>
+      <w:lvlText w:val=""/>
+      <w:lvlJc w:val="left"/>
+      <w:pPr>
+        <w:ind w:left="5040" w:hanging="360"/>
+      </w:pPr>
+      <w:rPr>
+        <w:rFonts w:ascii="Symbol" w:hAnsi="Symbol" w:hint="default"/>
+      </w:rPr>
+    </w:lvl>
+    <w:lvl w:ilvl="7" w:tplc="0C070003" w:tentative="1">
+      <w:start w:val="1"/>
+      <w:numFmt w:val="bullet"/>
+      <w:lvlText w:val="o"/>
+      <w:lvlJc w:val="left"/>
+      <w:pPr>
+        <w:ind w:left="5760" w:hanging="360"/>
+      </w:pPr>
+      <w:rPr>
+        <w:rFonts w:ascii="Courier New" w:hAnsi="Courier New" w:cs="Courier New" w:hint="default"/>
+      </w:rPr>
+    </w:lvl>
+    <w:lvl w:ilvl="8" w:tplc="0C070005" w:tentative="1">
+      <w:start w:val="1"/>
+      <w:numFmt w:val="bullet"/>
+      <w:lvlText w:val=""/>
+      <w:lvlJc w:val="left"/>
+      <w:pPr>
+        <w:ind w:left="6480" w:hanging="360"/>
+      </w:pPr>
+      <w:rPr>
+        <w:rFonts w:ascii="Wingdings" w:hAnsi="Wingdings" w:hint="default"/>
+      </w:rPr>
+    </w:lvl>
+  </w:abstractNum>
+  <w:abstractNum w:abstractNumId="21" w15:restartNumberingAfterBreak="0">
+    <w:nsid w:val="54DC321F"/>
+    <w:multiLevelType w:val="hybridMultilevel"/>
+    <w:tmpl w:val="23002172"/>
+    <w:lvl w:ilvl="0" w:tplc="0C070001">
+      <w:start w:val="1"/>
+      <w:numFmt w:val="bullet"/>
+      <w:lvlText w:val=""/>
+      <w:lvlJc w:val="left"/>
+      <w:pPr>
+        <w:ind w:left="720" w:hanging="360"/>
+      </w:pPr>
+      <w:rPr>
+        <w:rFonts w:ascii="Symbol" w:hAnsi="Symbol" w:hint="default"/>
+      </w:rPr>
+    </w:lvl>
+    <w:lvl w:ilvl="1" w:tplc="0C070003" w:tentative="1">
+      <w:start w:val="1"/>
+      <w:numFmt w:val="bullet"/>
+      <w:lvlText w:val="o"/>
+      <w:lvlJc w:val="left"/>
+      <w:pPr>
+        <w:ind w:left="1440" w:hanging="360"/>
+      </w:pPr>
+      <w:rPr>
+        <w:rFonts w:ascii="Courier New" w:hAnsi="Courier New" w:cs="Courier New" w:hint="default"/>
+      </w:rPr>
+    </w:lvl>
+    <w:lvl w:ilvl="2" w:tplc="0C070005" w:tentative="1">
+      <w:start w:val="1"/>
+      <w:numFmt w:val="bullet"/>
+      <w:lvlText w:val=""/>
+      <w:lvlJc w:val="left"/>
+      <w:pPr>
+        <w:ind w:left="2160" w:hanging="360"/>
+      </w:pPr>
+      <w:rPr>
+        <w:rFonts w:ascii="Wingdings" w:hAnsi="Wingdings" w:hint="default"/>
+      </w:rPr>
+    </w:lvl>
+    <w:lvl w:ilvl="3" w:tplc="0C070001" w:tentative="1">
+      <w:start w:val="1"/>
+      <w:numFmt w:val="bullet"/>
+      <w:lvlText w:val=""/>
+      <w:lvlJc w:val="left"/>
+      <w:pPr>
+        <w:ind w:left="2880" w:hanging="360"/>
+      </w:pPr>
+      <w:rPr>
+        <w:rFonts w:ascii="Symbol" w:hAnsi="Symbol" w:hint="default"/>
+      </w:rPr>
+    </w:lvl>
+    <w:lvl w:ilvl="4" w:tplc="0C070003" w:tentative="1">
+      <w:start w:val="1"/>
+      <w:numFmt w:val="bullet"/>
+      <w:lvlText w:val="o"/>
+      <w:lvlJc w:val="left"/>
+      <w:pPr>
+        <w:ind w:left="3600" w:hanging="360"/>
+      </w:pPr>
+      <w:rPr>
+        <w:rFonts w:ascii="Courier New" w:hAnsi="Courier New" w:cs="Courier New" w:hint="default"/>
+      </w:rPr>
+    </w:lvl>
+    <w:lvl w:ilvl="5" w:tplc="0C070005" w:tentative="1">
+      <w:start w:val="1"/>
+      <w:numFmt w:val="bullet"/>
+      <w:lvlText w:val=""/>
+      <w:lvlJc w:val="left"/>
+      <w:pPr>
+        <w:ind w:left="4320" w:hanging="360"/>
+      </w:pPr>
+      <w:rPr>
+        <w:rFonts w:ascii="Wingdings" w:hAnsi="Wingdings" w:hint="default"/>
+      </w:rPr>
+    </w:lvl>
+    <w:lvl w:ilvl="6" w:tplc="0C070001" w:tentative="1">
+      <w:start w:val="1"/>
+      <w:numFmt w:val="bullet"/>
+      <w:lvlText w:val=""/>
+      <w:lvlJc w:val="left"/>
+      <w:pPr>
+        <w:ind w:left="5040" w:hanging="360"/>
+      </w:pPr>
+      <w:rPr>
+        <w:rFonts w:ascii="Symbol" w:hAnsi="Symbol" w:hint="default"/>
+      </w:rPr>
+    </w:lvl>
+    <w:lvl w:ilvl="7" w:tplc="0C070003" w:tentative="1">
+      <w:start w:val="1"/>
+      <w:numFmt w:val="bullet"/>
+      <w:lvlText w:val="o"/>
+      <w:lvlJc w:val="left"/>
+      <w:pPr>
+        <w:ind w:left="5760" w:hanging="360"/>
+      </w:pPr>
+      <w:rPr>
+        <w:rFonts w:ascii="Courier New" w:hAnsi="Courier New" w:cs="Courier New" w:hint="default"/>
+      </w:rPr>
+    </w:lvl>
+    <w:lvl w:ilvl="8" w:tplc="0C070005" w:tentative="1">
+      <w:start w:val="1"/>
+      <w:numFmt w:val="bullet"/>
+      <w:lvlText w:val=""/>
+      <w:lvlJc w:val="left"/>
+      <w:pPr>
+        <w:ind w:left="6480" w:hanging="360"/>
+      </w:pPr>
+      <w:rPr>
+        <w:rFonts w:ascii="Wingdings" w:hAnsi="Wingdings" w:hint="default"/>
+      </w:rPr>
+    </w:lvl>
+  </w:abstractNum>
+  <w:abstractNum w:abstractNumId="22" w15:restartNumberingAfterBreak="0">
+    <w:nsid w:val="5FDB17A2"/>
+    <w:multiLevelType w:val="hybridMultilevel"/>
+    <w:tmpl w:val="AECEAAA4"/>
+    <w:lvl w:ilvl="0" w:tplc="0C070001">
+      <w:start w:val="1"/>
+      <w:numFmt w:val="bullet"/>
+      <w:lvlText w:val=""/>
+      <w:lvlJc w:val="left"/>
+      <w:pPr>
+        <w:ind w:left="720" w:hanging="360"/>
+      </w:pPr>
+      <w:rPr>
+        <w:rFonts w:ascii="Symbol" w:hAnsi="Symbol" w:hint="default"/>
+      </w:rPr>
+    </w:lvl>
+    <w:lvl w:ilvl="1" w:tplc="0C070003" w:tentative="1">
+      <w:start w:val="1"/>
+      <w:numFmt w:val="bullet"/>
+      <w:lvlText w:val="o"/>
+      <w:lvlJc w:val="left"/>
+      <w:pPr>
+        <w:ind w:left="1440" w:hanging="360"/>
+      </w:pPr>
+      <w:rPr>
+        <w:rFonts w:ascii="Courier New" w:hAnsi="Courier New" w:cs="Courier New" w:hint="default"/>
+      </w:rPr>
+    </w:lvl>
+    <w:lvl w:ilvl="2" w:tplc="0C070005" w:tentative="1">
+      <w:start w:val="1"/>
+      <w:numFmt w:val="bullet"/>
+      <w:lvlText w:val=""/>
+      <w:lvlJc w:val="left"/>
+      <w:pPr>
+        <w:ind w:left="2160" w:hanging="360"/>
+      </w:pPr>
+      <w:rPr>
+        <w:rFonts w:ascii="Wingdings" w:hAnsi="Wingdings" w:hint="default"/>
+      </w:rPr>
+    </w:lvl>
+    <w:lvl w:ilvl="3" w:tplc="0C070001" w:tentative="1">
+      <w:start w:val="1"/>
+      <w:numFmt w:val="bullet"/>
+      <w:lvlText w:val=""/>
+      <w:lvlJc w:val="left"/>
+      <w:pPr>
+        <w:ind w:left="2880" w:hanging="360"/>
+      </w:pPr>
+      <w:rPr>
+        <w:rFonts w:ascii="Symbol" w:hAnsi="Symbol" w:hint="default"/>
+      </w:rPr>
+    </w:lvl>
+    <w:lvl w:ilvl="4" w:tplc="0C070003" w:tentative="1">
+      <w:start w:val="1"/>
+      <w:numFmt w:val="bullet"/>
+      <w:lvlText w:val="o"/>
+      <w:lvlJc w:val="left"/>
+      <w:pPr>
+        <w:ind w:left="3600" w:hanging="360"/>
+      </w:pPr>
+      <w:rPr>
+        <w:rFonts w:ascii="Courier New" w:hAnsi="Courier New" w:cs="Courier New" w:hint="default"/>
+      </w:rPr>
+    </w:lvl>
+    <w:lvl w:ilvl="5" w:tplc="0C070005" w:tentative="1">
+      <w:start w:val="1"/>
+      <w:numFmt w:val="bullet"/>
+      <w:lvlText w:val=""/>
+      <w:lvlJc w:val="left"/>
+      <w:pPr>
+        <w:ind w:left="4320" w:hanging="360"/>
+      </w:pPr>
+      <w:rPr>
+        <w:rFonts w:ascii="Wingdings" w:hAnsi="Wingdings" w:hint="default"/>
+      </w:rPr>
+    </w:lvl>
+    <w:lvl w:ilvl="6" w:tplc="0C070001" w:tentative="1">
+      <w:start w:val="1"/>
+      <w:numFmt w:val="bullet"/>
+      <w:lvlText w:val=""/>
+      <w:lvlJc w:val="left"/>
+      <w:pPr>
+        <w:ind w:left="5040" w:hanging="360"/>
+      </w:pPr>
+      <w:rPr>
+        <w:rFonts w:ascii="Symbol" w:hAnsi="Symbol" w:hint="default"/>
+      </w:rPr>
+    </w:lvl>
+    <w:lvl w:ilvl="7" w:tplc="0C070003" w:tentative="1">
+      <w:start w:val="1"/>
+      <w:numFmt w:val="bullet"/>
+      <w:lvlText w:val="o"/>
+      <w:lvlJc w:val="left"/>
+      <w:pPr>
+        <w:ind w:left="5760" w:hanging="360"/>
+      </w:pPr>
+      <w:rPr>
+        <w:rFonts w:ascii="Courier New" w:hAnsi="Courier New" w:cs="Courier New" w:hint="default"/>
+      </w:rPr>
+    </w:lvl>
+    <w:lvl w:ilvl="8" w:tplc="0C070005" w:tentative="1">
+      <w:start w:val="1"/>
+      <w:numFmt w:val="bullet"/>
+      <w:lvlText w:val=""/>
+      <w:lvlJc w:val="left"/>
+      <w:pPr>
+        <w:ind w:left="6480" w:hanging="360"/>
+      </w:pPr>
+      <w:rPr>
+        <w:rFonts w:ascii="Wingdings" w:hAnsi="Wingdings" w:hint="default"/>
+      </w:rPr>
+    </w:lvl>
+  </w:abstractNum>
+  <w:abstractNum w:abstractNumId="23" w15:restartNumberingAfterBreak="0">
+    <w:nsid w:val="63127570"/>
+    <w:multiLevelType w:val="hybridMultilevel"/>
+    <w:tmpl w:val="4A44A094"/>
+    <w:lvl w:ilvl="0" w:tplc="0C070001">
+      <w:start w:val="1"/>
+      <w:numFmt w:val="bullet"/>
+      <w:lvlText w:val=""/>
+      <w:lvlJc w:val="left"/>
+      <w:pPr>
+        <w:ind w:left="720" w:hanging="360"/>
+      </w:pPr>
+      <w:rPr>
+        <w:rFonts w:ascii="Symbol" w:hAnsi="Symbol" w:hint="default"/>
+      </w:rPr>
+    </w:lvl>
+    <w:lvl w:ilvl="1" w:tplc="0C070003">
+      <w:start w:val="1"/>
+      <w:numFmt w:val="bullet"/>
+      <w:lvlText w:val="o"/>
+      <w:lvlJc w:val="left"/>
+      <w:pPr>
+        <w:ind w:left="1440" w:hanging="360"/>
+      </w:pPr>
+      <w:rPr>
+        <w:rFonts w:ascii="Courier New" w:hAnsi="Courier New" w:cs="Courier New" w:hint="default"/>
+      </w:rPr>
+    </w:lvl>
+    <w:lvl w:ilvl="2" w:tplc="0C070005" w:tentative="1">
+      <w:start w:val="1"/>
+      <w:numFmt w:val="bullet"/>
+      <w:lvlText w:val=""/>
+      <w:lvlJc w:val="left"/>
+      <w:pPr>
+        <w:ind w:left="2160" w:hanging="360"/>
+      </w:pPr>
+      <w:rPr>
+        <w:rFonts w:ascii="Wingdings" w:hAnsi="Wingdings" w:hint="default"/>
+      </w:rPr>
+    </w:lvl>
+    <w:lvl w:ilvl="3" w:tplc="0C070001" w:tentative="1">
+      <w:start w:val="1"/>
+      <w:numFmt w:val="bullet"/>
+      <w:lvlText w:val=""/>
+      <w:lvlJc w:val="left"/>
+      <w:pPr>
+        <w:ind w:left="2880" w:hanging="360"/>
+      </w:pPr>
+      <w:rPr>
+        <w:rFonts w:ascii="Symbol" w:hAnsi="Symbol" w:hint="default"/>
+      </w:rPr>
+    </w:lvl>
+    <w:lvl w:ilvl="4" w:tplc="0C070003" w:tentative="1">
+      <w:start w:val="1"/>
+      <w:numFmt w:val="bullet"/>
+      <w:lvlText w:val="o"/>
+      <w:lvlJc w:val="left"/>
+      <w:pPr>
+        <w:ind w:left="3600" w:hanging="360"/>
+      </w:pPr>
+      <w:rPr>
+        <w:rFonts w:ascii="Courier New" w:hAnsi="Courier New" w:cs="Courier New" w:hint="default"/>
+      </w:rPr>
+    </w:lvl>
+    <w:lvl w:ilvl="5" w:tplc="0C070005" w:tentative="1">
+      <w:start w:val="1"/>
+      <w:numFmt w:val="bullet"/>
+      <w:lvlText w:val=""/>
+      <w:lvlJc w:val="left"/>
+      <w:pPr>
+        <w:ind w:left="4320" w:hanging="360"/>
+      </w:pPr>
+      <w:rPr>
+        <w:rFonts w:ascii="Wingdings" w:hAnsi="Wingdings" w:hint="default"/>
+      </w:rPr>
+    </w:lvl>
+    <w:lvl w:ilvl="6" w:tplc="0C070001" w:tentative="1">
+      <w:start w:val="1"/>
+      <w:numFmt w:val="bullet"/>
+      <w:lvlText w:val=""/>
+      <w:lvlJc w:val="left"/>
+      <w:pPr>
+        <w:ind w:left="5040" w:hanging="360"/>
+      </w:pPr>
+      <w:rPr>
+        <w:rFonts w:ascii="Symbol" w:hAnsi="Symbol" w:hint="default"/>
+      </w:rPr>
+    </w:lvl>
+    <w:lvl w:ilvl="7" w:tplc="0C070003" w:tentative="1">
+      <w:start w:val="1"/>
+      <w:numFmt w:val="bullet"/>
+      <w:lvlText w:val="o"/>
+      <w:lvlJc w:val="left"/>
+      <w:pPr>
+        <w:ind w:left="5760" w:hanging="360"/>
+      </w:pPr>
+      <w:rPr>
+        <w:rFonts w:ascii="Courier New" w:hAnsi="Courier New" w:cs="Courier New" w:hint="default"/>
+      </w:rPr>
+    </w:lvl>
+    <w:lvl w:ilvl="8" w:tplc="0C070005" w:tentative="1">
+      <w:start w:val="1"/>
+      <w:numFmt w:val="bullet"/>
+      <w:lvlText w:val=""/>
+      <w:lvlJc w:val="left"/>
+      <w:pPr>
+        <w:ind w:left="6480" w:hanging="360"/>
+      </w:pPr>
+      <w:rPr>
+        <w:rFonts w:ascii="Wingdings" w:hAnsi="Wingdings" w:hint="default"/>
+      </w:rPr>
+    </w:lvl>
+  </w:abstractNum>
+  <w:abstractNum w:abstractNumId="24" w15:restartNumberingAfterBreak="0">
     <w:nsid w:val="67056DC8"/>
     <w:multiLevelType w:val="hybridMultilevel"/>
     <w:tmpl w:val="B70E077A"/>
@@ -3139,7 +4121,120 @@
       </w:rPr>
     </w:lvl>
   </w:abstractNum>
-  <w:abstractNum w:abstractNumId="21" w15:restartNumberingAfterBreak="0">
+  <w:abstractNum w:abstractNumId="25" w15:restartNumberingAfterBreak="0">
+    <w:nsid w:val="6962113D"/>
+    <w:multiLevelType w:val="hybridMultilevel"/>
+    <w:tmpl w:val="10F03594"/>
+    <w:lvl w:ilvl="0" w:tplc="0C070001">
+      <w:start w:val="1"/>
+      <w:numFmt w:val="bullet"/>
+      <w:lvlText w:val=""/>
+      <w:lvlJc w:val="left"/>
+      <w:pPr>
+        <w:ind w:left="720" w:hanging="360"/>
+      </w:pPr>
+      <w:rPr>
+        <w:rFonts w:ascii="Symbol" w:hAnsi="Symbol" w:hint="default"/>
+      </w:rPr>
+    </w:lvl>
+    <w:lvl w:ilvl="1" w:tplc="0C070003">
+      <w:start w:val="1"/>
+      <w:numFmt w:val="bullet"/>
+      <w:lvlText w:val="o"/>
+      <w:lvlJc w:val="left"/>
+      <w:pPr>
+        <w:ind w:left="1440" w:hanging="360"/>
+      </w:pPr>
+      <w:rPr>
+        <w:rFonts w:ascii="Courier New" w:hAnsi="Courier New" w:cs="Courier New" w:hint="default"/>
+      </w:rPr>
+    </w:lvl>
+    <w:lvl w:ilvl="2" w:tplc="0C070005" w:tentative="1">
+      <w:start w:val="1"/>
+      <w:numFmt w:val="bullet"/>
+      <w:lvlText w:val=""/>
+      <w:lvlJc w:val="left"/>
+      <w:pPr>
+        <w:ind w:left="2160" w:hanging="360"/>
+      </w:pPr>
+      <w:rPr>
+        <w:rFonts w:ascii="Wingdings" w:hAnsi="Wingdings" w:hint="default"/>
+      </w:rPr>
+    </w:lvl>
+    <w:lvl w:ilvl="3" w:tplc="0C070001" w:tentative="1">
+      <w:start w:val="1"/>
+      <w:numFmt w:val="bullet"/>
+      <w:lvlText w:val=""/>
+      <w:lvlJc w:val="left"/>
+      <w:pPr>
+        <w:ind w:left="2880" w:hanging="360"/>
+      </w:pPr>
+      <w:rPr>
+        <w:rFonts w:ascii="Symbol" w:hAnsi="Symbol" w:hint="default"/>
+      </w:rPr>
+    </w:lvl>
+    <w:lvl w:ilvl="4" w:tplc="0C070003" w:tentative="1">
+      <w:start w:val="1"/>
+      <w:numFmt w:val="bullet"/>
+      <w:lvlText w:val="o"/>
+      <w:lvlJc w:val="left"/>
+      <w:pPr>
+        <w:ind w:left="3600" w:hanging="360"/>
+      </w:pPr>
+      <w:rPr>
+        <w:rFonts w:ascii="Courier New" w:hAnsi="Courier New" w:cs="Courier New" w:hint="default"/>
+      </w:rPr>
+    </w:lvl>
+    <w:lvl w:ilvl="5" w:tplc="0C070005" w:tentative="1">
+      <w:start w:val="1"/>
+      <w:numFmt w:val="bullet"/>
+      <w:lvlText w:val=""/>
+      <w:lvlJc w:val="left"/>
+      <w:pPr>
+        <w:ind w:left="4320" w:hanging="360"/>
+      </w:pPr>
+      <w:rPr>
+        <w:rFonts w:ascii="Wingdings" w:hAnsi="Wingdings" w:hint="default"/>
+      </w:rPr>
+    </w:lvl>
+    <w:lvl w:ilvl="6" w:tplc="0C070001" w:tentative="1">
+      <w:start w:val="1"/>
+      <w:numFmt w:val="bullet"/>
+      <w:lvlText w:val=""/>
+      <w:lvlJc w:val="left"/>
+      <w:pPr>
+        <w:ind w:left="5040" w:hanging="360"/>
+      </w:pPr>
+      <w:rPr>
+        <w:rFonts w:ascii="Symbol" w:hAnsi="Symbol" w:hint="default"/>
+      </w:rPr>
+    </w:lvl>
+    <w:lvl w:ilvl="7" w:tplc="0C070003" w:tentative="1">
+      <w:start w:val="1"/>
+      <w:numFmt w:val="bullet"/>
+      <w:lvlText w:val="o"/>
+      <w:lvlJc w:val="left"/>
+      <w:pPr>
+        <w:ind w:left="5760" w:hanging="360"/>
+      </w:pPr>
+      <w:rPr>
+        <w:rFonts w:ascii="Courier New" w:hAnsi="Courier New" w:cs="Courier New" w:hint="default"/>
+      </w:rPr>
+    </w:lvl>
+    <w:lvl w:ilvl="8" w:tplc="0C070005" w:tentative="1">
+      <w:start w:val="1"/>
+      <w:numFmt w:val="bullet"/>
+      <w:lvlText w:val=""/>
+      <w:lvlJc w:val="left"/>
+      <w:pPr>
+        <w:ind w:left="6480" w:hanging="360"/>
+      </w:pPr>
+      <w:rPr>
+        <w:rFonts w:ascii="Wingdings" w:hAnsi="Wingdings" w:hint="default"/>
+      </w:rPr>
+    </w:lvl>
+  </w:abstractNum>
+  <w:abstractNum w:abstractNumId="26" w15:restartNumberingAfterBreak="0">
     <w:nsid w:val="6F9E4137"/>
     <w:multiLevelType w:val="hybridMultilevel"/>
     <w:tmpl w:val="2C344984"/>
@@ -3252,12 +4347,11 @@
       </w:rPr>
     </w:lvl>
   </w:abstractNum>
-  <w:abstractNum w:abstractNumId="22" w15:restartNumberingAfterBreak="0">
-    <w:nsid w:val="76FD1A66"/>
+  <w:abstractNum w:abstractNumId="27" w15:restartNumberingAfterBreak="0">
+    <w:nsid w:val="78D726E2"/>
     <w:multiLevelType w:val="hybridMultilevel"/>
-    <w:tmpl w:val="D194D30C"/>
-    <w:lvl w:ilvl="0" w:tplc="0C070001">
-      <w:start w:val="1"/>
+    <w:tmpl w:val="CC044256"/>
+    <w:lvl w:ilvl="0" w:tplc="33B88020">
       <w:numFmt w:val="bullet"/>
       <w:lvlText w:val=""/>
       <w:lvlJc w:val="left"/>
@@ -3265,7 +4359,7 @@
         <w:ind w:left="720" w:hanging="360"/>
       </w:pPr>
       <w:rPr>
-        <w:rFonts w:ascii="Symbol" w:hAnsi="Symbol" w:hint="default"/>
+        <w:rFonts w:ascii="Symbol" w:eastAsiaTheme="minorHAnsi" w:hAnsi="Symbol" w:cstheme="minorBidi" w:hint="default"/>
       </w:rPr>
     </w:lvl>
     <w:lvl w:ilvl="1" w:tplc="0C070003" w:tentative="1">
@@ -3365,80 +4459,95 @@
       </w:rPr>
     </w:lvl>
   </w:abstractNum>
-  <w:num w:numId="1">
+  <w:num w:numId="1" w16cid:durableId="1030422604">
+    <w:abstractNumId w:val="9"/>
+  </w:num>
+  <w:num w:numId="2" w16cid:durableId="351029457">
+    <w:abstractNumId w:val="7"/>
+  </w:num>
+  <w:num w:numId="3" w16cid:durableId="2143765733">
+    <w:abstractNumId w:val="6"/>
+  </w:num>
+  <w:num w:numId="4" w16cid:durableId="2025010853">
+    <w:abstractNumId w:val="2"/>
+  </w:num>
+  <w:num w:numId="5" w16cid:durableId="20011120">
+    <w:abstractNumId w:val="10"/>
+  </w:num>
+  <w:num w:numId="6" w16cid:durableId="137234402">
+    <w:abstractNumId w:val="12"/>
+  </w:num>
+  <w:num w:numId="7" w16cid:durableId="405684440">
+    <w:abstractNumId w:val="11"/>
+  </w:num>
+  <w:num w:numId="8" w16cid:durableId="1512522190">
+    <w:abstractNumId w:val="21"/>
+  </w:num>
+  <w:num w:numId="9" w16cid:durableId="2102136167">
+    <w:abstractNumId w:val="17"/>
+  </w:num>
+  <w:num w:numId="10" w16cid:durableId="161970411">
+    <w:abstractNumId w:val="18"/>
+  </w:num>
+  <w:num w:numId="11" w16cid:durableId="925457089">
+    <w:abstractNumId w:val="15"/>
+  </w:num>
+  <w:num w:numId="12" w16cid:durableId="1357737373">
+    <w:abstractNumId w:val="25"/>
+  </w:num>
+  <w:num w:numId="13" w16cid:durableId="1755593112">
+    <w:abstractNumId w:val="23"/>
+  </w:num>
+  <w:num w:numId="14" w16cid:durableId="1988393628">
+    <w:abstractNumId w:val="14"/>
+  </w:num>
+  <w:num w:numId="15" w16cid:durableId="1166633385">
+    <w:abstractNumId w:val="19"/>
+  </w:num>
+  <w:num w:numId="16" w16cid:durableId="1657493926">
+    <w:abstractNumId w:val="1"/>
+  </w:num>
+  <w:num w:numId="17" w16cid:durableId="31856245">
+    <w:abstractNumId w:val="4"/>
+  </w:num>
+  <w:num w:numId="18" w16cid:durableId="461385718">
+    <w:abstractNumId w:val="22"/>
+  </w:num>
+  <w:num w:numId="19" w16cid:durableId="15473687">
+    <w:abstractNumId w:val="27"/>
+  </w:num>
+  <w:num w:numId="20" w16cid:durableId="1315571338">
+    <w:abstractNumId w:val="8"/>
+  </w:num>
+  <w:num w:numId="21" w16cid:durableId="584611788">
+    <w:abstractNumId w:val="0"/>
+  </w:num>
+  <w:num w:numId="22" w16cid:durableId="1698584089">
+    <w:abstractNumId w:val="5"/>
+  </w:num>
+  <w:num w:numId="23" w16cid:durableId="422918260">
+    <w:abstractNumId w:val="16"/>
+  </w:num>
+  <w:num w:numId="24" w16cid:durableId="1789542074">
+    <w:abstractNumId w:val="20"/>
+  </w:num>
+  <w:num w:numId="25" w16cid:durableId="1967811553">
+    <w:abstractNumId w:val="3"/>
+  </w:num>
+  <w:num w:numId="26" w16cid:durableId="180898037">
     <w:abstractNumId w:val="13"/>
   </w:num>
-  <w:num w:numId="2">
-    <w:abstractNumId w:val="17"/>
+  <w:num w:numId="27" w16cid:durableId="638340977">
+    <w:abstractNumId w:val="26"/>
   </w:num>
-  <w:num w:numId="3">
-    <w:abstractNumId w:val="11"/>
-  </w:num>
-  <w:num w:numId="4">
-    <w:abstractNumId w:val="16"/>
-  </w:num>
-  <w:num w:numId="5">
-    <w:abstractNumId w:val="19"/>
-  </w:num>
-  <w:num w:numId="6">
-    <w:abstractNumId w:val="10"/>
-  </w:num>
-  <w:num w:numId="7">
-    <w:abstractNumId w:val="12"/>
-  </w:num>
-  <w:num w:numId="8">
-    <w:abstractNumId w:val="4"/>
-  </w:num>
-  <w:num w:numId="9">
-    <w:abstractNumId w:val="2"/>
-  </w:num>
-  <w:num w:numId="10">
-    <w:abstractNumId w:val="15"/>
-  </w:num>
-  <w:num w:numId="11">
-    <w:abstractNumId w:val="8"/>
-  </w:num>
-  <w:num w:numId="12">
-    <w:abstractNumId w:val="14"/>
-  </w:num>
-  <w:num w:numId="13">
-    <w:abstractNumId w:val="1"/>
-  </w:num>
-  <w:num w:numId="14">
-    <w:abstractNumId w:val="18"/>
-  </w:num>
-  <w:num w:numId="15">
-    <w:abstractNumId w:val="7"/>
-  </w:num>
-  <w:num w:numId="16">
-    <w:abstractNumId w:val="6"/>
-  </w:num>
-  <w:num w:numId="17">
-    <w:abstractNumId w:val="22"/>
-  </w:num>
-  <w:num w:numId="18">
-    <w:abstractNumId w:val="9"/>
-  </w:num>
-  <w:num w:numId="19">
-    <w:abstractNumId w:val="5"/>
-  </w:num>
-  <w:num w:numId="20">
-    <w:abstractNumId w:val="0"/>
-  </w:num>
-  <w:num w:numId="21">
-    <w:abstractNumId w:val="3"/>
-  </w:num>
-  <w:num w:numId="22">
-    <w:abstractNumId w:val="21"/>
-  </w:num>
-  <w:num w:numId="23">
-    <w:abstractNumId w:val="20"/>
+  <w:num w:numId="28" w16cid:durableId="1448157375">
+    <w:abstractNumId w:val="24"/>
   </w:num>
 </w:numbering>
 </file>
 
 <file path=word/styles.xml><?xml version="1.0" encoding="utf-8"?>
-<w:styles xmlns:mc="http://schemas.openxmlformats.org/markup-compatibility/2006" xmlns:r="http://schemas.openxmlformats.org/officeDocument/2006/relationships" xmlns:w="http://schemas.openxmlformats.org/wordprocessingml/2006/main" xmlns:w14="http://schemas.microsoft.com/office/word/2010/wordml" xmlns:w15="http://schemas.microsoft.com/office/word/2012/wordml" mc:Ignorable="w14 w15">
+<w:styles xmlns:mc="http://schemas.openxmlformats.org/markup-compatibility/2006" xmlns:r="http://schemas.openxmlformats.org/officeDocument/2006/relationships" xmlns:w="http://schemas.openxmlformats.org/wordprocessingml/2006/main" xmlns:w14="http://schemas.microsoft.com/office/word/2010/wordml" xmlns:w15="http://schemas.microsoft.com/office/word/2012/wordml" xmlns:w16cex="http://schemas.microsoft.com/office/word/2018/wordml/cex" xmlns:w16cid="http://schemas.microsoft.com/office/word/2016/wordml/cid" xmlns:w16="http://schemas.microsoft.com/office/word/2018/wordml" xmlns:w16sdtdh="http://schemas.microsoft.com/office/word/2020/wordml/sdtdatahash" xmlns:w16se="http://schemas.microsoft.com/office/word/2015/wordml/symex" mc:Ignorable="w14 w15 w16se w16cid w16 w16cex w16sdtdh">
   <w:docDefaults>
     <w:rPrDefault>
       <w:rPr>
@@ -3454,7 +4563,7 @@
       </w:pPr>
     </w:pPrDefault>
   </w:docDefaults>
-  <w:latentStyles w:defLockedState="0" w:defUIPriority="99" w:defSemiHidden="0" w:defUnhideWhenUsed="0" w:defQFormat="0" w:count="371">
+  <w:latentStyles w:defLockedState="0" w:defUIPriority="99" w:defSemiHidden="0" w:defUnhideWhenUsed="0" w:defQFormat="0" w:count="376">
     <w:lsdException w:name="Normal" w:uiPriority="0" w:qFormat="1"/>
     <w:lsdException w:name="heading 1" w:uiPriority="9" w:qFormat="1"/>
     <w:lsdException w:name="heading 2" w:semiHidden="1" w:uiPriority="9" w:unhideWhenUsed="1" w:qFormat="1"/>
@@ -3609,7 +4718,7 @@
     <w:lsdException w:name="Table Web 2" w:semiHidden="1" w:unhideWhenUsed="1"/>
     <w:lsdException w:name="Table Web 3" w:semiHidden="1" w:unhideWhenUsed="1"/>
     <w:lsdException w:name="Balloon Text" w:semiHidden="1" w:unhideWhenUsed="1"/>
-    <w:lsdException w:name="Table Grid" w:uiPriority="39"/>
+    <w:lsdException w:name="Table Grid" w:uiPriority="0"/>
     <w:lsdException w:name="Table Theme" w:semiHidden="1" w:unhideWhenUsed="1"/>
     <w:lsdException w:name="Placeholder Text" w:semiHidden="1"/>
     <w:lsdException w:name="No Spacing" w:uiPriority="1" w:qFormat="1"/>
@@ -3826,28 +4935,35 @@
     <w:lsdException w:name="List Table 5 Dark Accent 6" w:uiPriority="50"/>
     <w:lsdException w:name="List Table 6 Colorful Accent 6" w:uiPriority="51"/>
     <w:lsdException w:name="List Table 7 Colorful Accent 6" w:uiPriority="52"/>
+    <w:lsdException w:name="Mention" w:semiHidden="1" w:unhideWhenUsed="1"/>
+    <w:lsdException w:name="Smart Hyperlink" w:semiHidden="1" w:unhideWhenUsed="1"/>
+    <w:lsdException w:name="Hashtag" w:semiHidden="1" w:unhideWhenUsed="1"/>
+    <w:lsdException w:name="Unresolved Mention" w:semiHidden="1" w:unhideWhenUsed="1"/>
+    <w:lsdException w:name="Smart Link" w:semiHidden="1" w:unhideWhenUsed="1"/>
   </w:latentStyles>
   <w:style w:type="paragraph" w:default="1" w:styleId="Standard">
     <w:name w:val="Normal"/>
     <w:qFormat/>
-    <w:rsid w:val="004F45DC"/>
+    <w:rsid w:val="00A503FC"/>
+    <w:pPr>
+      <w:spacing w:after="200" w:line="276" w:lineRule="auto"/>
+    </w:pPr>
+    <w:rPr>
+      <w:sz w:val="24"/>
+    </w:rPr>
   </w:style>
   <w:style w:type="paragraph" w:styleId="berschrift1">
     <w:name w:val="heading 1"/>
     <w:basedOn w:val="Standard"/>
     <w:next w:val="Standard"/>
     <w:link w:val="berschrift1Zchn"/>
-    <w:autoRedefine/>
     <w:uiPriority w:val="9"/>
     <w:qFormat/>
-    <w:rsid w:val="00A86866"/>
+    <w:rsid w:val="004B038D"/>
     <w:pPr>
       <w:keepNext/>
       <w:keepLines/>
-      <w:suppressAutoHyphens/>
-      <w:autoSpaceDN w:val="0"/>
-      <w:spacing w:before="240" w:after="240" w:line="257" w:lineRule="auto"/>
-      <w:textAlignment w:val="baseline"/>
+      <w:spacing w:before="240" w:after="0"/>
       <w:outlineLvl w:val="0"/>
     </w:pPr>
     <w:rPr>
@@ -3865,16 +4981,18 @@
     <w:uiPriority w:val="9"/>
     <w:unhideWhenUsed/>
     <w:qFormat/>
-    <w:rsid w:val="000F10A2"/>
+    <w:rsid w:val="0083473C"/>
     <w:pPr>
       <w:keepNext/>
       <w:keepLines/>
-      <w:spacing w:before="40" w:after="0"/>
+      <w:spacing w:before="200" w:after="0"/>
       <w:outlineLvl w:val="1"/>
     </w:pPr>
     <w:rPr>
       <w:rFonts w:asciiTheme="majorHAnsi" w:eastAsiaTheme="majorEastAsia" w:hAnsiTheme="majorHAnsi" w:cstheme="majorBidi"/>
-      <w:color w:val="2E74B5" w:themeColor="accent1" w:themeShade="BF"/>
+      <w:b/>
+      <w:bCs/>
+      <w:color w:val="5B9BD5" w:themeColor="accent1"/>
       <w:sz w:val="26"/>
       <w:szCs w:val="26"/>
     </w:rPr>
@@ -3887,7 +5005,7 @@
     <w:uiPriority w:val="9"/>
     <w:unhideWhenUsed/>
     <w:qFormat/>
-    <w:rsid w:val="00E5691B"/>
+    <w:rsid w:val="00A321B9"/>
     <w:pPr>
       <w:keepNext/>
       <w:keepLines/>
@@ -3897,8 +5015,91 @@
     <w:rPr>
       <w:rFonts w:asciiTheme="majorHAnsi" w:eastAsiaTheme="majorEastAsia" w:hAnsiTheme="majorHAnsi" w:cstheme="majorBidi"/>
       <w:color w:val="1F4D78" w:themeColor="accent1" w:themeShade="7F"/>
-      <w:sz w:val="24"/>
       <w:szCs w:val="24"/>
+    </w:rPr>
+  </w:style>
+  <w:style w:type="paragraph" w:styleId="berschrift4">
+    <w:name w:val="heading 4"/>
+    <w:basedOn w:val="Standard"/>
+    <w:next w:val="Standard"/>
+    <w:link w:val="berschrift4Zchn"/>
+    <w:uiPriority w:val="9"/>
+    <w:unhideWhenUsed/>
+    <w:qFormat/>
+    <w:rsid w:val="007F1466"/>
+    <w:pPr>
+      <w:keepNext/>
+      <w:keepLines/>
+      <w:spacing w:before="40" w:after="0"/>
+      <w:outlineLvl w:val="3"/>
+    </w:pPr>
+    <w:rPr>
+      <w:rFonts w:asciiTheme="majorHAnsi" w:eastAsiaTheme="majorEastAsia" w:hAnsiTheme="majorHAnsi" w:cstheme="majorBidi"/>
+      <w:i/>
+      <w:iCs/>
+      <w:color w:val="2E74B5" w:themeColor="accent1" w:themeShade="BF"/>
+    </w:rPr>
+  </w:style>
+  <w:style w:type="paragraph" w:styleId="berschrift5">
+    <w:name w:val="heading 5"/>
+    <w:basedOn w:val="Standard"/>
+    <w:next w:val="Standard"/>
+    <w:link w:val="berschrift5Zchn"/>
+    <w:uiPriority w:val="9"/>
+    <w:unhideWhenUsed/>
+    <w:qFormat/>
+    <w:rsid w:val="00A321B9"/>
+    <w:pPr>
+      <w:keepNext/>
+      <w:keepLines/>
+      <w:spacing w:before="40" w:after="0"/>
+      <w:outlineLvl w:val="4"/>
+    </w:pPr>
+    <w:rPr>
+      <w:rFonts w:asciiTheme="majorHAnsi" w:eastAsiaTheme="majorEastAsia" w:hAnsiTheme="majorHAnsi" w:cstheme="majorBidi"/>
+      <w:color w:val="2E74B5" w:themeColor="accent1" w:themeShade="BF"/>
+    </w:rPr>
+  </w:style>
+  <w:style w:type="paragraph" w:styleId="berschrift6">
+    <w:name w:val="heading 6"/>
+    <w:basedOn w:val="Standard"/>
+    <w:next w:val="Standard"/>
+    <w:link w:val="berschrift6Zchn"/>
+    <w:uiPriority w:val="9"/>
+    <w:unhideWhenUsed/>
+    <w:qFormat/>
+    <w:rsid w:val="00B37C32"/>
+    <w:pPr>
+      <w:keepNext/>
+      <w:keepLines/>
+      <w:spacing w:before="40" w:after="0"/>
+      <w:outlineLvl w:val="5"/>
+    </w:pPr>
+    <w:rPr>
+      <w:rFonts w:asciiTheme="majorHAnsi" w:eastAsiaTheme="majorEastAsia" w:hAnsiTheme="majorHAnsi" w:cstheme="majorBidi"/>
+      <w:color w:val="1F4D78" w:themeColor="accent1" w:themeShade="7F"/>
+    </w:rPr>
+  </w:style>
+  <w:style w:type="paragraph" w:styleId="berschrift7">
+    <w:name w:val="heading 7"/>
+    <w:basedOn w:val="Standard"/>
+    <w:next w:val="Standard"/>
+    <w:link w:val="berschrift7Zchn"/>
+    <w:uiPriority w:val="9"/>
+    <w:unhideWhenUsed/>
+    <w:qFormat/>
+    <w:rsid w:val="00B37C32"/>
+    <w:pPr>
+      <w:keepNext/>
+      <w:keepLines/>
+      <w:spacing w:before="40" w:after="0"/>
+      <w:outlineLvl w:val="6"/>
+    </w:pPr>
+    <w:rPr>
+      <w:rFonts w:asciiTheme="majorHAnsi" w:eastAsiaTheme="majorEastAsia" w:hAnsiTheme="majorHAnsi" w:cstheme="majorBidi"/>
+      <w:i/>
+      <w:iCs/>
+      <w:color w:val="1F4D78" w:themeColor="accent1" w:themeShade="7F"/>
     </w:rPr>
   </w:style>
   <w:style w:type="character" w:default="1" w:styleId="Absatz-Standardschriftart">
@@ -3928,87 +5129,49 @@
     <w:semiHidden/>
     <w:unhideWhenUsed/>
   </w:style>
-  <w:style w:type="paragraph" w:customStyle="1" w:styleId="Absatz">
-    <w:name w:val="Absatz"/>
-    <w:basedOn w:val="KeinLeerraum"/>
-    <w:link w:val="AbsatzZchn"/>
-    <w:autoRedefine/>
-    <w:qFormat/>
-    <w:rsid w:val="00970396"/>
+  <w:style w:type="paragraph" w:styleId="Kopfzeile">
+    <w:name w:val="header"/>
+    <w:basedOn w:val="Standard"/>
+    <w:link w:val="KopfzeileZchn"/>
+    <w:uiPriority w:val="99"/>
+    <w:unhideWhenUsed/>
+    <w:rsid w:val="004E322A"/>
     <w:pPr>
-      <w:suppressAutoHyphens/>
-      <w:autoSpaceDN w:val="0"/>
-      <w:spacing w:before="120"/>
-      <w:jc w:val="both"/>
-      <w:textAlignment w:val="baseline"/>
-    </w:pPr>
-    <w:rPr>
-      <w:sz w:val="24"/>
-    </w:rPr>
-  </w:style>
-  <w:style w:type="character" w:customStyle="1" w:styleId="AbsatzZchn">
-    <w:name w:val="Absatz Zchn"/>
-    <w:basedOn w:val="Absatz-Standardschriftart"/>
-    <w:link w:val="Absatz"/>
-    <w:rsid w:val="00970396"/>
-    <w:rPr>
-      <w:sz w:val="24"/>
-    </w:rPr>
-  </w:style>
-  <w:style w:type="paragraph" w:styleId="KeinLeerraum">
-    <w:name w:val="No Spacing"/>
-    <w:uiPriority w:val="1"/>
-    <w:qFormat/>
-    <w:rsid w:val="00970396"/>
-    <w:pPr>
+      <w:tabs>
+        <w:tab w:val="center" w:pos="4536"/>
+        <w:tab w:val="right" w:pos="9072"/>
+      </w:tabs>
       <w:spacing w:after="0" w:line="240" w:lineRule="auto"/>
     </w:pPr>
   </w:style>
-  <w:style w:type="character" w:customStyle="1" w:styleId="berschrift1Zchn">
-    <w:name w:val="Überschrift 1 Zchn"/>
+  <w:style w:type="character" w:customStyle="1" w:styleId="KopfzeileZchn">
+    <w:name w:val="Kopfzeile Zchn"/>
     <w:basedOn w:val="Absatz-Standardschriftart"/>
-    <w:link w:val="berschrift1"/>
-    <w:uiPriority w:val="9"/>
-    <w:rsid w:val="00A86866"/>
-    <w:rPr>
-      <w:rFonts w:asciiTheme="majorHAnsi" w:eastAsiaTheme="majorEastAsia" w:hAnsiTheme="majorHAnsi" w:cstheme="majorBidi"/>
-      <w:color w:val="2E74B5" w:themeColor="accent1" w:themeShade="BF"/>
-      <w:sz w:val="32"/>
-      <w:szCs w:val="32"/>
-    </w:rPr>
+    <w:link w:val="Kopfzeile"/>
+    <w:uiPriority w:val="99"/>
+    <w:rsid w:val="004E322A"/>
   </w:style>
-  <w:style w:type="paragraph" w:customStyle="1" w:styleId="Snippet">
-    <w:name w:val="Snippet"/>
+  <w:style w:type="paragraph" w:styleId="Fuzeile">
+    <w:name w:val="footer"/>
     <w:basedOn w:val="Standard"/>
-    <w:link w:val="SnippetZchn"/>
-    <w:autoRedefine/>
-    <w:qFormat/>
-    <w:rsid w:val="00970396"/>
+    <w:link w:val="FuzeileZchn"/>
+    <w:uiPriority w:val="99"/>
+    <w:unhideWhenUsed/>
+    <w:rsid w:val="004E322A"/>
     <w:pPr>
-      <w:pBdr>
-        <w:top w:val="single" w:sz="4" w:space="1" w:color="auto"/>
-        <w:bottom w:val="single" w:sz="4" w:space="1" w:color="auto"/>
-      </w:pBdr>
-      <w:shd w:val="solid" w:color="auto" w:fill="DEEAF6" w:themeFill="accent1" w:themeFillTint="33"/>
-      <w:suppressAutoHyphens/>
-      <w:autoSpaceDN w:val="0"/>
-      <w:spacing w:before="120" w:after="120" w:line="257" w:lineRule="auto"/>
-      <w:ind w:left="709"/>
-      <w:textAlignment w:val="baseline"/>
+      <w:tabs>
+        <w:tab w:val="center" w:pos="4536"/>
+        <w:tab w:val="right" w:pos="9072"/>
+      </w:tabs>
+      <w:spacing w:after="0" w:line="240" w:lineRule="auto"/>
     </w:pPr>
-    <w:rPr>
-      <w:rFonts w:ascii="Courier New" w:hAnsi="Courier New" w:cs="Courier New"/>
-    </w:rPr>
   </w:style>
-  <w:style w:type="character" w:customStyle="1" w:styleId="SnippetZchn">
-    <w:name w:val="Snippet Zchn"/>
+  <w:style w:type="character" w:customStyle="1" w:styleId="FuzeileZchn">
+    <w:name w:val="Fußzeile Zchn"/>
     <w:basedOn w:val="Absatz-Standardschriftart"/>
-    <w:link w:val="Snippet"/>
-    <w:rsid w:val="00970396"/>
-    <w:rPr>
-      <w:rFonts w:ascii="Courier New" w:hAnsi="Courier New" w:cs="Courier New"/>
-      <w:shd w:val="solid" w:color="auto" w:fill="DEEAF6" w:themeFill="accent1" w:themeFillTint="33"/>
-    </w:rPr>
+    <w:link w:val="Fuzeile"/>
+    <w:uiPriority w:val="99"/>
+    <w:rsid w:val="004E322A"/>
   </w:style>
   <w:style w:type="paragraph" w:styleId="Sprechblasentext">
     <w:name w:val="Balloon Text"/>
@@ -4017,7 +5180,7 @@
     <w:uiPriority w:val="99"/>
     <w:semiHidden/>
     <w:unhideWhenUsed/>
-    <w:rsid w:val="008B70C7"/>
+    <w:rsid w:val="004E322A"/>
     <w:pPr>
       <w:spacing w:after="0" w:line="240" w:lineRule="auto"/>
     </w:pPr>
@@ -4033,11 +5196,44 @@
     <w:link w:val="Sprechblasentext"/>
     <w:uiPriority w:val="99"/>
     <w:semiHidden/>
-    <w:rsid w:val="008B70C7"/>
+    <w:rsid w:val="004E322A"/>
     <w:rPr>
       <w:rFonts w:ascii="Segoe UI" w:hAnsi="Segoe UI" w:cs="Segoe UI"/>
       <w:sz w:val="18"/>
       <w:szCs w:val="18"/>
+    </w:rPr>
+  </w:style>
+  <w:style w:type="table" w:styleId="Tabellenraster">
+    <w:name w:val="Table Grid"/>
+    <w:basedOn w:val="NormaleTabelle"/>
+    <w:rsid w:val="004E322A"/>
+    <w:pPr>
+      <w:spacing w:after="0" w:line="240" w:lineRule="auto"/>
+    </w:pPr>
+    <w:tblPr>
+      <w:tblBorders>
+        <w:top w:val="single" w:sz="4" w:space="0" w:color="auto"/>
+        <w:left w:val="single" w:sz="4" w:space="0" w:color="auto"/>
+        <w:bottom w:val="single" w:sz="4" w:space="0" w:color="auto"/>
+        <w:right w:val="single" w:sz="4" w:space="0" w:color="auto"/>
+        <w:insideH w:val="single" w:sz="4" w:space="0" w:color="auto"/>
+        <w:insideV w:val="single" w:sz="4" w:space="0" w:color="auto"/>
+      </w:tblBorders>
+    </w:tblPr>
+  </w:style>
+  <w:style w:type="character" w:customStyle="1" w:styleId="berschrift2Zchn">
+    <w:name w:val="Überschrift 2 Zchn"/>
+    <w:basedOn w:val="Absatz-Standardschriftart"/>
+    <w:link w:val="berschrift2"/>
+    <w:uiPriority w:val="9"/>
+    <w:rsid w:val="0083473C"/>
+    <w:rPr>
+      <w:rFonts w:asciiTheme="majorHAnsi" w:eastAsiaTheme="majorEastAsia" w:hAnsiTheme="majorHAnsi" w:cstheme="majorBidi"/>
+      <w:b/>
+      <w:bCs/>
+      <w:color w:val="5B9BD5" w:themeColor="accent1"/>
+      <w:sz w:val="26"/>
+      <w:szCs w:val="26"/>
     </w:rPr>
   </w:style>
   <w:style w:type="paragraph" w:styleId="Listenabsatz">
@@ -4045,47 +5241,204 @@
     <w:basedOn w:val="Standard"/>
     <w:uiPriority w:val="34"/>
     <w:qFormat/>
-    <w:rsid w:val="00BE424A"/>
+    <w:rsid w:val="0083473C"/>
     <w:pPr>
       <w:ind w:left="720"/>
       <w:contextualSpacing/>
     </w:pPr>
   </w:style>
+  <w:style w:type="paragraph" w:styleId="KeinLeerraum">
+    <w:name w:val="No Spacing"/>
+    <w:uiPriority w:val="1"/>
+    <w:qFormat/>
+    <w:rsid w:val="0083473C"/>
+    <w:pPr>
+      <w:spacing w:after="0" w:line="240" w:lineRule="auto"/>
+    </w:pPr>
+  </w:style>
+  <w:style w:type="character" w:customStyle="1" w:styleId="berschrift1Zchn">
+    <w:name w:val="Überschrift 1 Zchn"/>
+    <w:basedOn w:val="Absatz-Standardschriftart"/>
+    <w:link w:val="berschrift1"/>
+    <w:uiPriority w:val="9"/>
+    <w:rsid w:val="004B038D"/>
+    <w:rPr>
+      <w:rFonts w:asciiTheme="majorHAnsi" w:eastAsiaTheme="majorEastAsia" w:hAnsiTheme="majorHAnsi" w:cstheme="majorBidi"/>
+      <w:color w:val="2E74B5" w:themeColor="accent1" w:themeShade="BF"/>
+      <w:sz w:val="32"/>
+      <w:szCs w:val="32"/>
+    </w:rPr>
+  </w:style>
   <w:style w:type="character" w:styleId="Hyperlink">
     <w:name w:val="Hyperlink"/>
     <w:basedOn w:val="Absatz-Standardschriftart"/>
     <w:uiPriority w:val="99"/>
-    <w:unhideWhenUsed/>
-    <w:rsid w:val="007C7CBC"/>
+    <w:rsid w:val="00BB4C33"/>
     <w:rPr>
-      <w:color w:val="0563C1" w:themeColor="hyperlink"/>
+      <w:color w:val="0000FF"/>
       <w:u w:val="single"/>
     </w:rPr>
   </w:style>
-  <w:style w:type="character" w:customStyle="1" w:styleId="berschrift2Zchn">
-    <w:name w:val="Überschrift 2 Zchn"/>
+  <w:style w:type="character" w:customStyle="1" w:styleId="berschrift4Zchn">
+    <w:name w:val="Überschrift 4 Zchn"/>
     <w:basedOn w:val="Absatz-Standardschriftart"/>
-    <w:link w:val="berschrift2"/>
+    <w:link w:val="berschrift4"/>
     <w:uiPriority w:val="9"/>
-    <w:rsid w:val="000F10A2"/>
+    <w:rsid w:val="007F1466"/>
     <w:rPr>
       <w:rFonts w:asciiTheme="majorHAnsi" w:eastAsiaTheme="majorEastAsia" w:hAnsiTheme="majorHAnsi" w:cstheme="majorBidi"/>
+      <w:i/>
+      <w:iCs/>
       <w:color w:val="2E74B5" w:themeColor="accent1" w:themeShade="BF"/>
-      <w:sz w:val="26"/>
-      <w:szCs w:val="26"/>
     </w:rPr>
+  </w:style>
+  <w:style w:type="paragraph" w:customStyle="1" w:styleId="Text">
+    <w:name w:val="Text"/>
+    <w:basedOn w:val="Standard"/>
+    <w:link w:val="TextChar1"/>
+    <w:rsid w:val="007F1466"/>
+    <w:pPr>
+      <w:spacing w:after="0" w:line="240" w:lineRule="auto"/>
+      <w:jc w:val="both"/>
+    </w:pPr>
+    <w:rPr>
+      <w:rFonts w:ascii="Arial" w:eastAsia="Times New Roman" w:hAnsi="Arial" w:cs="Times New Roman"/>
+      <w:szCs w:val="24"/>
+      <w:lang w:val="de-DE" w:eastAsia="de-DE"/>
+    </w:rPr>
+  </w:style>
+  <w:style w:type="character" w:customStyle="1" w:styleId="TextChar1">
+    <w:name w:val="Text Char1"/>
+    <w:link w:val="Text"/>
+    <w:rsid w:val="007F1466"/>
+    <w:rPr>
+      <w:rFonts w:ascii="Arial" w:eastAsia="Times New Roman" w:hAnsi="Arial" w:cs="Times New Roman"/>
+      <w:sz w:val="24"/>
+      <w:szCs w:val="24"/>
+      <w:lang w:val="de-DE" w:eastAsia="de-DE"/>
+    </w:rPr>
+  </w:style>
+  <w:style w:type="paragraph" w:customStyle="1" w:styleId="Aufzhlung1">
+    <w:name w:val="Aufzählung 1"/>
+    <w:basedOn w:val="Standard"/>
+    <w:autoRedefine/>
+    <w:rsid w:val="007F1466"/>
+    <w:pPr>
+      <w:numPr>
+        <w:numId w:val="10"/>
+      </w:numPr>
+      <w:tabs>
+        <w:tab w:val="clear" w:pos="360"/>
+      </w:tabs>
+      <w:spacing w:before="100" w:beforeAutospacing="1" w:after="100" w:afterAutospacing="1" w:line="240" w:lineRule="auto"/>
+      <w:ind w:left="527" w:hanging="357"/>
+    </w:pPr>
+    <w:rPr>
+      <w:rFonts w:ascii="Arial" w:eastAsia="Times New Roman" w:hAnsi="Arial" w:cs="Times New Roman"/>
+      <w:sz w:val="20"/>
+      <w:szCs w:val="24"/>
+      <w:lang w:val="de-DE" w:eastAsia="de-DE"/>
+    </w:rPr>
+  </w:style>
+  <w:style w:type="character" w:customStyle="1" w:styleId="NichtaufgelsteErwhnung1">
+    <w:name w:val="Nicht aufgelöste Erwähnung1"/>
+    <w:basedOn w:val="Absatz-Standardschriftart"/>
+    <w:uiPriority w:val="99"/>
+    <w:semiHidden/>
+    <w:unhideWhenUsed/>
+    <w:rsid w:val="00675B5F"/>
+    <w:rPr>
+      <w:color w:val="605E5C"/>
+      <w:shd w:val="clear" w:color="auto" w:fill="E1DFDD"/>
+    </w:rPr>
+  </w:style>
+  <w:style w:type="paragraph" w:styleId="StandardWeb">
+    <w:name w:val="Normal (Web)"/>
+    <w:basedOn w:val="Standard"/>
+    <w:uiPriority w:val="99"/>
+    <w:semiHidden/>
+    <w:unhideWhenUsed/>
+    <w:rsid w:val="00675B5F"/>
+    <w:pPr>
+      <w:spacing w:before="100" w:beforeAutospacing="1" w:after="100" w:afterAutospacing="1" w:line="240" w:lineRule="auto"/>
+    </w:pPr>
+    <w:rPr>
+      <w:rFonts w:ascii="Times New Roman" w:eastAsia="Times New Roman" w:hAnsi="Times New Roman" w:cs="Times New Roman"/>
+      <w:szCs w:val="24"/>
+      <w:lang w:eastAsia="de-AT"/>
+    </w:rPr>
+  </w:style>
+  <w:style w:type="character" w:customStyle="1" w:styleId="mwe-math-mathml-inline">
+    <w:name w:val="mwe-math-mathml-inline"/>
+    <w:basedOn w:val="Absatz-Standardschriftart"/>
+    <w:rsid w:val="00675B5F"/>
+  </w:style>
+  <w:style w:type="character" w:styleId="BesuchterLink">
+    <w:name w:val="FollowedHyperlink"/>
+    <w:basedOn w:val="Absatz-Standardschriftart"/>
+    <w:uiPriority w:val="99"/>
+    <w:semiHidden/>
+    <w:unhideWhenUsed/>
+    <w:rsid w:val="00AE5DEB"/>
+    <w:rPr>
+      <w:color w:val="954F72" w:themeColor="followedHyperlink"/>
+      <w:u w:val="single"/>
+    </w:rPr>
+  </w:style>
+  <w:style w:type="character" w:customStyle="1" w:styleId="markedcontent">
+    <w:name w:val="markedcontent"/>
+    <w:basedOn w:val="Absatz-Standardschriftart"/>
+    <w:rsid w:val="00A321B9"/>
   </w:style>
   <w:style w:type="character" w:customStyle="1" w:styleId="berschrift3Zchn">
     <w:name w:val="Überschrift 3 Zchn"/>
     <w:basedOn w:val="Absatz-Standardschriftart"/>
     <w:link w:val="berschrift3"/>
     <w:uiPriority w:val="9"/>
-    <w:rsid w:val="00E5691B"/>
+    <w:rsid w:val="00A321B9"/>
     <w:rPr>
       <w:rFonts w:asciiTheme="majorHAnsi" w:eastAsiaTheme="majorEastAsia" w:hAnsiTheme="majorHAnsi" w:cstheme="majorBidi"/>
       <w:color w:val="1F4D78" w:themeColor="accent1" w:themeShade="7F"/>
       <w:sz w:val="24"/>
       <w:szCs w:val="24"/>
+    </w:rPr>
+  </w:style>
+  <w:style w:type="character" w:customStyle="1" w:styleId="berschrift5Zchn">
+    <w:name w:val="Überschrift 5 Zchn"/>
+    <w:basedOn w:val="Absatz-Standardschriftart"/>
+    <w:link w:val="berschrift5"/>
+    <w:uiPriority w:val="9"/>
+    <w:rsid w:val="00A321B9"/>
+    <w:rPr>
+      <w:rFonts w:asciiTheme="majorHAnsi" w:eastAsiaTheme="majorEastAsia" w:hAnsiTheme="majorHAnsi" w:cstheme="majorBidi"/>
+      <w:color w:val="2E74B5" w:themeColor="accent1" w:themeShade="BF"/>
+      <w:sz w:val="24"/>
+    </w:rPr>
+  </w:style>
+  <w:style w:type="character" w:customStyle="1" w:styleId="berschrift6Zchn">
+    <w:name w:val="Überschrift 6 Zchn"/>
+    <w:basedOn w:val="Absatz-Standardschriftart"/>
+    <w:link w:val="berschrift6"/>
+    <w:uiPriority w:val="9"/>
+    <w:rsid w:val="00B37C32"/>
+    <w:rPr>
+      <w:rFonts w:asciiTheme="majorHAnsi" w:eastAsiaTheme="majorEastAsia" w:hAnsiTheme="majorHAnsi" w:cstheme="majorBidi"/>
+      <w:color w:val="1F4D78" w:themeColor="accent1" w:themeShade="7F"/>
+      <w:sz w:val="24"/>
+    </w:rPr>
+  </w:style>
+  <w:style w:type="character" w:customStyle="1" w:styleId="berschrift7Zchn">
+    <w:name w:val="Überschrift 7 Zchn"/>
+    <w:basedOn w:val="Absatz-Standardschriftart"/>
+    <w:link w:val="berschrift7"/>
+    <w:uiPriority w:val="9"/>
+    <w:rsid w:val="00B37C32"/>
+    <w:rPr>
+      <w:rFonts w:asciiTheme="majorHAnsi" w:eastAsiaTheme="majorEastAsia" w:hAnsiTheme="majorHAnsi" w:cstheme="majorBidi"/>
+      <w:i/>
+      <w:iCs/>
+      <w:color w:val="1F4D78" w:themeColor="accent1" w:themeShade="7F"/>
+      <w:sz w:val="24"/>
     </w:rPr>
   </w:style>
 </w:styles>
